--- a/09-通信电路/05-其他通信电路/天线匹配电路/天线匹配电路.docx
+++ b/09-通信电路/05-其他通信电路/天线匹配电路/天线匹配电路.docx
@@ -2644,6 +2644,20 @@
     </w:p>
     <w:bookmarkEnd w:id="26"/>
     <w:bookmarkEnd w:id="27"/>
+    <w:p>
+      <w:pPr>
+        <w:spacing w:before="360"/>
+        <w:jc w:val="center"/>
+      </w:pPr>
+      <w:r>
+        <w:rPr>
+          <w:rFonts w:ascii="Times New Roman" w:hAnsi="Times New Roman"/>
+          <w:color w:val="555555"/>
+          <w:sz w:val="21"/>
+        </w:rPr>
+        <w:t>材料收集者：杜文杰</w:t>
+      </w:r>
+    </w:p>
     <w:sectPr>
       <w:headerReference r:id="rId9" w:type="default"/>
       <w:footerReference r:id="rId10" w:type="default"/>

--- a/09-通信电路/05-其他通信电路/天线匹配电路/天线匹配电路.docx
+++ b/09-通信电路/05-其他通信电路/天线匹配电路/天线匹配电路.docx
@@ -1,6 +1,6 @@
 
 <file path=word/document.xml><?xml version="1.0" encoding="utf-8"?>
-<w:document xmlns:w="http://schemas.openxmlformats.org/wordprocessingml/2006/main" xmlns:m="http://schemas.openxmlformats.org/officeDocument/2006/math" xmlns:r="http://schemas.openxmlformats.org/officeDocument/2006/relationships" xmlns:o="urn:schemas-microsoft-com:office:office" xmlns:v="urn:schemas-microsoft-com:vml" xmlns:w10="urn:schemas-microsoft-com:office:word" xmlns:a="http://schemas.openxmlformats.org/drawingml/2006/main" xmlns:pic="http://schemas.openxmlformats.org/drawingml/2006/picture" xmlns:wp="http://schemas.openxmlformats.org/drawingml/2006/wordprocessingDrawing">
+<w:document xmlns:m="http://schemas.openxmlformats.org/officeDocument/2006/math" xmlns:r="http://schemas.openxmlformats.org/officeDocument/2006/relationships" xmlns:w="http://schemas.openxmlformats.org/wordprocessingml/2006/main" xmlns:o="urn:schemas-microsoft-com:office:office" xmlns:v="urn:schemas-microsoft-com:vml" xmlns:w10="urn:schemas-microsoft-com:office:word" xmlns:a="http://schemas.openxmlformats.org/drawingml/2006/main" xmlns:pic="http://schemas.openxmlformats.org/drawingml/2006/picture" xmlns:wp="http://schemas.openxmlformats.org/drawingml/2006/wordprocessingDrawing">
   <w:body>
     <w:bookmarkStart w:id="27" w:name="天线匹配电路"/>
     <w:p>
@@ -9,7 +9,7 @@
       </w:pPr>
       <w:r>
         <w:rPr>
-          <w:rFonts w:hint="eastAsia"/>
+          <w:rFonts w:hint="eastAsia" w:eastAsia="黑体"/>
         </w:rPr>
         <w:t xml:space="preserve">天线匹配电路</w:t>
       </w:r>
@@ -21,7 +21,7 @@
       </w:pPr>
       <w:r>
         <w:rPr>
-          <w:rFonts w:hint="eastAsia"/>
+          <w:rFonts w:hint="eastAsia" w:eastAsia="黑体"/>
         </w:rPr>
         <w:t xml:space="preserve">拓扑描述</w:t>
       </w:r>
@@ -32,16 +32,19 @@
       </w:pPr>
       <w:r>
         <w:rPr>
-          <w:rFonts w:hint="eastAsia"/>
+          <w:rFonts w:hint="eastAsia" w:eastAsia="黑体"/>
         </w:rPr>
         <w:t xml:space="preserve">天线匹配电路由</w:t>
       </w:r>
       <w:r>
+        <w:rPr>
+          <w:rFonts w:eastAsia="黑体"/>
+        </w:rPr>
         <w:t xml:space="preserve"> </w:t>
       </w:r>
       <w:r>
         <w:rPr>
-          <w:rFonts w:hint="eastAsia"/>
+          <w:rFonts w:hint="eastAsia" w:eastAsia="黑体"/>
           <w:b/>
           <w:bCs/>
         </w:rPr>
@@ -49,6 +52,7 @@
       </w:r>
       <w:r>
         <w:rPr>
+          <w:rFonts w:eastAsia="黑体"/>
           <w:b/>
           <w:bCs/>
         </w:rPr>
@@ -61,6 +65,7 @@
       </m:oMath>
       <w:r>
         <w:rPr>
+          <w:rFonts w:eastAsia="黑体"/>
           <w:b/>
           <w:bCs/>
         </w:rPr>
@@ -68,7 +73,7 @@
       </w:r>
       <w:r>
         <w:rPr>
-          <w:rFonts w:hint="eastAsia"/>
+          <w:rFonts w:hint="eastAsia" w:eastAsia="黑体"/>
           <w:b/>
           <w:bCs/>
         </w:rPr>
@@ -76,6 +81,7 @@
       </w:r>
       <w:r>
         <w:rPr>
+          <w:rFonts w:eastAsia="黑体"/>
           <w:b/>
           <w:bCs/>
         </w:rPr>
@@ -87,19 +93,26 @@
         </m:r>
       </m:oMath>
       <w:r>
+        <w:rPr>
+          <w:rFonts w:eastAsia="黑体"/>
+        </w:rPr>
         <w:t xml:space="preserve"> </w:t>
       </w:r>
       <w:r>
         <w:rPr>
-          <w:rFonts w:hint="eastAsia"/>
+          <w:rFonts w:hint="eastAsia" w:eastAsia="黑体"/>
         </w:rPr>
         <w:t xml:space="preserve">组成的</w:t>
       </w:r>
       <w:r>
+        <w:rPr>
+          <w:rFonts w:eastAsia="黑体"/>
+        </w:rPr>
         <w:t xml:space="preserve"> </w:t>
       </w:r>
       <w:r>
         <w:rPr>
+          <w:rFonts w:eastAsia="黑体"/>
           <w:b/>
           <w:bCs/>
         </w:rPr>
@@ -107,7 +120,7 @@
       </w:r>
       <w:r>
         <w:rPr>
-          <w:rFonts w:hint="eastAsia"/>
+          <w:rFonts w:hint="eastAsia" w:eastAsia="黑体"/>
           <w:b/>
           <w:bCs/>
         </w:rPr>
@@ -115,6 +128,7 @@
       </w:r>
       <w:r>
         <w:rPr>
+          <w:rFonts w:eastAsia="黑体"/>
           <w:b/>
           <w:bCs/>
         </w:rPr>
@@ -122,7 +136,7 @@
       </w:r>
       <w:r>
         <w:rPr>
-          <w:rFonts w:hint="eastAsia"/>
+          <w:rFonts w:hint="eastAsia" w:eastAsia="黑体"/>
           <w:b/>
           <w:bCs/>
         </w:rPr>
@@ -130,6 +144,7 @@
       </w:r>
       <w:r>
         <w:rPr>
+          <w:rFonts w:eastAsia="黑体"/>
           <w:b/>
           <w:bCs/>
         </w:rPr>
@@ -137,7 +152,7 @@
       </w:r>
       <w:r>
         <w:rPr>
-          <w:rFonts w:hint="eastAsia"/>
+          <w:rFonts w:hint="eastAsia" w:eastAsia="黑体"/>
           <w:b/>
           <w:bCs/>
         </w:rPr>
@@ -145,11 +160,14 @@
       </w:r>
       <w:r>
         <w:rPr>
-          <w:rFonts w:hint="eastAsia"/>
+          <w:rFonts w:hint="eastAsia" w:eastAsia="黑体"/>
         </w:rPr>
         <w:t xml:space="preserve">（含串联臂电抗</w:t>
       </w:r>
       <w:r>
+        <w:rPr>
+          <w:rFonts w:eastAsia="黑体"/>
+        </w:rPr>
         <w:t xml:space="preserve"> </w:t>
       </w:r>
       <m:oMath>
@@ -167,15 +185,21 @@
         </m:sSub>
       </m:oMath>
       <w:r>
+        <w:rPr>
+          <w:rFonts w:eastAsia="黑体"/>
+        </w:rPr>
         <w:t xml:space="preserve"> </w:t>
       </w:r>
       <w:r>
         <w:rPr>
-          <w:rFonts w:hint="eastAsia"/>
+          <w:rFonts w:hint="eastAsia" w:eastAsia="黑体"/>
         </w:rPr>
         <w:t xml:space="preserve">与并联臂电抗</w:t>
       </w:r>
       <w:r>
+        <w:rPr>
+          <w:rFonts w:eastAsia="黑体"/>
+        </w:rPr>
         <w:t xml:space="preserve"> </w:t>
       </w:r>
       <m:oMath>
@@ -194,16 +218,19 @@
       </m:oMath>
       <w:r>
         <w:rPr>
-          <w:rFonts w:hint="eastAsia"/>
+          <w:rFonts w:hint="eastAsia" w:eastAsia="黑体"/>
         </w:rPr>
         <w:t xml:space="preserve">）构成，接在</w:t>
       </w:r>
       <w:r>
+        <w:rPr>
+          <w:rFonts w:eastAsia="黑体"/>
+        </w:rPr>
         <w:t xml:space="preserve"> </w:t>
       </w:r>
       <w:r>
         <w:rPr>
-          <w:rFonts w:hint="eastAsia"/>
+          <w:rFonts w:hint="eastAsia" w:eastAsia="黑体"/>
           <w:b/>
           <w:bCs/>
         </w:rPr>
@@ -211,6 +238,7 @@
       </w:r>
       <w:r>
         <w:rPr>
+          <w:rFonts w:eastAsia="黑体"/>
           <w:b/>
           <w:bCs/>
         </w:rPr>
@@ -232,7 +260,7 @@
       </m:oMath>
       <w:r>
         <w:rPr>
-          <w:rFonts w:hint="eastAsia"/>
+          <w:rFonts w:hint="eastAsia" w:eastAsia="黑体"/>
           <w:b/>
           <w:bCs/>
         </w:rPr>
@@ -240,6 +268,7 @@
       </w:r>
       <w:r>
         <w:rPr>
+          <w:rFonts w:eastAsia="黑体"/>
           <w:b/>
           <w:bCs/>
         </w:rPr>
@@ -279,7 +308,7 @@
       </m:oMath>
       <w:r>
         <w:rPr>
-          <w:rFonts w:hint="eastAsia"/>
+          <w:rFonts w:hint="eastAsia" w:eastAsia="黑体"/>
           <w:b/>
           <w:bCs/>
         </w:rPr>
@@ -287,6 +316,7 @@
       </w:r>
       <w:r>
         <w:rPr>
+          <w:rFonts w:eastAsia="黑体"/>
           <w:b/>
           <w:bCs/>
         </w:rPr>
@@ -308,33 +338,39 @@
       </m:oMath>
       <w:r>
         <w:rPr>
-          <w:rFonts w:hint="eastAsia"/>
+          <w:rFonts w:hint="eastAsia" w:eastAsia="黑体"/>
           <w:b/>
           <w:bCs/>
         </w:rPr>
         <w:t xml:space="preserve">）</w:t>
       </w:r>
       <w:r>
+        <w:rPr>
+          <w:rFonts w:eastAsia="黑体"/>
+        </w:rPr>
         <w:t xml:space="preserve"> </w:t>
       </w:r>
       <w:r>
         <w:rPr>
-          <w:rFonts w:hint="eastAsia"/>
+          <w:rFonts w:hint="eastAsia" w:eastAsia="黑体"/>
         </w:rPr>
         <w:t xml:space="preserve">之间。电路共有</w:t>
       </w:r>
       <w:r>
+        <w:rPr>
+          <w:rFonts w:eastAsia="黑体"/>
+        </w:rPr>
         <w:t xml:space="preserve"> 4 </w:t>
       </w:r>
       <w:r>
         <w:rPr>
-          <w:rFonts w:hint="eastAsia"/>
+          <w:rFonts w:hint="eastAsia" w:eastAsia="黑体"/>
         </w:rPr>
         <w:t xml:space="preserve">个关键节点：</w:t>
       </w:r>
       <w:r>
         <w:rPr>
-          <w:rFonts w:hint="eastAsia"/>
+          <w:rFonts w:hint="eastAsia" w:eastAsia="黑体"/>
           <w:b/>
           <w:bCs/>
         </w:rPr>
@@ -342,6 +378,7 @@
       </w:r>
       <w:r>
         <w:rPr>
+          <w:rFonts w:eastAsia="黑体"/>
           <w:b/>
           <w:bCs/>
         </w:rPr>
@@ -349,7 +386,7 @@
       </w:r>
       <w:r>
         <w:rPr>
-          <w:rFonts w:hint="eastAsia"/>
+          <w:rFonts w:hint="eastAsia" w:eastAsia="黑体"/>
           <w:b/>
           <w:bCs/>
         </w:rPr>
@@ -357,7 +394,7 @@
       </w:r>
       <w:r>
         <w:rPr>
-          <w:rFonts w:hint="eastAsia"/>
+          <w:rFonts w:hint="eastAsia" w:eastAsia="黑体"/>
         </w:rPr>
         <w:t xml:space="preserve">（射频驱动/输入，</w:t>
       </w:r>
@@ -376,17 +413,20 @@
         </m:sSub>
       </m:oMath>
       <w:r>
+        <w:rPr>
+          <w:rFonts w:eastAsia="黑体"/>
+        </w:rPr>
         <w:t xml:space="preserve"> </w:t>
       </w:r>
       <w:r>
         <w:rPr>
-          <w:rFonts w:hint="eastAsia"/>
+          <w:rFonts w:hint="eastAsia" w:eastAsia="黑体"/>
         </w:rPr>
         <w:t xml:space="preserve">侧）；</w:t>
       </w:r>
       <w:r>
         <w:rPr>
-          <w:rFonts w:hint="eastAsia"/>
+          <w:rFonts w:hint="eastAsia" w:eastAsia="黑体"/>
           <w:b/>
           <w:bCs/>
         </w:rPr>
@@ -394,6 +434,7 @@
       </w:r>
       <w:r>
         <w:rPr>
+          <w:rFonts w:eastAsia="黑体"/>
           <w:b/>
           <w:bCs/>
         </w:rPr>
@@ -401,7 +442,7 @@
       </w:r>
       <w:r>
         <w:rPr>
-          <w:rFonts w:hint="eastAsia"/>
+          <w:rFonts w:hint="eastAsia" w:eastAsia="黑体"/>
           <w:b/>
           <w:bCs/>
         </w:rPr>
@@ -409,13 +450,13 @@
       </w:r>
       <w:r>
         <w:rPr>
-          <w:rFonts w:hint="eastAsia"/>
+          <w:rFonts w:hint="eastAsia" w:eastAsia="黑体"/>
         </w:rPr>
         <w:t xml:space="preserve">；</w:t>
       </w:r>
       <w:r>
         <w:rPr>
-          <w:rFonts w:hint="eastAsia"/>
+          <w:rFonts w:hint="eastAsia" w:eastAsia="黑体"/>
           <w:b/>
           <w:bCs/>
         </w:rPr>
@@ -423,6 +464,7 @@
       </w:r>
       <w:r>
         <w:rPr>
+          <w:rFonts w:eastAsia="黑体"/>
           <w:b/>
           <w:bCs/>
         </w:rPr>
@@ -430,7 +472,7 @@
       </w:r>
       <w:r>
         <w:rPr>
-          <w:rFonts w:hint="eastAsia"/>
+          <w:rFonts w:hint="eastAsia" w:eastAsia="黑体"/>
           <w:b/>
           <w:bCs/>
         </w:rPr>
@@ -438,7 +480,7 @@
       </w:r>
       <w:r>
         <w:rPr>
-          <w:rFonts w:hint="eastAsia"/>
+          <w:rFonts w:hint="eastAsia" w:eastAsia="黑体"/>
         </w:rPr>
         <w:t xml:space="preserve">（天线，</w:t>
       </w:r>
@@ -457,17 +499,20 @@
         </m:sSub>
       </m:oMath>
       <w:r>
+        <w:rPr>
+          <w:rFonts w:eastAsia="黑体"/>
+        </w:rPr>
         <w:t xml:space="preserve"> </w:t>
       </w:r>
       <w:r>
         <w:rPr>
-          <w:rFonts w:hint="eastAsia"/>
+          <w:rFonts w:hint="eastAsia" w:eastAsia="黑体"/>
         </w:rPr>
         <w:t xml:space="preserve">侧）；</w:t>
       </w:r>
       <w:r>
         <w:rPr>
-          <w:rFonts w:hint="eastAsia"/>
+          <w:rFonts w:hint="eastAsia" w:eastAsia="黑体"/>
           <w:b/>
           <w:bCs/>
         </w:rPr>
@@ -475,6 +520,7 @@
       </w:r>
       <w:r>
         <w:rPr>
+          <w:rFonts w:eastAsia="黑体"/>
           <w:b/>
           <w:bCs/>
         </w:rPr>
@@ -482,7 +528,7 @@
       </w:r>
       <w:r>
         <w:rPr>
-          <w:rFonts w:hint="eastAsia"/>
+          <w:rFonts w:hint="eastAsia" w:eastAsia="黑体"/>
           <w:b/>
           <w:bCs/>
         </w:rPr>
@@ -490,7 +536,7 @@
       </w:r>
       <w:r>
         <w:rPr>
-          <w:rFonts w:hint="eastAsia"/>
+          <w:rFonts w:hint="eastAsia" w:eastAsia="黑体"/>
         </w:rPr>
         <w:t xml:space="preserve">（GND）。</w:t>
       </w:r>
@@ -499,22 +545,25 @@
       <w:pPr/>
       <w:r>
         <w:rPr>
-          <w:rFonts w:hint="eastAsia"/>
+          <w:rFonts w:hint="eastAsia" w:eastAsia="黑体"/>
         </w:rPr>
         <w:t xml:space="preserve">各元件管脚连接：L</w:t>
       </w:r>
       <w:r>
+        <w:rPr>
+          <w:rFonts w:eastAsia="黑体"/>
+        </w:rPr>
         <w:t xml:space="preserve"> </w:t>
       </w:r>
       <w:r>
         <w:rPr>
-          <w:rFonts w:hint="eastAsia"/>
+          <w:rFonts w:hint="eastAsia" w:eastAsia="黑体"/>
         </w:rPr>
         <w:t xml:space="preserve">型网络中，</w:t>
       </w:r>
       <w:r>
         <w:rPr>
-          <w:rFonts w:hint="eastAsia"/>
+          <w:rFonts w:hint="eastAsia" w:eastAsia="黑体"/>
           <w:b/>
           <w:bCs/>
         </w:rPr>
@@ -522,7 +571,7 @@
       </w:r>
       <w:r>
         <w:rPr>
-          <w:rFonts w:hint="eastAsia"/>
+          <w:rFonts w:hint="eastAsia" w:eastAsia="黑体"/>
         </w:rPr>
         <w:t xml:space="preserve">（</w:t>
       </w:r>
@@ -541,15 +590,21 @@
         </m:sSub>
       </m:oMath>
       <w:r>
+        <w:rPr>
+          <w:rFonts w:eastAsia="黑体"/>
+        </w:rPr>
         <w:t xml:space="preserve"> </w:t>
       </w:r>
       <w:r>
         <w:rPr>
-          <w:rFonts w:hint="eastAsia"/>
+          <w:rFonts w:hint="eastAsia" w:eastAsia="黑体"/>
         </w:rPr>
         <w:t xml:space="preserve">或</w:t>
       </w:r>
       <w:r>
+        <w:rPr>
+          <w:rFonts w:eastAsia="黑体"/>
+        </w:rPr>
         <w:t xml:space="preserve"> </w:t>
       </w:r>
       <m:oMath>
@@ -568,13 +623,13 @@
       </m:oMath>
       <w:r>
         <w:rPr>
-          <w:rFonts w:hint="eastAsia"/>
+          <w:rFonts w:hint="eastAsia" w:eastAsia="黑体"/>
         </w:rPr>
         <w:t xml:space="preserve">）一端接节点①、另一端接节点②；</w:t>
       </w:r>
       <w:r>
         <w:rPr>
-          <w:rFonts w:hint="eastAsia"/>
+          <w:rFonts w:hint="eastAsia" w:eastAsia="黑体"/>
           <w:b/>
           <w:bCs/>
         </w:rPr>
@@ -582,7 +637,7 @@
       </w:r>
       <w:r>
         <w:rPr>
-          <w:rFonts w:hint="eastAsia"/>
+          <w:rFonts w:hint="eastAsia" w:eastAsia="黑体"/>
         </w:rPr>
         <w:t xml:space="preserve">（</w:t>
       </w:r>
@@ -601,15 +656,21 @@
         </m:sSub>
       </m:oMath>
       <w:r>
+        <w:rPr>
+          <w:rFonts w:eastAsia="黑体"/>
+        </w:rPr>
         <w:t xml:space="preserve"> </w:t>
       </w:r>
       <w:r>
         <w:rPr>
-          <w:rFonts w:hint="eastAsia"/>
+          <w:rFonts w:hint="eastAsia" w:eastAsia="黑体"/>
         </w:rPr>
         <w:t xml:space="preserve">或</w:t>
       </w:r>
       <w:r>
+        <w:rPr>
+          <w:rFonts w:eastAsia="黑体"/>
+        </w:rPr>
         <w:t xml:space="preserve"> </w:t>
       </w:r>
       <m:oMath>
@@ -628,92 +689,122 @@
       </m:oMath>
       <w:r>
         <w:rPr>
-          <w:rFonts w:hint="eastAsia"/>
+          <w:rFonts w:hint="eastAsia" w:eastAsia="黑体"/>
         </w:rPr>
         <w:t xml:space="preserve">）一端接节点②、另一端接地（节点④），节点②</w:t>
       </w:r>
       <w:r>
+        <w:rPr>
+          <w:rFonts w:eastAsia="黑体"/>
+        </w:rPr>
         <w:t xml:space="preserve"> </w:t>
       </w:r>
       <w:r>
         <w:rPr>
-          <w:rFonts w:hint="eastAsia"/>
+          <w:rFonts w:hint="eastAsia" w:eastAsia="黑体"/>
         </w:rPr>
         <w:t xml:space="preserve">即变换后的阻抗接入点。π</w:t>
       </w:r>
       <w:r>
+        <w:rPr>
+          <w:rFonts w:eastAsia="黑体"/>
+        </w:rPr>
         <w:t xml:space="preserve"> </w:t>
       </w:r>
       <w:r>
         <w:rPr>
-          <w:rFonts w:hint="eastAsia"/>
+          <w:rFonts w:hint="eastAsia" w:eastAsia="黑体"/>
         </w:rPr>
         <w:t xml:space="preserve">型在节点①</w:t>
       </w:r>
       <w:r>
+        <w:rPr>
+          <w:rFonts w:eastAsia="黑体"/>
+        </w:rPr>
         <w:t xml:space="preserve"> </w:t>
       </w:r>
       <w:r>
         <w:rPr>
-          <w:rFonts w:hint="eastAsia"/>
+          <w:rFonts w:hint="eastAsia" w:eastAsia="黑体"/>
         </w:rPr>
         <w:t xml:space="preserve">与节点③</w:t>
       </w:r>
       <w:r>
+        <w:rPr>
+          <w:rFonts w:eastAsia="黑体"/>
+        </w:rPr>
         <w:t xml:space="preserve"> </w:t>
       </w:r>
       <w:r>
         <w:rPr>
-          <w:rFonts w:hint="eastAsia"/>
+          <w:rFonts w:hint="eastAsia" w:eastAsia="黑体"/>
         </w:rPr>
         <w:t xml:space="preserve">各有一个并联臂，公共中间节点②</w:t>
       </w:r>
       <w:r>
+        <w:rPr>
+          <w:rFonts w:eastAsia="黑体"/>
+        </w:rPr>
         <w:t xml:space="preserve"> </w:t>
       </w:r>
       <w:r>
         <w:rPr>
-          <w:rFonts w:hint="eastAsia"/>
+          <w:rFonts w:hint="eastAsia" w:eastAsia="黑体"/>
         </w:rPr>
         <w:t xml:space="preserve">连接两个并联臂并经串联臂接负载；T</w:t>
       </w:r>
       <w:r>
+        <w:rPr>
+          <w:rFonts w:eastAsia="黑体"/>
+        </w:rPr>
         <w:t xml:space="preserve"> </w:t>
       </w:r>
       <w:r>
         <w:rPr>
-          <w:rFonts w:hint="eastAsia"/>
+          <w:rFonts w:hint="eastAsia" w:eastAsia="黑体"/>
         </w:rPr>
         <w:t xml:space="preserve">型在节点①</w:t>
       </w:r>
       <w:r>
+        <w:rPr>
+          <w:rFonts w:eastAsia="黑体"/>
+        </w:rPr>
         <w:t xml:space="preserve"> </w:t>
       </w:r>
       <w:r>
         <w:rPr>
-          <w:rFonts w:hint="eastAsia"/>
+          <w:rFonts w:hint="eastAsia" w:eastAsia="黑体"/>
         </w:rPr>
         <w:t xml:space="preserve">与节点③</w:t>
       </w:r>
       <w:r>
+        <w:rPr>
+          <w:rFonts w:eastAsia="黑体"/>
+        </w:rPr>
         <w:t xml:space="preserve"> </w:t>
       </w:r>
       <w:r>
         <w:rPr>
-          <w:rFonts w:hint="eastAsia"/>
+          <w:rFonts w:hint="eastAsia" w:eastAsia="黑体"/>
         </w:rPr>
         <w:t xml:space="preserve">各有一个串联臂，自公共中间节点②</w:t>
       </w:r>
       <w:r>
+        <w:rPr>
+          <w:rFonts w:eastAsia="黑体"/>
+        </w:rPr>
         <w:t xml:space="preserve"> </w:t>
       </w:r>
       <w:r>
         <w:rPr>
-          <w:rFonts w:hint="eastAsia"/>
+          <w:rFonts w:hint="eastAsia" w:eastAsia="黑体"/>
         </w:rPr>
         <w:t xml:space="preserve">分出一并联臂接地。源</w:t>
       </w:r>
       <w:r>
+        <w:rPr>
+          <w:rFonts w:eastAsia="黑体"/>
+        </w:rPr>
         <w:t xml:space="preserve"> </w:t>
       </w:r>
       <m:oMath>
@@ -731,15 +822,21 @@
         </m:sSub>
       </m:oMath>
       <w:r>
+        <w:rPr>
+          <w:rFonts w:eastAsia="黑体"/>
+        </w:rPr>
         <w:t xml:space="preserve"> </w:t>
       </w:r>
       <w:r>
         <w:rPr>
-          <w:rFonts w:hint="eastAsia"/>
+          <w:rFonts w:hint="eastAsia" w:eastAsia="黑体"/>
         </w:rPr>
         <w:t xml:space="preserve">在节点①、负载</w:t>
       </w:r>
       <w:r>
+        <w:rPr>
+          <w:rFonts w:eastAsia="黑体"/>
+        </w:rPr>
         <w:t xml:space="preserve"> </w:t>
       </w:r>
       <m:oMath>
@@ -757,24 +854,33 @@
         </m:sSub>
       </m:oMath>
       <w:r>
+        <w:rPr>
+          <w:rFonts w:eastAsia="黑体"/>
+        </w:rPr>
         <w:t xml:space="preserve"> </w:t>
       </w:r>
       <w:r>
         <w:rPr>
-          <w:rFonts w:hint="eastAsia"/>
+          <w:rFonts w:hint="eastAsia" w:eastAsia="黑体"/>
         </w:rPr>
         <w:t xml:space="preserve">在节点③，L、C</w:t>
       </w:r>
       <w:r>
+        <w:rPr>
+          <w:rFonts w:eastAsia="黑体"/>
+        </w:rPr>
         <w:t xml:space="preserve"> </w:t>
       </w:r>
       <w:r>
         <w:rPr>
-          <w:rFonts w:hint="eastAsia"/>
+          <w:rFonts w:hint="eastAsia" w:eastAsia="黑体"/>
         </w:rPr>
         <w:t xml:space="preserve">取值把</w:t>
       </w:r>
       <w:r>
+        <w:rPr>
+          <w:rFonts w:eastAsia="黑体"/>
+        </w:rPr>
         <w:t xml:space="preserve"> </w:t>
       </w:r>
       <m:oMath>
@@ -792,15 +898,21 @@
         </m:sSub>
       </m:oMath>
       <w:r>
+        <w:rPr>
+          <w:rFonts w:eastAsia="黑体"/>
+        </w:rPr>
         <w:t xml:space="preserve"> </w:t>
       </w:r>
       <w:r>
         <w:rPr>
-          <w:rFonts w:hint="eastAsia"/>
+          <w:rFonts w:hint="eastAsia" w:eastAsia="黑体"/>
         </w:rPr>
         <w:t xml:space="preserve">共轭变换到</w:t>
       </w:r>
       <w:r>
+        <w:rPr>
+          <w:rFonts w:eastAsia="黑体"/>
+        </w:rPr>
         <w:t xml:space="preserve"> </w:t>
       </w:r>
       <m:oMath>
@@ -819,11 +931,14 @@
       </m:oMath>
       <w:r>
         <w:rPr>
-          <w:rFonts w:hint="eastAsia"/>
+          <w:rFonts w:hint="eastAsia" w:eastAsia="黑体"/>
         </w:rPr>
         <w:t xml:space="preserve">，使反射系数</w:t>
       </w:r>
       <w:r>
+        <w:rPr>
+          <w:rFonts w:eastAsia="黑体"/>
+        </w:rPr>
         <w:t xml:space="preserve"> </w:t>
       </w:r>
       <m:oMath>
@@ -910,38 +1025,50 @@
         </m:f>
       </m:oMath>
       <w:r>
+        <w:rPr>
+          <w:rFonts w:eastAsia="黑体"/>
+        </w:rPr>
         <w:t xml:space="preserve"> </w:t>
       </w:r>
       <w:r>
         <w:rPr>
-          <w:rFonts w:hint="eastAsia"/>
+          <w:rFonts w:hint="eastAsia" w:eastAsia="黑体"/>
         </w:rPr>
         <w:t xml:space="preserve">趋近</w:t>
       </w:r>
       <w:r>
+        <w:rPr>
+          <w:rFonts w:eastAsia="黑体"/>
+        </w:rPr>
         <w:t xml:space="preserve"> </w:t>
       </w:r>
       <w:r>
         <w:rPr>
-          <w:rFonts w:hint="eastAsia"/>
+          <w:rFonts w:hint="eastAsia" w:eastAsia="黑体"/>
         </w:rPr>
         <w:t xml:space="preserve">0（VSWR</w:t>
       </w:r>
       <w:r>
+        <w:rPr>
+          <w:rFonts w:eastAsia="黑体"/>
+        </w:rPr>
         <w:t xml:space="preserve"> </w:t>
       </w:r>
       <w:r>
         <w:rPr>
-          <w:rFonts w:hint="eastAsia"/>
+          <w:rFonts w:hint="eastAsia" w:eastAsia="黑体"/>
         </w:rPr>
         <w:t xml:space="preserve">趋近</w:t>
       </w:r>
       <w:r>
+        <w:rPr>
+          <w:rFonts w:eastAsia="黑体"/>
+        </w:rPr>
         <w:t xml:space="preserve"> </w:t>
       </w:r>
       <w:r>
         <w:rPr>
-          <w:rFonts w:hint="eastAsia"/>
+          <w:rFonts w:hint="eastAsia" w:eastAsia="黑体"/>
         </w:rPr>
         <w:t xml:space="preserve">1）。</w:t>
       </w:r>
@@ -950,25 +1077,31 @@
       <w:pPr/>
       <w:r>
         <w:rPr>
-          <w:rFonts w:hint="eastAsia"/>
+          <w:rFonts w:hint="eastAsia" w:eastAsia="黑体"/>
         </w:rPr>
         <w:t xml:space="preserve">由此构成”串联/并联</w:t>
       </w:r>
       <w:r>
+        <w:rPr>
+          <w:rFonts w:eastAsia="黑体"/>
+        </w:rPr>
         <w:t xml:space="preserve"> L、C </w:t>
       </w:r>
       <w:r>
         <w:rPr>
-          <w:rFonts w:hint="eastAsia"/>
+          <w:rFonts w:hint="eastAsia" w:eastAsia="黑体"/>
         </w:rPr>
         <w:t xml:space="preserve">无源网络把天线复阻抗共轭匹配到</w:t>
       </w:r>
       <w:r>
+        <w:rPr>
+          <w:rFonts w:eastAsia="黑体"/>
+        </w:rPr>
         <w:t xml:space="preserve"> 50 Ω </w:t>
       </w:r>
       <w:r>
         <w:rPr>
-          <w:rFonts w:hint="eastAsia"/>
+          <w:rFonts w:hint="eastAsia" w:eastAsia="黑体"/>
         </w:rPr>
         <w:t xml:space="preserve">源阻抗”的阻抗匹配组态，实现最大功率传输并兼作谐波滤波，广泛用于射频前端馈线匹配。</w:t>
       </w:r>
@@ -981,7 +1114,7 @@
       </w:pPr>
       <w:r>
         <w:rPr>
-          <w:rFonts w:hint="eastAsia"/>
+          <w:rFonts w:hint="eastAsia" w:eastAsia="黑体"/>
         </w:rPr>
         <w:t xml:space="preserve">工作原理</w:t>
       </w:r>
@@ -992,34 +1125,43 @@
       </w:pPr>
       <w:r>
         <w:rPr>
-          <w:rFonts w:hint="eastAsia"/>
+          <w:rFonts w:hint="eastAsia" w:eastAsia="黑体"/>
         </w:rPr>
         <w:t xml:space="preserve">通过</w:t>
       </w:r>
       <w:r>
+        <w:rPr>
+          <w:rFonts w:eastAsia="黑体"/>
+        </w:rPr>
         <w:t xml:space="preserve"> L、C </w:t>
       </w:r>
       <w:r>
         <w:rPr>
-          <w:rFonts w:hint="eastAsia"/>
+          <w:rFonts w:hint="eastAsia" w:eastAsia="黑体"/>
         </w:rPr>
         <w:t xml:space="preserve">网络把天线的复阻抗（如</w:t>
       </w:r>
       <w:r>
+        <w:rPr>
+          <w:rFonts w:eastAsia="黑体"/>
+        </w:rPr>
         <w:t xml:space="preserve"> 30+j20 </w:t>
       </w:r>
       <w:r>
         <w:rPr>
-          <w:rFonts w:hint="eastAsia"/>
+          <w:rFonts w:hint="eastAsia" w:eastAsia="黑体"/>
         </w:rPr>
         <w:t xml:space="preserve">Ω）变换到源阻抗（50</w:t>
       </w:r>
       <w:r>
+        <w:rPr>
+          <w:rFonts w:eastAsia="黑体"/>
+        </w:rPr>
         <w:t xml:space="preserve"> </w:t>
       </w:r>
       <w:r>
         <w:rPr>
-          <w:rFonts w:hint="eastAsia"/>
+          <w:rFonts w:hint="eastAsia" w:eastAsia="黑体"/>
         </w:rPr>
         <w:t xml:space="preserve">Ω），或反向变换，使源与负载阻抗匹配、反射最小。匹配元件同时构成谐振/滤波结构，可抑制带外谐波。</w:t>
       </w:r>
@@ -1032,7 +1174,7 @@
       </w:pPr>
       <w:r>
         <w:rPr>
-          <w:rFonts w:hint="eastAsia"/>
+          <w:rFonts w:hint="eastAsia" w:eastAsia="黑体"/>
         </w:rPr>
         <w:t xml:space="preserve">关键计算公式</w:t>
       </w:r>
@@ -1046,7 +1188,7 @@
       </w:pPr>
       <w:r>
         <w:rPr>
-          <w:rFonts w:hint="eastAsia"/>
+          <w:rFonts w:hint="eastAsia" w:eastAsia="黑体"/>
         </w:rPr>
         <w:t xml:space="preserve">反射系数：</w:t>
       </w:r>
@@ -1154,7 +1296,7 @@
       </w:pPr>
       <w:r>
         <w:rPr>
-          <w:rFonts w:hint="eastAsia"/>
+          <w:rFonts w:hint="eastAsia" w:eastAsia="黑体"/>
         </w:rPr>
         <w:t xml:space="preserve">回波损耗：</w:t>
       </w:r>
@@ -1257,7 +1399,7 @@
       </w:pPr>
       <w:r>
         <w:rPr>
-          <w:rFonts w:hint="eastAsia"/>
+          <w:rFonts w:hint="eastAsia" w:eastAsia="黑体"/>
         </w:rPr>
         <w:t xml:space="preserve">电压驻波比：</w:t>
       </w:r>
@@ -1365,16 +1507,19 @@
       </w:pPr>
       <w:r>
         <w:rPr>
-          <w:rFonts w:hint="eastAsia"/>
+          <w:rFonts w:hint="eastAsia" w:eastAsia="黑体"/>
         </w:rPr>
         <w:t xml:space="preserve">阻抗与匹配元件关系（L</w:t>
       </w:r>
       <w:r>
+        <w:rPr>
+          <w:rFonts w:eastAsia="黑体"/>
+        </w:rPr>
         <w:t xml:space="preserve"> </w:t>
       </w:r>
       <w:r>
         <w:rPr>
-          <w:rFonts w:hint="eastAsia"/>
+          <w:rFonts w:hint="eastAsia" w:eastAsia="黑体"/>
         </w:rPr>
         <w:t xml:space="preserve">型，感性/容性换算由工作频率决定）：</w:t>
       </w:r>
@@ -1513,7 +1658,7 @@
       </w:pPr>
       <w:r>
         <w:rPr>
-          <w:rFonts w:hint="eastAsia"/>
+          <w:rFonts w:hint="eastAsia" w:eastAsia="黑体"/>
         </w:rPr>
         <w:t xml:space="preserve">失配功率损耗：</w:t>
       </w:r>
@@ -1650,7 +1795,7 @@
             </w:pPr>
             <w:r>
               <w:rPr>
-                <w:rFonts w:hint="eastAsia"/>
+                <w:rFonts w:hint="eastAsia" w:eastAsia="黑体"/>
               </w:rPr>
               <w:t xml:space="preserve">符号</w:t>
             </w:r>
@@ -1664,7 +1809,7 @@
             </w:pPr>
             <w:r>
               <w:rPr>
-                <w:rFonts w:hint="eastAsia"/>
+                <w:rFonts w:hint="eastAsia" w:eastAsia="黑体"/>
               </w:rPr>
               <w:t xml:space="preserve">含义</w:t>
             </w:r>
@@ -1678,7 +1823,7 @@
             </w:pPr>
             <w:r>
               <w:rPr>
-                <w:rFonts w:hint="eastAsia"/>
+                <w:rFonts w:hint="eastAsia" w:eastAsia="黑体"/>
               </w:rPr>
               <w:t xml:space="preserve">单位</w:t>
             </w:r>
@@ -1725,6 +1870,9 @@
               </m:sSub>
             </m:oMath>
             <w:r>
+              <w:rPr>
+                <w:rFonts w:eastAsia="黑体"/>
+              </w:rPr>
               <w:t xml:space="preserve">​</w:t>
             </w:r>
           </w:p>
@@ -1737,7 +1885,7 @@
             </w:pPr>
             <w:r>
               <w:rPr>
-                <w:rFonts w:hint="eastAsia"/>
+                <w:rFonts w:hint="eastAsia" w:eastAsia="黑体"/>
               </w:rPr>
               <w:t xml:space="preserve">负载/源阻抗</w:t>
             </w:r>
@@ -1750,6 +1898,9 @@
               <w:pStyle w:val="Compact"/>
             </w:pPr>
             <w:r>
+              <w:rPr>
+                <w:rFonts w:eastAsia="黑体"/>
+              </w:rPr>
               <w:t xml:space="preserve">Ω</w:t>
             </w:r>
           </w:p>
@@ -1771,6 +1922,9 @@
               </m:r>
             </m:oMath>
             <w:r>
+              <w:rPr>
+                <w:rFonts w:eastAsia="黑体"/>
+              </w:rPr>
               <w:t xml:space="preserve">​</w:t>
             </w:r>
           </w:p>
@@ -1783,7 +1937,7 @@
             </w:pPr>
             <w:r>
               <w:rPr>
-                <w:rFonts w:hint="eastAsia"/>
+                <w:rFonts w:hint="eastAsia" w:eastAsia="黑体"/>
               </w:rPr>
               <w:t xml:space="preserve">反射系数</w:t>
             </w:r>
@@ -1796,6 +1950,9 @@
               <w:pStyle w:val="Compact"/>
             </w:pPr>
             <w:r>
+              <w:rPr>
+                <w:rFonts w:eastAsia="黑体"/>
+              </w:rPr>
               <w:t xml:space="preserve">—</w:t>
             </w:r>
           </w:p>
@@ -1817,6 +1974,9 @@
               </m:r>
             </m:oMath>
             <w:r>
+              <w:rPr>
+                <w:rFonts w:eastAsia="黑体"/>
+              </w:rPr>
               <w:t xml:space="preserve">​</w:t>
             </w:r>
           </w:p>
@@ -1829,7 +1989,7 @@
             </w:pPr>
             <w:r>
               <w:rPr>
-                <w:rFonts w:hint="eastAsia"/>
+                <w:rFonts w:hint="eastAsia" w:eastAsia="黑体"/>
               </w:rPr>
               <w:t xml:space="preserve">回波损耗</w:t>
             </w:r>
@@ -1842,6 +2002,9 @@
               <w:pStyle w:val="Compact"/>
             </w:pPr>
             <w:r>
+              <w:rPr>
+                <w:rFonts w:eastAsia="黑体"/>
+              </w:rPr>
               <w:t xml:space="preserve">dB</w:t>
             </w:r>
           </w:p>
@@ -1869,6 +2032,9 @@
               </m:r>
             </m:oMath>
             <w:r>
+              <w:rPr>
+                <w:rFonts w:eastAsia="黑体"/>
+              </w:rPr>
               <w:t xml:space="preserve">​</w:t>
             </w:r>
           </w:p>
@@ -1881,7 +2047,7 @@
             </w:pPr>
             <w:r>
               <w:rPr>
-                <w:rFonts w:hint="eastAsia"/>
+                <w:rFonts w:hint="eastAsia" w:eastAsia="黑体"/>
               </w:rPr>
               <w:t xml:space="preserve">电压驻波比</w:t>
             </w:r>
@@ -1894,6 +2060,9 @@
               <w:pStyle w:val="Compact"/>
             </w:pPr>
             <w:r>
+              <w:rPr>
+                <w:rFonts w:eastAsia="黑体"/>
+              </w:rPr>
               <w:t xml:space="preserve">—</w:t>
             </w:r>
           </w:p>
@@ -1912,6 +2081,9 @@
               </m:r>
             </m:oMath>
             <w:r>
+              <w:rPr>
+                <w:rFonts w:eastAsia="黑体"/>
+              </w:rPr>
               <w:t xml:space="preserve">​</w:t>
             </w:r>
           </w:p>
@@ -1924,7 +2096,7 @@
             </w:pPr>
             <w:r>
               <w:rPr>
-                <w:rFonts w:hint="eastAsia"/>
+                <w:rFonts w:hint="eastAsia" w:eastAsia="黑体"/>
               </w:rPr>
               <w:t xml:space="preserve">功率</w:t>
             </w:r>
@@ -1937,6 +2109,9 @@
               <w:pStyle w:val="Compact"/>
             </w:pPr>
             <w:r>
+              <w:rPr>
+                <w:rFonts w:eastAsia="黑体"/>
+              </w:rPr>
               <w:t xml:space="preserve">W</w:t>
             </w:r>
           </w:p>
@@ -1951,7 +2126,7 @@
       </w:pPr>
       <w:r>
         <w:rPr>
-          <w:rFonts w:hint="eastAsia"/>
+          <w:rFonts w:hint="eastAsia" w:eastAsia="黑体"/>
         </w:rPr>
         <w:t xml:space="preserve">元件调整影响</w:t>
       </w:r>
@@ -1966,30 +2141,39 @@
       </w:pPr>
       <w:r>
         <w:rPr>
-          <w:rFonts w:hint="eastAsia"/>
+          <w:rFonts w:hint="eastAsia" w:eastAsia="黑体"/>
           <w:b/>
           <w:bCs/>
         </w:rPr>
         <w:t xml:space="preserve">串/并联电感电容取值变化</w:t>
       </w:r>
       <w:r>
+        <w:rPr>
+          <w:rFonts w:eastAsia="黑体"/>
+        </w:rPr>
         <w:t xml:space="preserve"> </w:t>
       </w:r>
       <w:r>
+        <w:rPr>
+          <w:rFonts w:eastAsia="黑体"/>
+        </w:rPr>
         <w:t xml:space="preserve">→ </w:t>
       </w:r>
       <w:r>
         <w:rPr>
-          <w:rFonts w:hint="eastAsia"/>
+          <w:rFonts w:hint="eastAsia" w:eastAsia="黑体"/>
         </w:rPr>
         <w:t xml:space="preserve">改变变换比与谐振点，匹配点偏移，VSWR</w:t>
       </w:r>
       <w:r>
+        <w:rPr>
+          <w:rFonts w:eastAsia="黑体"/>
+        </w:rPr>
         <w:t xml:space="preserve"> </w:t>
       </w:r>
       <w:r>
         <w:rPr>
-          <w:rFonts w:hint="eastAsia"/>
+          <w:rFonts w:hint="eastAsia" w:eastAsia="黑体"/>
         </w:rPr>
         <w:t xml:space="preserve">升高。</w:t>
       </w:r>
@@ -2004,7 +2188,7 @@
       </w:pPr>
       <w:r>
         <w:rPr>
-          <w:rFonts w:hint="eastAsia"/>
+          <w:rFonts w:hint="eastAsia" w:eastAsia="黑体"/>
           <w:b/>
           <w:bCs/>
         </w:rPr>
@@ -2012,20 +2196,27 @@
       </w:r>
       <w:r>
         <w:rPr>
+          <w:rFonts w:eastAsia="黑体"/>
           <w:b/>
           <w:bCs/>
         </w:rPr>
         <w:t xml:space="preserve"> ↑</w:t>
       </w:r>
       <w:r>
+        <w:rPr>
+          <w:rFonts w:eastAsia="黑体"/>
+        </w:rPr>
         <w:t xml:space="preserve"> </w:t>
       </w:r>
       <w:r>
+        <w:rPr>
+          <w:rFonts w:eastAsia="黑体"/>
+        </w:rPr>
         <w:t xml:space="preserve">→ </w:t>
       </w:r>
       <w:r>
         <w:rPr>
-          <w:rFonts w:hint="eastAsia"/>
+          <w:rFonts w:hint="eastAsia" w:eastAsia="黑体"/>
         </w:rPr>
         <w:t xml:space="preserve">同一元件阻抗改变，匹配网络需重新设计。</w:t>
       </w:r>
@@ -2040,7 +2231,7 @@
       </w:pPr>
       <w:r>
         <w:rPr>
-          <w:rFonts w:hint="eastAsia"/>
+          <w:rFonts w:hint="eastAsia" w:eastAsia="黑体"/>
           <w:b/>
           <w:bCs/>
         </w:rPr>
@@ -2048,6 +2239,7 @@
       </w:r>
       <w:r>
         <w:rPr>
+          <w:rFonts w:eastAsia="黑体"/>
           <w:b/>
           <w:bCs/>
         </w:rPr>
@@ -2055,30 +2247,39 @@
       </w:r>
       <w:r>
         <w:rPr>
-          <w:rFonts w:hint="eastAsia"/>
+          <w:rFonts w:hint="eastAsia" w:eastAsia="黑体"/>
           <w:b/>
           <w:bCs/>
         </w:rPr>
         <w:t xml:space="preserve">值/损耗</w:t>
       </w:r>
       <w:r>
+        <w:rPr>
+          <w:rFonts w:eastAsia="黑体"/>
+        </w:rPr>
         <w:t xml:space="preserve"> </w:t>
       </w:r>
       <w:r>
+        <w:rPr>
+          <w:rFonts w:eastAsia="黑体"/>
+        </w:rPr>
         <w:t xml:space="preserve">→ </w:t>
       </w:r>
       <w:r>
         <w:rPr>
-          <w:rFonts w:hint="eastAsia"/>
+          <w:rFonts w:hint="eastAsia" w:eastAsia="黑体"/>
         </w:rPr>
         <w:t xml:space="preserve">决定匹配网络插入损耗，高</w:t>
       </w:r>
       <w:r>
+        <w:rPr>
+          <w:rFonts w:eastAsia="黑体"/>
+        </w:rPr>
         <w:t xml:space="preserve"> Q </w:t>
       </w:r>
       <w:r>
         <w:rPr>
-          <w:rFonts w:hint="eastAsia"/>
+          <w:rFonts w:hint="eastAsia" w:eastAsia="黑体"/>
         </w:rPr>
         <w:t xml:space="preserve">元件损耗更低、带宽更窄。</w:t>
       </w:r>
@@ -2093,30 +2294,39 @@
       </w:pPr>
       <w:r>
         <w:rPr>
-          <w:rFonts w:hint="eastAsia"/>
+          <w:rFonts w:hint="eastAsia" w:eastAsia="黑体"/>
           <w:b/>
           <w:bCs/>
         </w:rPr>
         <w:t xml:space="preserve">匹配网络拓扑（L/π/T）</w:t>
       </w:r>
       <w:r>
+        <w:rPr>
+          <w:rFonts w:eastAsia="黑体"/>
+        </w:rPr>
         <w:t xml:space="preserve"> </w:t>
       </w:r>
       <w:r>
+        <w:rPr>
+          <w:rFonts w:eastAsia="黑体"/>
+        </w:rPr>
         <w:t xml:space="preserve">→ </w:t>
       </w:r>
       <w:r>
         <w:rPr>
-          <w:rFonts w:hint="eastAsia"/>
+          <w:rFonts w:hint="eastAsia" w:eastAsia="黑体"/>
         </w:rPr>
         <w:t xml:space="preserve">影响带宽与谐波抑制，π/T</w:t>
       </w:r>
       <w:r>
+        <w:rPr>
+          <w:rFonts w:eastAsia="黑体"/>
+        </w:rPr>
         <w:t xml:space="preserve"> </w:t>
       </w:r>
       <w:r>
         <w:rPr>
-          <w:rFonts w:hint="eastAsia"/>
+          <w:rFonts w:hint="eastAsia" w:eastAsia="黑体"/>
         </w:rPr>
         <w:t xml:space="preserve">型可独立调带宽。</w:t>
       </w:r>
@@ -2129,7 +2339,7 @@
       </w:pPr>
       <w:r>
         <w:rPr>
-          <w:rFonts w:hint="eastAsia"/>
+          <w:rFonts w:hint="eastAsia" w:eastAsia="黑体"/>
         </w:rPr>
         <w:t xml:space="preserve">典型参数示例</w:t>
       </w:r>
@@ -2144,11 +2354,14 @@
       </w:pPr>
       <w:r>
         <w:rPr>
-          <w:rFonts w:hint="eastAsia"/>
+          <w:rFonts w:hint="eastAsia" w:eastAsia="黑体"/>
         </w:rPr>
         <w:t xml:space="preserve">取</w:t>
       </w:r>
       <w:r>
+        <w:rPr>
+          <w:rFonts w:eastAsia="黑体"/>
+        </w:rPr>
         <w:t xml:space="preserve"> </w:t>
       </w:r>
       <m:oMath>
@@ -2196,6 +2409,9 @@
         </m:r>
       </m:oMath>
       <w:r>
+        <w:rPr>
+          <w:rFonts w:eastAsia="黑体"/>
+        </w:rPr>
         <w:t xml:space="preserve">、</w:t>
       </w:r>
       <m:oMath>
@@ -2232,43 +2448,55 @@
       </m:oMath>
       <w:r>
         <w:rPr>
-          <w:rFonts w:hint="eastAsia"/>
+          <w:rFonts w:hint="eastAsia" w:eastAsia="黑体"/>
         </w:rPr>
         <w:t xml:space="preserve">：适当</w:t>
       </w:r>
       <w:r>
+        <w:rPr>
+          <w:rFonts w:eastAsia="黑体"/>
+        </w:rPr>
         <w:t xml:space="preserve"> L、C </w:t>
       </w:r>
       <w:r>
         <w:rPr>
-          <w:rFonts w:hint="eastAsia"/>
+          <w:rFonts w:hint="eastAsia" w:eastAsia="黑体"/>
         </w:rPr>
         <w:t xml:space="preserve">组合可将负载匹配到</w:t>
       </w:r>
       <w:r>
+        <w:rPr>
+          <w:rFonts w:eastAsia="黑体"/>
+        </w:rPr>
         <w:t xml:space="preserve"> 50 </w:t>
       </w:r>
       <w:r>
         <w:rPr>
-          <w:rFonts w:hint="eastAsia"/>
+          <w:rFonts w:hint="eastAsia" w:eastAsia="黑体"/>
         </w:rPr>
         <w:t xml:space="preserve">Ω，使回波损耗</w:t>
       </w:r>
       <w:r>
+        <w:rPr>
+          <w:rFonts w:eastAsia="黑体"/>
+        </w:rPr>
         <w:t xml:space="preserve"> &gt;10 </w:t>
       </w:r>
       <w:r>
         <w:rPr>
-          <w:rFonts w:hint="eastAsia"/>
+          <w:rFonts w:hint="eastAsia" w:eastAsia="黑体"/>
         </w:rPr>
         <w:t xml:space="preserve">dB（VSWR</w:t>
       </w:r>
       <w:r>
+        <w:rPr>
+          <w:rFonts w:eastAsia="黑体"/>
+        </w:rPr>
         <w:t xml:space="preserve"> </w:t>
       </w:r>
       <w:r>
         <w:rPr>
-          <w:rFonts w:hint="eastAsia"/>
+          <w:rFonts w:hint="eastAsia" w:eastAsia="黑体"/>
         </w:rPr>
         <w:t xml:space="preserve">&lt;2）。</w:t>
       </w:r>
@@ -2283,11 +2511,14 @@
       </w:pPr>
       <w:r>
         <w:rPr>
-          <w:rFonts w:hint="eastAsia"/>
+          <w:rFonts w:hint="eastAsia" w:eastAsia="黑体"/>
         </w:rPr>
         <w:t xml:space="preserve">取</w:t>
       </w:r>
       <w:r>
+        <w:rPr>
+          <w:rFonts w:eastAsia="黑体"/>
+        </w:rPr>
         <w:t xml:space="preserve"> </w:t>
       </w:r>
       <m:oMath>
@@ -2321,7 +2552,7 @@
       </m:oMath>
       <w:r>
         <w:rPr>
-          <w:rFonts w:hint="eastAsia"/>
+          <w:rFonts w:hint="eastAsia" w:eastAsia="黑体"/>
         </w:rPr>
         <w:t xml:space="preserve">：</w:t>
       </w:r>
@@ -2388,15 +2619,21 @@
         </m:r>
       </m:oMath>
       <w:r>
+        <w:rPr>
+          <w:rFonts w:eastAsia="黑体"/>
+        </w:rPr>
         <w:t xml:space="preserve"> </w:t>
       </w:r>
       <w:r>
         <w:rPr>
-          <w:rFonts w:hint="eastAsia"/>
+          <w:rFonts w:hint="eastAsia" w:eastAsia="黑体"/>
         </w:rPr>
         <w:t xml:space="preserve">dB，反射功率仅</w:t>
       </w:r>
       <w:r>
+        <w:rPr>
+          <w:rFonts w:eastAsia="黑体"/>
+        </w:rPr>
         <w:t xml:space="preserve"> </w:t>
       </w:r>
       <m:oMath>
@@ -2429,6 +2666,9 @@
         </m:r>
       </m:oMath>
       <w:r>
+        <w:rPr>
+          <w:rFonts w:eastAsia="黑体"/>
+        </w:rPr>
         <w:t xml:space="preserve">。</w:t>
       </w:r>
     </w:p>
@@ -2440,7 +2680,7 @@
       </w:pPr>
       <w:r>
         <w:rPr>
-          <w:rFonts w:hint="eastAsia"/>
+          <w:rFonts w:hint="eastAsia" w:eastAsia="黑体"/>
         </w:rPr>
         <w:t xml:space="preserve">常见器件型号</w:t>
       </w:r>
@@ -2455,16 +2695,19 @@
       </w:pPr>
       <w:r>
         <w:rPr>
-          <w:rFonts w:hint="eastAsia"/>
+          <w:rFonts w:hint="eastAsia" w:eastAsia="黑体"/>
         </w:rPr>
         <w:t xml:space="preserve">常用：高频贴片电感/电容（Murata</w:t>
       </w:r>
       <w:r>
+        <w:rPr>
+          <w:rFonts w:eastAsia="黑体"/>
+        </w:rPr>
         <w:t xml:space="preserve"> LQW、ATC </w:t>
       </w:r>
       <w:r>
         <w:rPr>
-          <w:rFonts w:hint="eastAsia"/>
+          <w:rFonts w:hint="eastAsia" w:eastAsia="黑体"/>
         </w:rPr>
         <w:t xml:space="preserve">系列），按需选型。</w:t>
       </w:r>
@@ -2479,16 +2722,19 @@
       </w:pPr>
       <w:r>
         <w:rPr>
-          <w:rFonts w:hint="eastAsia"/>
+          <w:rFonts w:hint="eastAsia" w:eastAsia="黑体"/>
         </w:rPr>
         <w:t xml:space="preserve">集成匹配/调谐：天线调谐开关与可调电容（如</w:t>
       </w:r>
       <w:r>
+        <w:rPr>
+          <w:rFonts w:eastAsia="黑体"/>
+        </w:rPr>
         <w:t xml:space="preserve"> Skyworks </w:t>
       </w:r>
       <w:r>
         <w:rPr>
-          <w:rFonts w:hint="eastAsia"/>
+          <w:rFonts w:hint="eastAsia" w:eastAsia="黑体"/>
         </w:rPr>
         <w:t xml:space="preserve">天线调谐器）。</w:t>
       </w:r>
@@ -2501,7 +2747,7 @@
       </w:pPr>
       <w:r>
         <w:rPr>
-          <w:rFonts w:hint="eastAsia"/>
+          <w:rFonts w:hint="eastAsia" w:eastAsia="黑体"/>
         </w:rPr>
         <w:t xml:space="preserve">注意事项</w:t>
       </w:r>
@@ -2516,7 +2762,7 @@
       </w:pPr>
       <w:r>
         <w:rPr>
-          <w:rFonts w:hint="eastAsia"/>
+          <w:rFonts w:hint="eastAsia" w:eastAsia="黑体"/>
         </w:rPr>
         <w:t xml:space="preserve">匹配目标是功率传输最大，源阻抗与负载需共轭匹配。</w:t>
       </w:r>
@@ -2531,7 +2777,7 @@
       </w:pPr>
       <w:r>
         <w:rPr>
-          <w:rFonts w:hint="eastAsia"/>
+          <w:rFonts w:hint="eastAsia" w:eastAsia="黑体"/>
         </w:rPr>
         <w:t xml:space="preserve">匹配网络兼滤波作用时需兼顾谐波抑制与带宽。</w:t>
       </w:r>
@@ -2546,11 +2792,14 @@
       </w:pPr>
       <w:r>
         <w:rPr>
-          <w:rFonts w:hint="eastAsia"/>
+          <w:rFonts w:hint="eastAsia" w:eastAsia="黑体"/>
         </w:rPr>
         <w:t xml:space="preserve">实际天线阻抗随频率/环境变化，匹配带宽内允许一定</w:t>
       </w:r>
       <w:r>
+        <w:rPr>
+          <w:rFonts w:eastAsia="黑体"/>
+        </w:rPr>
         <w:t xml:space="preserve"> VSWR。</w:t>
       </w:r>
     </w:p>
@@ -2564,16 +2813,19 @@
       </w:pPr>
       <w:r>
         <w:rPr>
-          <w:rFonts w:hint="eastAsia"/>
+          <w:rFonts w:hint="eastAsia" w:eastAsia="黑体"/>
         </w:rPr>
         <w:t xml:space="preserve">元件含寄生参数，高频需用精确模型或</w:t>
       </w:r>
       <w:r>
+        <w:rPr>
+          <w:rFonts w:eastAsia="黑体"/>
+        </w:rPr>
         <w:t xml:space="preserve"> EM </w:t>
       </w:r>
       <w:r>
         <w:rPr>
-          <w:rFonts w:hint="eastAsia"/>
+          <w:rFonts w:hint="eastAsia" w:eastAsia="黑体"/>
         </w:rPr>
         <w:t xml:space="preserve">仿真。</w:t>
       </w:r>
@@ -2586,7 +2838,7 @@
       </w:pPr>
       <w:r>
         <w:rPr>
-          <w:rFonts w:hint="eastAsia"/>
+          <w:rFonts w:hint="eastAsia" w:eastAsia="黑体"/>
         </w:rPr>
         <w:t xml:space="preserve">参考资料</w:t>
       </w:r>
@@ -2600,6 +2852,9 @@
         </w:numPr>
       </w:pPr>
       <w:r>
+        <w:rPr>
+          <w:rFonts w:eastAsia="黑体"/>
+        </w:rPr>
         <w:t xml:space="preserve">Wikipedia: Impedance matching / Standing wave ratio。</w:t>
       </w:r>
     </w:p>
@@ -2613,7 +2868,7 @@
       </w:pPr>
       <w:r>
         <w:rPr>
-          <w:rFonts w:hint="eastAsia"/>
+          <w:rFonts w:hint="eastAsia" w:eastAsia="黑体"/>
         </w:rPr>
         <w:t xml:space="preserve">《射频电路设计——理论与应用》。</w:t>
       </w:r>
@@ -2628,16 +2883,19 @@
       </w:pPr>
       <w:r>
         <w:rPr>
-          <w:rFonts w:hint="eastAsia"/>
+          <w:rFonts w:hint="eastAsia" w:eastAsia="黑体"/>
         </w:rPr>
         <w:t xml:space="preserve">天线匹配</w:t>
       </w:r>
       <w:r>
+        <w:rPr>
+          <w:rFonts w:eastAsia="黑体"/>
+        </w:rPr>
         <w:t xml:space="preserve"> Smith </w:t>
       </w:r>
       <w:r>
         <w:rPr>
-          <w:rFonts w:hint="eastAsia"/>
+          <w:rFonts w:hint="eastAsia" w:eastAsia="黑体"/>
         </w:rPr>
         <w:t xml:space="preserve">圆图设计（《微波工程》相关章节）。</w:t>
       </w:r>
@@ -2651,11 +2909,11 @@
       </w:pPr>
       <w:r>
         <w:rPr>
-          <w:rFonts w:ascii="Times New Roman" w:hAnsi="Times New Roman"/>
+          <w:rFonts w:ascii="Times New Roman" w:hAnsi="Times New Roman" w:eastAsia="黑体"/>
           <w:color w:val="555555"/>
           <w:sz w:val="21"/>
         </w:rPr>
-        <w:t>材料收集者：杜文杰</w:t>
+        <w:t>材料收集者：杜文杰，WX手机：19519196569，QQ:3478827729</w:t>
       </w:r>
     </w:p>
     <w:sectPr>
@@ -2675,7 +2933,7 @@
 </file>
 
 <file path=word/footer1.xml><?xml version="1.0" encoding="utf-8"?>
-<w:ftr xmlns:m="http://schemas.openxmlformats.org/officeDocument/2006/math" xmlns:mc="http://schemas.openxmlformats.org/markup-compatibility/2006" xmlns:mo="http://schemas.microsoft.com/office/mac/office/2008/main" xmlns:mv="urn:schemas-microsoft-com:mac:vml" xmlns:o="urn:schemas-microsoft-com:office:office" xmlns:r="http://schemas.openxmlformats.org/officeDocument/2006/relationships" xmlns:v="urn:schemas-microsoft-com:vml" xmlns:w10="urn:schemas-microsoft-com:office:word" xmlns:w14="http://schemas.microsoft.com/office/word/2010/wordml" xmlns:w="http://schemas.openxmlformats.org/wordprocessingml/2006/main" xmlns:wne="http://schemas.microsoft.com/office/word/2006/wordml" xmlns:wp14="http://schemas.microsoft.com/office/word/2010/wordprocessingDrawing" xmlns:wp="http://schemas.openxmlformats.org/drawingml/2006/wordprocessingDrawing" xmlns:wpc="http://schemas.microsoft.com/office/word/2010/wordprocessingCanvas" xmlns:wpg="http://schemas.microsoft.com/office/word/2010/wordprocessingGroup" xmlns:wpi="http://schemas.microsoft.com/office/word/2010/wordprocessingInk" xmlns:wps="http://schemas.microsoft.com/office/word/2010/wordprocessingShape" mc:Ignorable="w14 wp14">
+<w:ftr xmlns:mc="http://schemas.openxmlformats.org/markup-compatibility/2006" xmlns:w="http://schemas.openxmlformats.org/wordprocessingml/2006/main" xmlns:m="http://schemas.openxmlformats.org/officeDocument/2006/math" xmlns:mo="http://schemas.microsoft.com/office/mac/office/2008/main" xmlns:mv="urn:schemas-microsoft-com:mac:vml" xmlns:o="urn:schemas-microsoft-com:office:office" xmlns:r="http://schemas.openxmlformats.org/officeDocument/2006/relationships" xmlns:v="urn:schemas-microsoft-com:vml" xmlns:w10="urn:schemas-microsoft-com:office:word" xmlns:w14="http://schemas.microsoft.com/office/word/2010/wordml" xmlns:wne="http://schemas.microsoft.com/office/word/2006/wordml" xmlns:wp14="http://schemas.microsoft.com/office/word/2010/wordprocessingDrawing" xmlns:wp="http://schemas.openxmlformats.org/drawingml/2006/wordprocessingDrawing" xmlns:wpc="http://schemas.microsoft.com/office/word/2010/wordprocessingCanvas" xmlns:wpg="http://schemas.microsoft.com/office/word/2010/wordprocessingGroup" xmlns:wpi="http://schemas.microsoft.com/office/word/2010/wordprocessingInk" xmlns:wps="http://schemas.microsoft.com/office/word/2010/wordprocessingShape" mc:Ignorable="w14 wp14">
   <w:p>
     <w:pPr>
       <w:pStyle w:val="Footer"/>
@@ -2683,12 +2941,14 @@
     </w:pPr>
     <w:r>
       <w:rPr>
+        <w:rFonts w:eastAsia="黑体"/>
         <w:sz w:val="18"/>
       </w:rPr>
       <w:t xml:space="preserve">第 </w:t>
     </w:r>
     <w:r>
       <w:rPr>
+        <w:rFonts w:eastAsia="黑体"/>
         <w:sz w:val="18"/>
       </w:rPr>
       <w:fldChar w:fldCharType="begin"/>
@@ -2697,6 +2957,7 @@
     </w:r>
     <w:r>
       <w:rPr>
+        <w:rFonts w:eastAsia="黑体"/>
         <w:sz w:val="18"/>
       </w:rPr>
       <w:t xml:space="preserve"> 页</w:t>
@@ -2710,6 +2971,9 @@
   <w:footnote w:type="continuationSeparator" w:id="0">
     <w:p>
       <w:r>
+        <w:rPr>
+          <w:rFonts w:eastAsia="黑体"/>
+        </w:rPr>
         <w:continuationSeparator/>
       </w:r>
     </w:p>
@@ -2717,6 +2981,9 @@
   <w:footnote w:type="separator" w:id="-1">
     <w:p>
       <w:r>
+        <w:rPr>
+          <w:rFonts w:eastAsia="黑体"/>
+        </w:rPr>
         <w:separator/>
       </w:r>
     </w:p>
@@ -2725,7 +2992,7 @@
 </file>
 
 <file path=word/header1.xml><?xml version="1.0" encoding="utf-8"?>
-<w:hdr xmlns:m="http://schemas.openxmlformats.org/officeDocument/2006/math" xmlns:mc="http://schemas.openxmlformats.org/markup-compatibility/2006" xmlns:mo="http://schemas.microsoft.com/office/mac/office/2008/main" xmlns:mv="urn:schemas-microsoft-com:mac:vml" xmlns:o="urn:schemas-microsoft-com:office:office" xmlns:r="http://schemas.openxmlformats.org/officeDocument/2006/relationships" xmlns:v="urn:schemas-microsoft-com:vml" xmlns:w10="urn:schemas-microsoft-com:office:word" xmlns:w14="http://schemas.microsoft.com/office/word/2010/wordml" xmlns:w="http://schemas.openxmlformats.org/wordprocessingml/2006/main" xmlns:wne="http://schemas.microsoft.com/office/word/2006/wordml" xmlns:wp14="http://schemas.microsoft.com/office/word/2010/wordprocessingDrawing" xmlns:wp="http://schemas.openxmlformats.org/drawingml/2006/wordprocessingDrawing" xmlns:wpc="http://schemas.microsoft.com/office/word/2010/wordprocessingCanvas" xmlns:wpg="http://schemas.microsoft.com/office/word/2010/wordprocessingGroup" xmlns:wpi="http://schemas.microsoft.com/office/word/2010/wordprocessingInk" xmlns:wps="http://schemas.microsoft.com/office/word/2010/wordprocessingShape" mc:Ignorable="w14 wp14">
+<w:hdr xmlns:mc="http://schemas.openxmlformats.org/markup-compatibility/2006" xmlns:w="http://schemas.openxmlformats.org/wordprocessingml/2006/main" xmlns:m="http://schemas.openxmlformats.org/officeDocument/2006/math" xmlns:mo="http://schemas.microsoft.com/office/mac/office/2008/main" xmlns:mv="urn:schemas-microsoft-com:mac:vml" xmlns:o="urn:schemas-microsoft-com:office:office" xmlns:r="http://schemas.openxmlformats.org/officeDocument/2006/relationships" xmlns:v="urn:schemas-microsoft-com:vml" xmlns:w10="urn:schemas-microsoft-com:office:word" xmlns:w14="http://schemas.microsoft.com/office/word/2010/wordml" xmlns:wne="http://schemas.microsoft.com/office/word/2006/wordml" xmlns:wp14="http://schemas.microsoft.com/office/word/2010/wordprocessingDrawing" xmlns:wp="http://schemas.openxmlformats.org/drawingml/2006/wordprocessingDrawing" xmlns:wpc="http://schemas.microsoft.com/office/word/2010/wordprocessingCanvas" xmlns:wpg="http://schemas.microsoft.com/office/word/2010/wordprocessingGroup" xmlns:wpi="http://schemas.microsoft.com/office/word/2010/wordprocessingInk" xmlns:wps="http://schemas.microsoft.com/office/word/2010/wordprocessingShape" mc:Ignorable="w14 wp14">
   <w:p>
     <w:pPr>
       <w:pStyle w:val="Header"/>
@@ -2733,7 +3000,7 @@
     </w:pPr>
     <w:r>
       <w:rPr>
-        <w:rFonts w:ascii="Times New Roman" w:hAnsi="Times New Roman"/>
+        <w:rFonts w:ascii="Times New Roman" w:hAnsi="Times New Roman" w:eastAsia="黑体"/>
         <w:sz w:val="18"/>
         <w:rFonts w:eastAsia="黑体"/>
         <w:rFonts w:eastAsia="黑体"/>
@@ -2745,7 +3012,7 @@
 </file>
 
 <file path=word/numbering.xml><?xml version="1.0" encoding="utf-8"?>
-<w:numbering xmlns:m="http://schemas.openxmlformats.org/officeDocument/2006/math" xmlns:mc="http://schemas.openxmlformats.org/markup-compatibility/2006" xmlns:mo="http://schemas.microsoft.com/office/mac/office/2008/main" xmlns:mv="urn:schemas-microsoft-com:mac:vml" xmlns:o="urn:schemas-microsoft-com:office:office" xmlns:r="http://schemas.openxmlformats.org/officeDocument/2006/relationships" xmlns:v="urn:schemas-microsoft-com:vml" xmlns:w="http://schemas.openxmlformats.org/wordprocessingml/2006/main" xmlns:w10="urn:schemas-microsoft-com:office:word" xmlns:w14="http://schemas.microsoft.com/office/word/2010/wordml" xmlns:wne="http://schemas.microsoft.com/office/word/2006/wordml" xmlns:wp="http://schemas.openxmlformats.org/drawingml/2006/wordprocessingDrawing" xmlns:wp14="http://schemas.microsoft.com/office/word/2010/wordprocessingDrawing" xmlns:wpc="http://schemas.microsoft.com/office/word/2010/wordprocessingCanvas" xmlns:wpg="http://schemas.microsoft.com/office/word/2010/wordprocessingGroup" xmlns:wpi="http://schemas.microsoft.com/office/word/2010/wordprocessingInk" xmlns:wps="http://schemas.microsoft.com/office/word/2010/wordprocessingShape" mc:Ignorable="w14 wp14">
+<w:numbering xmlns:mc="http://schemas.openxmlformats.org/markup-compatibility/2006" xmlns:w="http://schemas.openxmlformats.org/wordprocessingml/2006/main" xmlns:m="http://schemas.openxmlformats.org/officeDocument/2006/math" xmlns:mo="http://schemas.microsoft.com/office/mac/office/2008/main" xmlns:mv="urn:schemas-microsoft-com:mac:vml" xmlns:o="urn:schemas-microsoft-com:office:office" xmlns:r="http://schemas.openxmlformats.org/officeDocument/2006/relationships" xmlns:v="urn:schemas-microsoft-com:vml" xmlns:w10="urn:schemas-microsoft-com:office:word" xmlns:w14="http://schemas.microsoft.com/office/word/2010/wordml" xmlns:wne="http://schemas.microsoft.com/office/word/2006/wordml" xmlns:wp="http://schemas.openxmlformats.org/drawingml/2006/wordprocessingDrawing" xmlns:wp14="http://schemas.microsoft.com/office/word/2010/wordprocessingDrawing" xmlns:wpc="http://schemas.microsoft.com/office/word/2010/wordprocessingCanvas" xmlns:wpg="http://schemas.microsoft.com/office/word/2010/wordprocessingGroup" xmlns:wpi="http://schemas.microsoft.com/office/word/2010/wordprocessingInk" xmlns:wps="http://schemas.microsoft.com/office/word/2010/wordprocessingShape" mc:Ignorable="w14 wp14">
   <w:abstractNum w:abstractNumId="0">
     <w:nsid w:val="FFFFFF7C"/>
     <w:multiLevelType w:val="singleLevel"/>
@@ -2832,7 +3099,7 @@
         <w:ind w:hanging="360" w:left="1440"/>
       </w:pPr>
       <w:rPr>
-        <w:rFonts w:ascii="Symbol" w:hAnsi="Symbol" w:hint="default"/>
+        <w:rFonts w:ascii="Symbol" w:hAnsi="Symbol" w:hint="default" w:eastAsia="黑体"/>
       </w:rPr>
     </w:lvl>
   </w:abstractNum>
@@ -2853,7 +3120,7 @@
         <w:ind w:hanging="360" w:left="1080"/>
       </w:pPr>
       <w:rPr>
-        <w:rFonts w:ascii="Symbol" w:hAnsi="Symbol" w:hint="default"/>
+        <w:rFonts w:ascii="Symbol" w:hAnsi="Symbol" w:hint="default" w:eastAsia="黑体"/>
       </w:rPr>
     </w:lvl>
   </w:abstractNum>
@@ -2874,7 +3141,7 @@
         <w:ind w:hanging="360" w:left="720"/>
       </w:pPr>
       <w:rPr>
-        <w:rFonts w:ascii="Symbol" w:hAnsi="Symbol" w:hint="default"/>
+        <w:rFonts w:ascii="Symbol" w:hAnsi="Symbol" w:hint="default" w:eastAsia="黑体"/>
       </w:rPr>
     </w:lvl>
   </w:abstractNum>
@@ -2913,7 +3180,7 @@
         <w:ind w:hanging="360" w:left="360"/>
       </w:pPr>
       <w:rPr>
-        <w:rFonts w:ascii="Symbol" w:hAnsi="Symbol" w:hint="default"/>
+        <w:rFonts w:ascii="Symbol" w:hAnsi="Symbol" w:hint="default" w:eastAsia="黑体"/>
       </w:rPr>
     </w:lvl>
   </w:abstractNum>
@@ -3004,7 +3271,7 @@
         <w:ind w:left="720" w:hanging="360"/>
       </w:pPr>
       <w:rPr>
-        <w:rFonts w:ascii="Symbol" w:hAnsi="Symbol" w:cs="Symbol" w:hint="default"/>
+        <w:rFonts w:ascii="Symbol" w:hAnsi="Symbol" w:cs="Symbol" w:hint="default" w:eastAsia="黑体"/>
       </w:rPr>
     </w:lvl>
     <w:lvl w:ilvl="1">
@@ -3015,7 +3282,7 @@
         <w:ind w:left="1440" w:hanging="360"/>
       </w:pPr>
       <w:rPr>
-        <w:rFonts w:ascii="Courier New" w:hAnsi="Courier New" w:cs="Courier New" w:hint="default"/>
+        <w:rFonts w:ascii="Courier New" w:hAnsi="Courier New" w:cs="Courier New" w:hint="default" w:eastAsia="黑体"/>
       </w:rPr>
     </w:lvl>
     <w:lvl w:ilvl="2">
@@ -3026,7 +3293,7 @@
         <w:ind w:left="2160" w:hanging="360"/>
       </w:pPr>
       <w:rPr>
-        <w:rFonts w:ascii="Wingdings" w:hAnsi="Wingdings" w:cs="Wingdings" w:hint="default"/>
+        <w:rFonts w:ascii="Wingdings" w:hAnsi="Wingdings" w:cs="Wingdings" w:hint="default" w:eastAsia="黑体"/>
       </w:rPr>
     </w:lvl>
     <w:lvl w:ilvl="3">
@@ -3037,7 +3304,7 @@
         <w:ind w:left="2880" w:hanging="360"/>
       </w:pPr>
       <w:rPr>
-        <w:rFonts w:ascii="Symbol" w:hAnsi="Symbol" w:cs="Symbol" w:hint="default"/>
+        <w:rFonts w:ascii="Symbol" w:hAnsi="Symbol" w:cs="Symbol" w:hint="default" w:eastAsia="黑体"/>
       </w:rPr>
     </w:lvl>
     <w:lvl w:ilvl="4">
@@ -3048,7 +3315,7 @@
         <w:ind w:left="3600" w:hanging="360"/>
       </w:pPr>
       <w:rPr>
-        <w:rFonts w:ascii="Courier New" w:hAnsi="Courier New" w:cs="Courier New" w:hint="default"/>
+        <w:rFonts w:ascii="Courier New" w:hAnsi="Courier New" w:cs="Courier New" w:hint="default" w:eastAsia="黑体"/>
       </w:rPr>
     </w:lvl>
     <w:lvl w:ilvl="5">
@@ -3059,7 +3326,7 @@
         <w:ind w:left="4320" w:hanging="360"/>
       </w:pPr>
       <w:rPr>
-        <w:rFonts w:ascii="Wingdings" w:hAnsi="Wingdings" w:cs="Wingdings" w:hint="default"/>
+        <w:rFonts w:ascii="Wingdings" w:hAnsi="Wingdings" w:cs="Wingdings" w:hint="default" w:eastAsia="黑体"/>
       </w:rPr>
     </w:lvl>
     <w:lvl w:ilvl="6">
@@ -3070,7 +3337,7 @@
         <w:ind w:left="5040" w:hanging="360"/>
       </w:pPr>
       <w:rPr>
-        <w:rFonts w:ascii="Symbol" w:hAnsi="Symbol" w:cs="Symbol" w:hint="default"/>
+        <w:rFonts w:ascii="Symbol" w:hAnsi="Symbol" w:cs="Symbol" w:hint="default" w:eastAsia="黑体"/>
       </w:rPr>
     </w:lvl>
     <w:lvl w:ilvl="7">
@@ -3081,7 +3348,7 @@
         <w:ind w:left="5760" w:hanging="360"/>
       </w:pPr>
       <w:rPr>
-        <w:rFonts w:ascii="Courier New" w:hAnsi="Courier New" w:cs="Courier New" w:hint="default"/>
+        <w:rFonts w:ascii="Courier New" w:hAnsi="Courier New" w:cs="Courier New" w:hint="default" w:eastAsia="黑体"/>
       </w:rPr>
     </w:lvl>
     <w:lvl w:ilvl="8">
@@ -3092,7 +3359,7 @@
         <w:ind w:left="6480" w:hanging="360"/>
       </w:pPr>
       <w:rPr>
-        <w:rFonts w:ascii="Wingdings" w:hAnsi="Wingdings" w:cs="Wingdings" w:hint="default"/>
+        <w:rFonts w:ascii="Wingdings" w:hAnsi="Wingdings" w:cs="Wingdings" w:hint="default" w:eastAsia="黑体"/>
       </w:rPr>
     </w:lvl>
   </w:abstractNum>
@@ -3148,11 +3415,11 @@
 </file>
 
 <file path=word/styles.xml><?xml version="1.0" encoding="utf-8"?>
-<w:styles xmlns:mc="http://schemas.openxmlformats.org/markup-compatibility/2006" xmlns:r="http://schemas.openxmlformats.org/officeDocument/2006/relationships" xmlns:w="http://schemas.openxmlformats.org/wordprocessingml/2006/main" xmlns:w14="http://schemas.microsoft.com/office/word/2010/wordml" mc:Ignorable="w14">
+<w:styles xmlns:mc="http://schemas.openxmlformats.org/markup-compatibility/2006" xmlns:w="http://schemas.openxmlformats.org/wordprocessingml/2006/main" xmlns:r="http://schemas.openxmlformats.org/officeDocument/2006/relationships" xmlns:w14="http://schemas.microsoft.com/office/word/2010/wordml" mc:Ignorable="w14">
   <w:docDefaults>
     <w:rPrDefault>
       <w:rPr>
-        <w:rFonts w:asciiTheme="minorHAnsi" w:cstheme="minorBidi" w:eastAsiaTheme="minorEastAsia" w:hAnsiTheme="minorHAnsi"/>
+        <w:rFonts w:asciiTheme="minorHAnsi" w:cstheme="minorBidi" w:hAnsiTheme="minorHAnsi" w:eastAsia="黑体"/>
         <w:sz w:val="22"/>
         <w:szCs w:val="22"/>
         <w:lang w:bidi="ar-SA" w:eastAsia="en-US" w:val="en-US"/>
@@ -3374,7 +3641,7 @@
       <w:outlineLvl w:val="0"/>
     </w:pPr>
     <w:rPr>
-      <w:rFonts w:ascii="Times New Roman" w:asciiTheme="majorHAnsi" w:cstheme="majorBidi" w:eastAsia="黑体" w:eastAsiaTheme="majorEastAsia" w:hAnsi="Times New Roman" w:hAnsiTheme="majorHAnsi"/>
+      <w:rFonts w:ascii="Times New Roman" w:asciiTheme="majorHAnsi" w:cstheme="majorBidi" w:eastAsia="黑体" w:hAnsi="Times New Roman" w:hAnsiTheme="majorHAnsi"/>
       <w:b/>
       <w:bCs/>
       <w:color w:val="1F3864"/>
@@ -3398,7 +3665,7 @@
       <w:outlineLvl w:val="1"/>
     </w:pPr>
     <w:rPr>
-      <w:rFonts w:ascii="Times New Roman" w:asciiTheme="majorHAnsi" w:cstheme="majorBidi" w:eastAsia="黑体" w:eastAsiaTheme="majorEastAsia" w:hAnsi="Times New Roman" w:hAnsiTheme="majorHAnsi"/>
+      <w:rFonts w:ascii="Times New Roman" w:asciiTheme="majorHAnsi" w:cstheme="majorBidi" w:eastAsia="黑体" w:hAnsi="Times New Roman" w:hAnsiTheme="majorHAnsi"/>
       <w:b/>
       <w:bCs/>
       <w:color w:val="2E4E7E"/>
@@ -3422,7 +3689,7 @@
       <w:outlineLvl w:val="2"/>
     </w:pPr>
     <w:rPr>
-      <w:rFonts w:ascii="Times New Roman" w:asciiTheme="majorHAnsi" w:cstheme="majorBidi" w:eastAsia="黑体" w:eastAsiaTheme="majorEastAsia" w:hAnsi="Times New Roman" w:hAnsiTheme="majorHAnsi"/>
+      <w:rFonts w:ascii="Times New Roman" w:asciiTheme="majorHAnsi" w:cstheme="majorBidi" w:eastAsia="黑体" w:hAnsi="Times New Roman" w:hAnsiTheme="majorHAnsi"/>
       <w:b/>
       <w:bCs/>
       <w:color w:val="2E4E7E"/>
@@ -3446,7 +3713,7 @@
       <w:outlineLvl w:val="3"/>
     </w:pPr>
     <w:rPr>
-      <w:rFonts w:ascii="Times New Roman" w:asciiTheme="majorHAnsi" w:cstheme="majorBidi" w:eastAsia="黑体" w:eastAsiaTheme="majorEastAsia" w:hAnsi="Times New Roman" w:hAnsiTheme="majorHAnsi"/>
+      <w:rFonts w:ascii="Times New Roman" w:asciiTheme="majorHAnsi" w:cstheme="majorBidi" w:eastAsia="黑体" w:hAnsi="Times New Roman" w:hAnsiTheme="majorHAnsi"/>
       <w:b/>
       <w:bCs/>
       <w:i/>
@@ -3472,7 +3739,7 @@
       <w:outlineLvl w:val="4"/>
     </w:pPr>
     <w:rPr>
-      <w:rFonts w:ascii="Times New Roman" w:asciiTheme="majorHAnsi" w:cstheme="majorBidi" w:eastAsia="黑体" w:eastAsiaTheme="majorEastAsia" w:hAnsi="Times New Roman" w:hAnsiTheme="majorHAnsi"/>
+      <w:rFonts w:ascii="Times New Roman" w:asciiTheme="majorHAnsi" w:cstheme="majorBidi" w:eastAsia="黑体" w:hAnsi="Times New Roman" w:hAnsiTheme="majorHAnsi"/>
       <w:b/>
       <w:color w:val="333333"/>
       <w:sz w:val="22"/>
@@ -3495,7 +3762,7 @@
       <w:outlineLvl w:val="5"/>
     </w:pPr>
     <w:rPr>
-      <w:rFonts w:asciiTheme="majorHAnsi" w:cstheme="majorBidi" w:eastAsiaTheme="majorEastAsia" w:hAnsiTheme="majorHAnsi"/>
+      <w:rFonts w:asciiTheme="majorHAnsi" w:cstheme="majorBidi" w:hAnsiTheme="majorHAnsi" w:eastAsia="黑体"/>
       <w:i/>
       <w:iCs/>
       <w:color w:themeColor="accent1" w:themeShade="7F" w:val="243F60"/>
@@ -3518,7 +3785,7 @@
       <w:outlineLvl w:val="6"/>
     </w:pPr>
     <w:rPr>
-      <w:rFonts w:asciiTheme="majorHAnsi" w:cstheme="majorBidi" w:eastAsiaTheme="majorEastAsia" w:hAnsiTheme="majorHAnsi"/>
+      <w:rFonts w:asciiTheme="majorHAnsi" w:cstheme="majorBidi" w:hAnsiTheme="majorHAnsi" w:eastAsia="黑体"/>
       <w:i/>
       <w:iCs/>
       <w:color w:themeColor="text1" w:themeTint="BF" w:val="404040"/>
@@ -3541,7 +3808,7 @@
       <w:outlineLvl w:val="7"/>
     </w:pPr>
     <w:rPr>
-      <w:rFonts w:asciiTheme="majorHAnsi" w:cstheme="majorBidi" w:eastAsiaTheme="majorEastAsia" w:hAnsiTheme="majorHAnsi"/>
+      <w:rFonts w:asciiTheme="majorHAnsi" w:cstheme="majorBidi" w:hAnsiTheme="majorHAnsi" w:eastAsia="黑体"/>
       <w:color w:themeColor="accent1" w:val="4F81BD"/>
       <w:sz w:val="20"/>
       <w:szCs w:val="20"/>
@@ -3564,7 +3831,7 @@
       <w:outlineLvl w:val="8"/>
     </w:pPr>
     <w:rPr>
-      <w:rFonts w:asciiTheme="majorHAnsi" w:cstheme="majorBidi" w:eastAsiaTheme="majorEastAsia" w:hAnsiTheme="majorHAnsi"/>
+      <w:rFonts w:asciiTheme="majorHAnsi" w:cstheme="majorBidi" w:hAnsiTheme="majorHAnsi" w:eastAsia="黑体"/>
       <w:i/>
       <w:iCs/>
       <w:color w:themeColor="text1" w:themeTint="BF" w:val="404040"/>
@@ -3615,7 +3882,7 @@
     <w:uiPriority w:val="9"/>
     <w:rsid w:val="00FC693F"/>
     <w:rPr>
-      <w:rFonts w:asciiTheme="majorHAnsi" w:cstheme="majorBidi" w:eastAsiaTheme="majorEastAsia" w:hAnsiTheme="majorHAnsi"/>
+      <w:rFonts w:asciiTheme="majorHAnsi" w:cstheme="majorBidi" w:hAnsiTheme="majorHAnsi" w:eastAsia="黑体"/>
       <w:b/>
       <w:bCs/>
       <w:color w:themeColor="accent1" w:themeShade="BF" w:val="365F91"/>
@@ -3630,7 +3897,7 @@
     <w:uiPriority w:val="9"/>
     <w:rsid w:val="00FC693F"/>
     <w:rPr>
-      <w:rFonts w:asciiTheme="majorHAnsi" w:cstheme="majorBidi" w:eastAsiaTheme="majorEastAsia" w:hAnsiTheme="majorHAnsi"/>
+      <w:rFonts w:asciiTheme="majorHAnsi" w:cstheme="majorBidi" w:hAnsiTheme="majorHAnsi" w:eastAsia="黑体"/>
       <w:b/>
       <w:bCs/>
       <w:color w:themeColor="accent1" w:val="4F81BD"/>
@@ -3645,7 +3912,7 @@
     <w:uiPriority w:val="9"/>
     <w:rsid w:val="00FC693F"/>
     <w:rPr>
-      <w:rFonts w:asciiTheme="majorHAnsi" w:cstheme="majorBidi" w:eastAsiaTheme="majorEastAsia" w:hAnsiTheme="majorHAnsi"/>
+      <w:rFonts w:asciiTheme="majorHAnsi" w:cstheme="majorBidi" w:hAnsiTheme="majorHAnsi" w:eastAsia="黑体"/>
       <w:b/>
       <w:bCs/>
       <w:color w:themeColor="accent1" w:val="4F81BD"/>
@@ -3668,7 +3935,7 @@
       <w:contextualSpacing/>
     </w:pPr>
     <w:rPr>
-      <w:rFonts w:ascii="Times New Roman" w:asciiTheme="majorHAnsi" w:cstheme="majorBidi" w:eastAsia="黑体" w:eastAsiaTheme="majorEastAsia" w:hAnsi="Times New Roman" w:hAnsiTheme="majorHAnsi"/>
+      <w:rFonts w:ascii="Times New Roman" w:asciiTheme="majorHAnsi" w:cstheme="majorBidi" w:eastAsia="黑体" w:hAnsi="Times New Roman" w:hAnsiTheme="majorHAnsi"/>
       <w:b/>
       <w:color w:val="1F3864"/>
       <w:spacing w:val="5"/>
@@ -3684,7 +3951,7 @@
     <w:uiPriority w:val="10"/>
     <w:rsid w:val="00FC693F"/>
     <w:rPr>
-      <w:rFonts w:asciiTheme="majorHAnsi" w:cstheme="majorBidi" w:eastAsiaTheme="majorEastAsia" w:hAnsiTheme="majorHAnsi"/>
+      <w:rFonts w:asciiTheme="majorHAnsi" w:cstheme="majorBidi" w:hAnsiTheme="majorHAnsi" w:eastAsia="黑体"/>
       <w:color w:themeColor="text2" w:themeShade="BF" w:val="17365D"/>
       <w:spacing w:val="5"/>
       <w:kern w:val="28"/>
@@ -3706,7 +3973,7 @@
       </w:numPr>
     </w:pPr>
     <w:rPr>
-      <w:rFonts w:asciiTheme="majorHAnsi" w:cstheme="majorBidi" w:eastAsiaTheme="majorEastAsia" w:hAnsiTheme="majorHAnsi"/>
+      <w:rFonts w:asciiTheme="majorHAnsi" w:cstheme="majorBidi" w:hAnsiTheme="majorHAnsi" w:eastAsia="黑体"/>
       <w:i/>
       <w:iCs/>
       <w:color w:themeColor="accent1" w:val="4F81BD"/>
@@ -3722,7 +3989,7 @@
     <w:uiPriority w:val="11"/>
     <w:rsid w:val="00FC693F"/>
     <w:rPr>
-      <w:rFonts w:asciiTheme="majorHAnsi" w:cstheme="majorBidi" w:eastAsiaTheme="majorEastAsia" w:hAnsiTheme="majorHAnsi"/>
+      <w:rFonts w:asciiTheme="majorHAnsi" w:cstheme="majorBidi" w:hAnsiTheme="majorHAnsi" w:eastAsia="黑体"/>
       <w:i/>
       <w:iCs/>
       <w:color w:themeColor="accent1" w:val="4F81BD"/>
@@ -3789,6 +4056,7 @@
       <w:spacing w:after="120"/>
     </w:pPr>
     <w:rPr>
+      <w:rFonts w:eastAsia="黑体"/>
       <w:sz w:val="16"/>
       <w:szCs w:val="16"/>
     </w:rPr>
@@ -3800,6 +4068,7 @@
     <w:uiPriority w:val="99"/>
     <w:rsid w:val="00AA1D8D"/>
     <w:rPr>
+      <w:rFonts w:eastAsia="黑体"/>
       <w:sz w:val="16"/>
       <w:szCs w:val="16"/>
     </w:rPr>
@@ -3969,7 +4238,7 @@
       </w:tabs>
     </w:pPr>
     <w:rPr>
-      <w:rFonts w:ascii="Courier" w:hAnsi="Courier"/>
+      <w:rFonts w:ascii="Courier" w:hAnsi="Courier" w:eastAsia="黑体"/>
       <w:sz w:val="20"/>
       <w:szCs w:val="20"/>
     </w:rPr>
@@ -3981,7 +4250,7 @@
     <w:uiPriority w:val="99"/>
     <w:rsid w:val="0029639D"/>
     <w:rPr>
-      <w:rFonts w:ascii="Courier" w:hAnsi="Courier"/>
+      <w:rFonts w:ascii="Courier" w:hAnsi="Courier" w:eastAsia="黑体"/>
       <w:sz w:val="20"/>
       <w:szCs w:val="20"/>
     </w:rPr>
@@ -4017,6 +4286,7 @@
     <w:uiPriority w:val="29"/>
     <w:rsid w:val="00FC693F"/>
     <w:rPr>
+      <w:rFonts w:eastAsia="黑体"/>
       <w:i/>
       <w:iCs/>
       <w:color w:themeColor="text1" w:val="000000"/>
@@ -4030,7 +4300,7 @@
     <w:semiHidden/>
     <w:rsid w:val="00FC693F"/>
     <w:rPr>
-      <w:rFonts w:asciiTheme="majorHAnsi" w:cstheme="majorBidi" w:eastAsiaTheme="majorEastAsia" w:hAnsiTheme="majorHAnsi"/>
+      <w:rFonts w:asciiTheme="majorHAnsi" w:cstheme="majorBidi" w:hAnsiTheme="majorHAnsi" w:eastAsia="黑体"/>
       <w:b/>
       <w:bCs/>
       <w:i/>
@@ -4046,7 +4316,7 @@
     <w:semiHidden/>
     <w:rsid w:val="00FC693F"/>
     <w:rPr>
-      <w:rFonts w:asciiTheme="majorHAnsi" w:cstheme="majorBidi" w:eastAsiaTheme="majorEastAsia" w:hAnsiTheme="majorHAnsi"/>
+      <w:rFonts w:asciiTheme="majorHAnsi" w:cstheme="majorBidi" w:hAnsiTheme="majorHAnsi" w:eastAsia="黑体"/>
       <w:color w:themeColor="accent1" w:themeShade="7F" w:val="243F60"/>
     </w:rPr>
   </w:style>
@@ -4058,7 +4328,7 @@
     <w:semiHidden/>
     <w:rsid w:val="00FC693F"/>
     <w:rPr>
-      <w:rFonts w:asciiTheme="majorHAnsi" w:cstheme="majorBidi" w:eastAsiaTheme="majorEastAsia" w:hAnsiTheme="majorHAnsi"/>
+      <w:rFonts w:asciiTheme="majorHAnsi" w:cstheme="majorBidi" w:hAnsiTheme="majorHAnsi" w:eastAsia="黑体"/>
       <w:i/>
       <w:iCs/>
       <w:color w:themeColor="accent1" w:themeShade="7F" w:val="243F60"/>
@@ -4072,7 +4342,7 @@
     <w:semiHidden/>
     <w:rsid w:val="00FC693F"/>
     <w:rPr>
-      <w:rFonts w:asciiTheme="majorHAnsi" w:cstheme="majorBidi" w:eastAsiaTheme="majorEastAsia" w:hAnsiTheme="majorHAnsi"/>
+      <w:rFonts w:asciiTheme="majorHAnsi" w:cstheme="majorBidi" w:hAnsiTheme="majorHAnsi" w:eastAsia="黑体"/>
       <w:i/>
       <w:iCs/>
       <w:color w:themeColor="text1" w:themeTint="BF" w:val="404040"/>
@@ -4086,7 +4356,7 @@
     <w:semiHidden/>
     <w:rsid w:val="00FC693F"/>
     <w:rPr>
-      <w:rFonts w:asciiTheme="majorHAnsi" w:cstheme="majorBidi" w:eastAsiaTheme="majorEastAsia" w:hAnsiTheme="majorHAnsi"/>
+      <w:rFonts w:asciiTheme="majorHAnsi" w:cstheme="majorBidi" w:hAnsiTheme="majorHAnsi" w:eastAsia="黑体"/>
       <w:color w:themeColor="accent1" w:val="4F81BD"/>
       <w:sz w:val="20"/>
       <w:szCs w:val="20"/>
@@ -4100,7 +4370,7 @@
     <w:semiHidden/>
     <w:rsid w:val="00FC693F"/>
     <w:rPr>
-      <w:rFonts w:asciiTheme="majorHAnsi" w:cstheme="majorBidi" w:eastAsiaTheme="majorEastAsia" w:hAnsiTheme="majorHAnsi"/>
+      <w:rFonts w:asciiTheme="majorHAnsi" w:cstheme="majorBidi" w:hAnsiTheme="majorHAnsi" w:eastAsia="黑体"/>
       <w:i/>
       <w:iCs/>
       <w:color w:themeColor="text1" w:themeTint="BF" w:val="404040"/>
@@ -4121,6 +4391,7 @@
       <w:spacing w:line="240" w:lineRule="auto"/>
     </w:pPr>
     <w:rPr>
+      <w:rFonts w:eastAsia="黑体"/>
       <w:b/>
       <w:bCs/>
       <w:color w:themeColor="accent1" w:val="4F81BD"/>
@@ -4135,6 +4406,7 @@
     <w:qFormat/>
     <w:rsid w:val="00FC693F"/>
     <w:rPr>
+      <w:rFonts w:eastAsia="黑体"/>
       <w:b/>
       <w:bCs/>
     </w:rPr>
@@ -4146,6 +4418,7 @@
     <w:qFormat/>
     <w:rsid w:val="00FC693F"/>
     <w:rPr>
+      <w:rFonts w:eastAsia="黑体"/>
       <w:i/>
       <w:iCs/>
     </w:rPr>
@@ -4166,6 +4439,7 @@
       <w:ind w:left="936" w:right="936"/>
     </w:pPr>
     <w:rPr>
+      <w:rFonts w:eastAsia="黑体"/>
       <w:b/>
       <w:bCs/>
       <w:i/>
@@ -4180,6 +4454,7 @@
     <w:uiPriority w:val="30"/>
     <w:rsid w:val="00FC693F"/>
     <w:rPr>
+      <w:rFonts w:eastAsia="黑体"/>
       <w:b/>
       <w:bCs/>
       <w:i/>
@@ -4194,6 +4469,7 @@
     <w:qFormat/>
     <w:rsid w:val="00FC693F"/>
     <w:rPr>
+      <w:rFonts w:eastAsia="黑体"/>
       <w:i/>
       <w:iCs/>
       <w:color w:themeColor="text1" w:themeTint="7F" w:val="808080"/>
@@ -4206,6 +4482,7 @@
     <w:qFormat/>
     <w:rsid w:val="00FC693F"/>
     <w:rPr>
+      <w:rFonts w:eastAsia="黑体"/>
       <w:b/>
       <w:bCs/>
       <w:i/>
@@ -4220,6 +4497,7 @@
     <w:qFormat/>
     <w:rsid w:val="00FC693F"/>
     <w:rPr>
+      <w:rFonts w:eastAsia="黑体"/>
       <w:smallCaps/>
       <w:color w:themeColor="accent2" w:val="C0504D"/>
       <w:u w:val="single"/>
@@ -4232,6 +4510,7 @@
     <w:qFormat/>
     <w:rsid w:val="00FC693F"/>
     <w:rPr>
+      <w:rFonts w:eastAsia="黑体"/>
       <w:b/>
       <w:bCs/>
       <w:smallCaps/>
@@ -4247,6 +4526,7 @@
     <w:qFormat/>
     <w:rsid w:val="00FC693F"/>
     <w:rPr>
+      <w:rFonts w:eastAsia="黑体"/>
       <w:b/>
       <w:bCs/>
       <w:smallCaps/>
@@ -4301,6 +4581,7 @@
       <w:spacing w:after="0" w:line="240" w:lineRule="auto"/>
     </w:pPr>
     <w:rPr>
+      <w:rFonts w:eastAsia="黑体"/>
       <w:color w:themeColor="text1" w:themeShade="BF" w:val="000000"/>
     </w:rPr>
     <w:tblPr>
@@ -4323,6 +4604,7 @@
         <w:spacing w:after="0" w:before="0" w:line="240" w:lineRule="auto"/>
       </w:pPr>
       <w:rPr>
+        <w:rFonts w:eastAsia="黑体"/>
         <w:b/>
         <w:bCs/>
       </w:rPr>
@@ -4343,6 +4625,7 @@
         <w:spacing w:after="0" w:before="0" w:line="240" w:lineRule="auto"/>
       </w:pPr>
       <w:rPr>
+        <w:rFonts w:eastAsia="黑体"/>
         <w:b/>
         <w:bCs/>
       </w:rPr>
@@ -4360,12 +4643,14 @@
     </w:tblStylePr>
     <w:tblStylePr w:type="firstCol">
       <w:rPr>
+        <w:rFonts w:eastAsia="黑体"/>
         <w:b/>
         <w:bCs/>
       </w:rPr>
     </w:tblStylePr>
     <w:tblStylePr w:type="lastCol">
       <w:rPr>
+        <w:rFonts w:eastAsia="黑体"/>
         <w:b/>
         <w:bCs/>
       </w:rPr>
@@ -4404,6 +4689,7 @@
       <w:spacing w:after="0" w:line="240" w:lineRule="auto"/>
     </w:pPr>
     <w:rPr>
+      <w:rFonts w:eastAsia="黑体"/>
       <w:color w:themeColor="accent1" w:themeShade="BF" w:val="365F91"/>
     </w:rPr>
     <w:tblPr>
@@ -4426,6 +4712,7 @@
         <w:spacing w:after="0" w:before="0" w:line="240" w:lineRule="auto"/>
       </w:pPr>
       <w:rPr>
+        <w:rFonts w:eastAsia="黑体"/>
         <w:b/>
         <w:bCs/>
       </w:rPr>
@@ -4446,6 +4733,7 @@
         <w:spacing w:after="0" w:before="0" w:line="240" w:lineRule="auto"/>
       </w:pPr>
       <w:rPr>
+        <w:rFonts w:eastAsia="黑体"/>
         <w:b/>
         <w:bCs/>
       </w:rPr>
@@ -4463,12 +4751,14 @@
     </w:tblStylePr>
     <w:tblStylePr w:type="firstCol">
       <w:rPr>
+        <w:rFonts w:eastAsia="黑体"/>
         <w:b/>
         <w:bCs/>
       </w:rPr>
     </w:tblStylePr>
     <w:tblStylePr w:type="lastCol">
       <w:rPr>
+        <w:rFonts w:eastAsia="黑体"/>
         <w:b/>
         <w:bCs/>
       </w:rPr>
@@ -4507,6 +4797,7 @@
       <w:spacing w:after="0" w:line="240" w:lineRule="auto"/>
     </w:pPr>
     <w:rPr>
+      <w:rFonts w:eastAsia="黑体"/>
       <w:color w:themeColor="accent2" w:themeShade="BF" w:val="943634"/>
     </w:rPr>
     <w:tblPr>
@@ -4529,6 +4820,7 @@
         <w:spacing w:after="0" w:before="0" w:line="240" w:lineRule="auto"/>
       </w:pPr>
       <w:rPr>
+        <w:rFonts w:eastAsia="黑体"/>
         <w:b/>
         <w:bCs/>
       </w:rPr>
@@ -4549,6 +4841,7 @@
         <w:spacing w:after="0" w:before="0" w:line="240" w:lineRule="auto"/>
       </w:pPr>
       <w:rPr>
+        <w:rFonts w:eastAsia="黑体"/>
         <w:b/>
         <w:bCs/>
       </w:rPr>
@@ -4566,12 +4859,14 @@
     </w:tblStylePr>
     <w:tblStylePr w:type="firstCol">
       <w:rPr>
+        <w:rFonts w:eastAsia="黑体"/>
         <w:b/>
         <w:bCs/>
       </w:rPr>
     </w:tblStylePr>
     <w:tblStylePr w:type="lastCol">
       <w:rPr>
+        <w:rFonts w:eastAsia="黑体"/>
         <w:b/>
         <w:bCs/>
       </w:rPr>
@@ -4610,6 +4905,7 @@
       <w:spacing w:after="0" w:line="240" w:lineRule="auto"/>
     </w:pPr>
     <w:rPr>
+      <w:rFonts w:eastAsia="黑体"/>
       <w:color w:themeColor="accent3" w:themeShade="BF" w:val="76923C"/>
     </w:rPr>
     <w:tblPr>
@@ -4632,6 +4928,7 @@
         <w:spacing w:after="0" w:before="0" w:line="240" w:lineRule="auto"/>
       </w:pPr>
       <w:rPr>
+        <w:rFonts w:eastAsia="黑体"/>
         <w:b/>
         <w:bCs/>
       </w:rPr>
@@ -4652,6 +4949,7 @@
         <w:spacing w:after="0" w:before="0" w:line="240" w:lineRule="auto"/>
       </w:pPr>
       <w:rPr>
+        <w:rFonts w:eastAsia="黑体"/>
         <w:b/>
         <w:bCs/>
       </w:rPr>
@@ -4669,12 +4967,14 @@
     </w:tblStylePr>
     <w:tblStylePr w:type="firstCol">
       <w:rPr>
+        <w:rFonts w:eastAsia="黑体"/>
         <w:b/>
         <w:bCs/>
       </w:rPr>
     </w:tblStylePr>
     <w:tblStylePr w:type="lastCol">
       <w:rPr>
+        <w:rFonts w:eastAsia="黑体"/>
         <w:b/>
         <w:bCs/>
       </w:rPr>
@@ -4713,6 +5013,7 @@
       <w:spacing w:after="0" w:line="240" w:lineRule="auto"/>
     </w:pPr>
     <w:rPr>
+      <w:rFonts w:eastAsia="黑体"/>
       <w:color w:themeColor="accent4" w:themeShade="BF" w:val="5F497A"/>
     </w:rPr>
     <w:tblPr>
@@ -4735,6 +5036,7 @@
         <w:spacing w:after="0" w:before="0" w:line="240" w:lineRule="auto"/>
       </w:pPr>
       <w:rPr>
+        <w:rFonts w:eastAsia="黑体"/>
         <w:b/>
         <w:bCs/>
       </w:rPr>
@@ -4755,6 +5057,7 @@
         <w:spacing w:after="0" w:before="0" w:line="240" w:lineRule="auto"/>
       </w:pPr>
       <w:rPr>
+        <w:rFonts w:eastAsia="黑体"/>
         <w:b/>
         <w:bCs/>
       </w:rPr>
@@ -4772,12 +5075,14 @@
     </w:tblStylePr>
     <w:tblStylePr w:type="firstCol">
       <w:rPr>
+        <w:rFonts w:eastAsia="黑体"/>
         <w:b/>
         <w:bCs/>
       </w:rPr>
     </w:tblStylePr>
     <w:tblStylePr w:type="lastCol">
       <w:rPr>
+        <w:rFonts w:eastAsia="黑体"/>
         <w:b/>
         <w:bCs/>
       </w:rPr>
@@ -4816,6 +5121,7 @@
       <w:spacing w:after="0" w:line="240" w:lineRule="auto"/>
     </w:pPr>
     <w:rPr>
+      <w:rFonts w:eastAsia="黑体"/>
       <w:color w:themeColor="accent5" w:themeShade="BF" w:val="31849B"/>
     </w:rPr>
     <w:tblPr>
@@ -4838,6 +5144,7 @@
         <w:spacing w:after="0" w:before="0" w:line="240" w:lineRule="auto"/>
       </w:pPr>
       <w:rPr>
+        <w:rFonts w:eastAsia="黑体"/>
         <w:b/>
         <w:bCs/>
       </w:rPr>
@@ -4858,6 +5165,7 @@
         <w:spacing w:after="0" w:before="0" w:line="240" w:lineRule="auto"/>
       </w:pPr>
       <w:rPr>
+        <w:rFonts w:eastAsia="黑体"/>
         <w:b/>
         <w:bCs/>
       </w:rPr>
@@ -4875,12 +5183,14 @@
     </w:tblStylePr>
     <w:tblStylePr w:type="firstCol">
       <w:rPr>
+        <w:rFonts w:eastAsia="黑体"/>
         <w:b/>
         <w:bCs/>
       </w:rPr>
     </w:tblStylePr>
     <w:tblStylePr w:type="lastCol">
       <w:rPr>
+        <w:rFonts w:eastAsia="黑体"/>
         <w:b/>
         <w:bCs/>
       </w:rPr>
@@ -4919,6 +5229,7 @@
       <w:spacing w:after="0" w:line="240" w:lineRule="auto"/>
     </w:pPr>
     <w:rPr>
+      <w:rFonts w:eastAsia="黑体"/>
       <w:color w:themeColor="accent6" w:themeShade="BF" w:val="E36C0A"/>
     </w:rPr>
     <w:tblPr>
@@ -4941,6 +5252,7 @@
         <w:spacing w:after="0" w:before="0" w:line="240" w:lineRule="auto"/>
       </w:pPr>
       <w:rPr>
+        <w:rFonts w:eastAsia="黑体"/>
         <w:b/>
         <w:bCs/>
       </w:rPr>
@@ -4961,6 +5273,7 @@
         <w:spacing w:after="0" w:before="0" w:line="240" w:lineRule="auto"/>
       </w:pPr>
       <w:rPr>
+        <w:rFonts w:eastAsia="黑体"/>
         <w:b/>
         <w:bCs/>
       </w:rPr>
@@ -4978,12 +5291,14 @@
     </w:tblStylePr>
     <w:tblStylePr w:type="firstCol">
       <w:rPr>
+        <w:rFonts w:eastAsia="黑体"/>
         <w:b/>
         <w:bCs/>
       </w:rPr>
     </w:tblStylePr>
     <w:tblStylePr w:type="lastCol">
       <w:rPr>
+        <w:rFonts w:eastAsia="黑体"/>
         <w:b/>
         <w:bCs/>
       </w:rPr>
@@ -5043,6 +5358,7 @@
         <w:spacing w:after="0" w:before="0" w:line="240" w:lineRule="auto"/>
       </w:pPr>
       <w:rPr>
+        <w:rFonts w:eastAsia="黑体"/>
         <w:b/>
         <w:bCs/>
         <w:color w:themeColor="background1" w:val="FFFFFF"/>
@@ -5057,6 +5373,7 @@
         <w:spacing w:after="0" w:before="0" w:line="240" w:lineRule="auto"/>
       </w:pPr>
       <w:rPr>
+        <w:rFonts w:eastAsia="黑体"/>
         <w:b/>
         <w:bCs/>
       </w:rPr>
@@ -5072,12 +5389,14 @@
     </w:tblStylePr>
     <w:tblStylePr w:type="firstCol">
       <w:rPr>
+        <w:rFonts w:eastAsia="黑体"/>
         <w:b/>
         <w:bCs/>
       </w:rPr>
     </w:tblStylePr>
     <w:tblStylePr w:type="lastCol">
       <w:rPr>
+        <w:rFonts w:eastAsia="黑体"/>
         <w:b/>
         <w:bCs/>
       </w:rPr>
@@ -5135,6 +5454,7 @@
         <w:spacing w:after="0" w:before="0" w:line="240" w:lineRule="auto"/>
       </w:pPr>
       <w:rPr>
+        <w:rFonts w:eastAsia="黑体"/>
         <w:b/>
         <w:bCs/>
         <w:color w:themeColor="background1" w:val="FFFFFF"/>
@@ -5149,6 +5469,7 @@
         <w:spacing w:after="0" w:before="0" w:line="240" w:lineRule="auto"/>
       </w:pPr>
       <w:rPr>
+        <w:rFonts w:eastAsia="黑体"/>
         <w:b/>
         <w:bCs/>
       </w:rPr>
@@ -5164,12 +5485,14 @@
     </w:tblStylePr>
     <w:tblStylePr w:type="firstCol">
       <w:rPr>
+        <w:rFonts w:eastAsia="黑体"/>
         <w:b/>
         <w:bCs/>
       </w:rPr>
     </w:tblStylePr>
     <w:tblStylePr w:type="lastCol">
       <w:rPr>
+        <w:rFonts w:eastAsia="黑体"/>
         <w:b/>
         <w:bCs/>
       </w:rPr>
@@ -5227,6 +5550,7 @@
         <w:spacing w:after="0" w:before="0" w:line="240" w:lineRule="auto"/>
       </w:pPr>
       <w:rPr>
+        <w:rFonts w:eastAsia="黑体"/>
         <w:b/>
         <w:bCs/>
         <w:color w:themeColor="background1" w:val="FFFFFF"/>
@@ -5241,6 +5565,7 @@
         <w:spacing w:after="0" w:before="0" w:line="240" w:lineRule="auto"/>
       </w:pPr>
       <w:rPr>
+        <w:rFonts w:eastAsia="黑体"/>
         <w:b/>
         <w:bCs/>
       </w:rPr>
@@ -5256,12 +5581,14 @@
     </w:tblStylePr>
     <w:tblStylePr w:type="firstCol">
       <w:rPr>
+        <w:rFonts w:eastAsia="黑体"/>
         <w:b/>
         <w:bCs/>
       </w:rPr>
     </w:tblStylePr>
     <w:tblStylePr w:type="lastCol">
       <w:rPr>
+        <w:rFonts w:eastAsia="黑体"/>
         <w:b/>
         <w:bCs/>
       </w:rPr>
@@ -5319,6 +5646,7 @@
         <w:spacing w:after="0" w:before="0" w:line="240" w:lineRule="auto"/>
       </w:pPr>
       <w:rPr>
+        <w:rFonts w:eastAsia="黑体"/>
         <w:b/>
         <w:bCs/>
         <w:color w:themeColor="background1" w:val="FFFFFF"/>
@@ -5333,6 +5661,7 @@
         <w:spacing w:after="0" w:before="0" w:line="240" w:lineRule="auto"/>
       </w:pPr>
       <w:rPr>
+        <w:rFonts w:eastAsia="黑体"/>
         <w:b/>
         <w:bCs/>
       </w:rPr>
@@ -5348,12 +5677,14 @@
     </w:tblStylePr>
     <w:tblStylePr w:type="firstCol">
       <w:rPr>
+        <w:rFonts w:eastAsia="黑体"/>
         <w:b/>
         <w:bCs/>
       </w:rPr>
     </w:tblStylePr>
     <w:tblStylePr w:type="lastCol">
       <w:rPr>
+        <w:rFonts w:eastAsia="黑体"/>
         <w:b/>
         <w:bCs/>
       </w:rPr>
@@ -5411,6 +5742,7 @@
         <w:spacing w:after="0" w:before="0" w:line="240" w:lineRule="auto"/>
       </w:pPr>
       <w:rPr>
+        <w:rFonts w:eastAsia="黑体"/>
         <w:b/>
         <w:bCs/>
         <w:color w:themeColor="background1" w:val="FFFFFF"/>
@@ -5425,6 +5757,7 @@
         <w:spacing w:after="0" w:before="0" w:line="240" w:lineRule="auto"/>
       </w:pPr>
       <w:rPr>
+        <w:rFonts w:eastAsia="黑体"/>
         <w:b/>
         <w:bCs/>
       </w:rPr>
@@ -5440,12 +5773,14 @@
     </w:tblStylePr>
     <w:tblStylePr w:type="firstCol">
       <w:rPr>
+        <w:rFonts w:eastAsia="黑体"/>
         <w:b/>
         <w:bCs/>
       </w:rPr>
     </w:tblStylePr>
     <w:tblStylePr w:type="lastCol">
       <w:rPr>
+        <w:rFonts w:eastAsia="黑体"/>
         <w:b/>
         <w:bCs/>
       </w:rPr>
@@ -5503,6 +5838,7 @@
         <w:spacing w:after="0" w:before="0" w:line="240" w:lineRule="auto"/>
       </w:pPr>
       <w:rPr>
+        <w:rFonts w:eastAsia="黑体"/>
         <w:b/>
         <w:bCs/>
         <w:color w:themeColor="background1" w:val="FFFFFF"/>
@@ -5517,6 +5853,7 @@
         <w:spacing w:after="0" w:before="0" w:line="240" w:lineRule="auto"/>
       </w:pPr>
       <w:rPr>
+        <w:rFonts w:eastAsia="黑体"/>
         <w:b/>
         <w:bCs/>
       </w:rPr>
@@ -5532,12 +5869,14 @@
     </w:tblStylePr>
     <w:tblStylePr w:type="firstCol">
       <w:rPr>
+        <w:rFonts w:eastAsia="黑体"/>
         <w:b/>
         <w:bCs/>
       </w:rPr>
     </w:tblStylePr>
     <w:tblStylePr w:type="lastCol">
       <w:rPr>
+        <w:rFonts w:eastAsia="黑体"/>
         <w:b/>
         <w:bCs/>
       </w:rPr>
@@ -5595,6 +5934,7 @@
         <w:spacing w:after="0" w:before="0" w:line="240" w:lineRule="auto"/>
       </w:pPr>
       <w:rPr>
+        <w:rFonts w:eastAsia="黑体"/>
         <w:b/>
         <w:bCs/>
         <w:color w:themeColor="background1" w:val="FFFFFF"/>
@@ -5609,6 +5949,7 @@
         <w:spacing w:after="0" w:before="0" w:line="240" w:lineRule="auto"/>
       </w:pPr>
       <w:rPr>
+        <w:rFonts w:eastAsia="黑体"/>
         <w:b/>
         <w:bCs/>
       </w:rPr>
@@ -5624,12 +5965,14 @@
     </w:tblStylePr>
     <w:tblStylePr w:type="firstCol">
       <w:rPr>
+        <w:rFonts w:eastAsia="黑体"/>
         <w:b/>
         <w:bCs/>
       </w:rPr>
     </w:tblStylePr>
     <w:tblStylePr w:type="lastCol">
       <w:rPr>
+        <w:rFonts w:eastAsia="黑体"/>
         <w:b/>
         <w:bCs/>
       </w:rPr>
@@ -5689,7 +6032,7 @@
         <w:spacing w:after="0" w:before="0" w:line="240" w:lineRule="auto"/>
       </w:pPr>
       <w:rPr>
-        <w:rFonts w:asciiTheme="majorHAnsi" w:cstheme="majorBidi" w:eastAsiaTheme="majorEastAsia" w:hAnsiTheme="majorHAnsi"/>
+        <w:rFonts w:asciiTheme="majorHAnsi" w:cstheme="majorBidi" w:hAnsiTheme="majorHAnsi" w:eastAsia="黑体"/>
         <w:b/>
         <w:bCs/>
       </w:rPr>
@@ -5710,7 +6053,7 @@
         <w:spacing w:after="0" w:before="0" w:line="240" w:lineRule="auto"/>
       </w:pPr>
       <w:rPr>
-        <w:rFonts w:asciiTheme="majorHAnsi" w:cstheme="majorBidi" w:eastAsiaTheme="majorEastAsia" w:hAnsiTheme="majorHAnsi"/>
+        <w:rFonts w:asciiTheme="majorHAnsi" w:cstheme="majorBidi" w:hAnsiTheme="majorHAnsi" w:eastAsia="黑体"/>
         <w:b/>
         <w:bCs/>
       </w:rPr>
@@ -5728,14 +6071,14 @@
     </w:tblStylePr>
     <w:tblStylePr w:type="firstCol">
       <w:rPr>
-        <w:rFonts w:asciiTheme="majorHAnsi" w:cstheme="majorBidi" w:eastAsiaTheme="majorEastAsia" w:hAnsiTheme="majorHAnsi"/>
+        <w:rFonts w:asciiTheme="majorHAnsi" w:cstheme="majorBidi" w:hAnsiTheme="majorHAnsi" w:eastAsia="黑体"/>
         <w:b/>
         <w:bCs/>
       </w:rPr>
     </w:tblStylePr>
     <w:tblStylePr w:type="lastCol">
       <w:rPr>
-        <w:rFonts w:asciiTheme="majorHAnsi" w:cstheme="majorBidi" w:eastAsiaTheme="majorEastAsia" w:hAnsiTheme="majorHAnsi"/>
+        <w:rFonts w:asciiTheme="majorHAnsi" w:cstheme="majorBidi" w:hAnsiTheme="majorHAnsi" w:eastAsia="黑体"/>
         <w:b/>
         <w:bCs/>
       </w:rPr>
@@ -5819,7 +6162,7 @@
         <w:spacing w:after="0" w:before="0" w:line="240" w:lineRule="auto"/>
       </w:pPr>
       <w:rPr>
-        <w:rFonts w:asciiTheme="majorHAnsi" w:cstheme="majorBidi" w:eastAsiaTheme="majorEastAsia" w:hAnsiTheme="majorHAnsi"/>
+        <w:rFonts w:asciiTheme="majorHAnsi" w:cstheme="majorBidi" w:hAnsiTheme="majorHAnsi" w:eastAsia="黑体"/>
         <w:b/>
         <w:bCs/>
       </w:rPr>
@@ -5840,7 +6183,7 @@
         <w:spacing w:after="0" w:before="0" w:line="240" w:lineRule="auto"/>
       </w:pPr>
       <w:rPr>
-        <w:rFonts w:asciiTheme="majorHAnsi" w:cstheme="majorBidi" w:eastAsiaTheme="majorEastAsia" w:hAnsiTheme="majorHAnsi"/>
+        <w:rFonts w:asciiTheme="majorHAnsi" w:cstheme="majorBidi" w:hAnsiTheme="majorHAnsi" w:eastAsia="黑体"/>
         <w:b/>
         <w:bCs/>
       </w:rPr>
@@ -5858,14 +6201,14 @@
     </w:tblStylePr>
     <w:tblStylePr w:type="firstCol">
       <w:rPr>
-        <w:rFonts w:asciiTheme="majorHAnsi" w:cstheme="majorBidi" w:eastAsiaTheme="majorEastAsia" w:hAnsiTheme="majorHAnsi"/>
+        <w:rFonts w:asciiTheme="majorHAnsi" w:cstheme="majorBidi" w:hAnsiTheme="majorHAnsi" w:eastAsia="黑体"/>
         <w:b/>
         <w:bCs/>
       </w:rPr>
     </w:tblStylePr>
     <w:tblStylePr w:type="lastCol">
       <w:rPr>
-        <w:rFonts w:asciiTheme="majorHAnsi" w:cstheme="majorBidi" w:eastAsiaTheme="majorEastAsia" w:hAnsiTheme="majorHAnsi"/>
+        <w:rFonts w:asciiTheme="majorHAnsi" w:cstheme="majorBidi" w:hAnsiTheme="majorHAnsi" w:eastAsia="黑体"/>
         <w:b/>
         <w:bCs/>
       </w:rPr>
@@ -5949,7 +6292,7 @@
         <w:spacing w:after="0" w:before="0" w:line="240" w:lineRule="auto"/>
       </w:pPr>
       <w:rPr>
-        <w:rFonts w:asciiTheme="majorHAnsi" w:cstheme="majorBidi" w:eastAsiaTheme="majorEastAsia" w:hAnsiTheme="majorHAnsi"/>
+        <w:rFonts w:asciiTheme="majorHAnsi" w:cstheme="majorBidi" w:hAnsiTheme="majorHAnsi" w:eastAsia="黑体"/>
         <w:b/>
         <w:bCs/>
       </w:rPr>
@@ -5970,7 +6313,7 @@
         <w:spacing w:after="0" w:before="0" w:line="240" w:lineRule="auto"/>
       </w:pPr>
       <w:rPr>
-        <w:rFonts w:asciiTheme="majorHAnsi" w:cstheme="majorBidi" w:eastAsiaTheme="majorEastAsia" w:hAnsiTheme="majorHAnsi"/>
+        <w:rFonts w:asciiTheme="majorHAnsi" w:cstheme="majorBidi" w:hAnsiTheme="majorHAnsi" w:eastAsia="黑体"/>
         <w:b/>
         <w:bCs/>
       </w:rPr>
@@ -5988,14 +6331,14 @@
     </w:tblStylePr>
     <w:tblStylePr w:type="firstCol">
       <w:rPr>
-        <w:rFonts w:asciiTheme="majorHAnsi" w:cstheme="majorBidi" w:eastAsiaTheme="majorEastAsia" w:hAnsiTheme="majorHAnsi"/>
+        <w:rFonts w:asciiTheme="majorHAnsi" w:cstheme="majorBidi" w:hAnsiTheme="majorHAnsi" w:eastAsia="黑体"/>
         <w:b/>
         <w:bCs/>
       </w:rPr>
     </w:tblStylePr>
     <w:tblStylePr w:type="lastCol">
       <w:rPr>
-        <w:rFonts w:asciiTheme="majorHAnsi" w:cstheme="majorBidi" w:eastAsiaTheme="majorEastAsia" w:hAnsiTheme="majorHAnsi"/>
+        <w:rFonts w:asciiTheme="majorHAnsi" w:cstheme="majorBidi" w:hAnsiTheme="majorHAnsi" w:eastAsia="黑体"/>
         <w:b/>
         <w:bCs/>
       </w:rPr>
@@ -6079,7 +6422,7 @@
         <w:spacing w:after="0" w:before="0" w:line="240" w:lineRule="auto"/>
       </w:pPr>
       <w:rPr>
-        <w:rFonts w:asciiTheme="majorHAnsi" w:cstheme="majorBidi" w:eastAsiaTheme="majorEastAsia" w:hAnsiTheme="majorHAnsi"/>
+        <w:rFonts w:asciiTheme="majorHAnsi" w:cstheme="majorBidi" w:hAnsiTheme="majorHAnsi" w:eastAsia="黑体"/>
         <w:b/>
         <w:bCs/>
       </w:rPr>
@@ -6100,7 +6443,7 @@
         <w:spacing w:after="0" w:before="0" w:line="240" w:lineRule="auto"/>
       </w:pPr>
       <w:rPr>
-        <w:rFonts w:asciiTheme="majorHAnsi" w:cstheme="majorBidi" w:eastAsiaTheme="majorEastAsia" w:hAnsiTheme="majorHAnsi"/>
+        <w:rFonts w:asciiTheme="majorHAnsi" w:cstheme="majorBidi" w:hAnsiTheme="majorHAnsi" w:eastAsia="黑体"/>
         <w:b/>
         <w:bCs/>
       </w:rPr>
@@ -6118,14 +6461,14 @@
     </w:tblStylePr>
     <w:tblStylePr w:type="firstCol">
       <w:rPr>
-        <w:rFonts w:asciiTheme="majorHAnsi" w:cstheme="majorBidi" w:eastAsiaTheme="majorEastAsia" w:hAnsiTheme="majorHAnsi"/>
+        <w:rFonts w:asciiTheme="majorHAnsi" w:cstheme="majorBidi" w:hAnsiTheme="majorHAnsi" w:eastAsia="黑体"/>
         <w:b/>
         <w:bCs/>
       </w:rPr>
     </w:tblStylePr>
     <w:tblStylePr w:type="lastCol">
       <w:rPr>
-        <w:rFonts w:asciiTheme="majorHAnsi" w:cstheme="majorBidi" w:eastAsiaTheme="majorEastAsia" w:hAnsiTheme="majorHAnsi"/>
+        <w:rFonts w:asciiTheme="majorHAnsi" w:cstheme="majorBidi" w:hAnsiTheme="majorHAnsi" w:eastAsia="黑体"/>
         <w:b/>
         <w:bCs/>
       </w:rPr>
@@ -6209,7 +6552,7 @@
         <w:spacing w:after="0" w:before="0" w:line="240" w:lineRule="auto"/>
       </w:pPr>
       <w:rPr>
-        <w:rFonts w:asciiTheme="majorHAnsi" w:cstheme="majorBidi" w:eastAsiaTheme="majorEastAsia" w:hAnsiTheme="majorHAnsi"/>
+        <w:rFonts w:asciiTheme="majorHAnsi" w:cstheme="majorBidi" w:hAnsiTheme="majorHAnsi" w:eastAsia="黑体"/>
         <w:b/>
         <w:bCs/>
       </w:rPr>
@@ -6230,7 +6573,7 @@
         <w:spacing w:after="0" w:before="0" w:line="240" w:lineRule="auto"/>
       </w:pPr>
       <w:rPr>
-        <w:rFonts w:asciiTheme="majorHAnsi" w:cstheme="majorBidi" w:eastAsiaTheme="majorEastAsia" w:hAnsiTheme="majorHAnsi"/>
+        <w:rFonts w:asciiTheme="majorHAnsi" w:cstheme="majorBidi" w:hAnsiTheme="majorHAnsi" w:eastAsia="黑体"/>
         <w:b/>
         <w:bCs/>
       </w:rPr>
@@ -6248,14 +6591,14 @@
     </w:tblStylePr>
     <w:tblStylePr w:type="firstCol">
       <w:rPr>
-        <w:rFonts w:asciiTheme="majorHAnsi" w:cstheme="majorBidi" w:eastAsiaTheme="majorEastAsia" w:hAnsiTheme="majorHAnsi"/>
+        <w:rFonts w:asciiTheme="majorHAnsi" w:cstheme="majorBidi" w:hAnsiTheme="majorHAnsi" w:eastAsia="黑体"/>
         <w:b/>
         <w:bCs/>
       </w:rPr>
     </w:tblStylePr>
     <w:tblStylePr w:type="lastCol">
       <w:rPr>
-        <w:rFonts w:asciiTheme="majorHAnsi" w:cstheme="majorBidi" w:eastAsiaTheme="majorEastAsia" w:hAnsiTheme="majorHAnsi"/>
+        <w:rFonts w:asciiTheme="majorHAnsi" w:cstheme="majorBidi" w:hAnsiTheme="majorHAnsi" w:eastAsia="黑体"/>
         <w:b/>
         <w:bCs/>
       </w:rPr>
@@ -6339,7 +6682,7 @@
         <w:spacing w:after="0" w:before="0" w:line="240" w:lineRule="auto"/>
       </w:pPr>
       <w:rPr>
-        <w:rFonts w:asciiTheme="majorHAnsi" w:cstheme="majorBidi" w:eastAsiaTheme="majorEastAsia" w:hAnsiTheme="majorHAnsi"/>
+        <w:rFonts w:asciiTheme="majorHAnsi" w:cstheme="majorBidi" w:hAnsiTheme="majorHAnsi" w:eastAsia="黑体"/>
         <w:b/>
         <w:bCs/>
       </w:rPr>
@@ -6360,7 +6703,7 @@
         <w:spacing w:after="0" w:before="0" w:line="240" w:lineRule="auto"/>
       </w:pPr>
       <w:rPr>
-        <w:rFonts w:asciiTheme="majorHAnsi" w:cstheme="majorBidi" w:eastAsiaTheme="majorEastAsia" w:hAnsiTheme="majorHAnsi"/>
+        <w:rFonts w:asciiTheme="majorHAnsi" w:cstheme="majorBidi" w:hAnsiTheme="majorHAnsi" w:eastAsia="黑体"/>
         <w:b/>
         <w:bCs/>
       </w:rPr>
@@ -6378,14 +6721,14 @@
     </w:tblStylePr>
     <w:tblStylePr w:type="firstCol">
       <w:rPr>
-        <w:rFonts w:asciiTheme="majorHAnsi" w:cstheme="majorBidi" w:eastAsiaTheme="majorEastAsia" w:hAnsiTheme="majorHAnsi"/>
+        <w:rFonts w:asciiTheme="majorHAnsi" w:cstheme="majorBidi" w:hAnsiTheme="majorHAnsi" w:eastAsia="黑体"/>
         <w:b/>
         <w:bCs/>
       </w:rPr>
     </w:tblStylePr>
     <w:tblStylePr w:type="lastCol">
       <w:rPr>
-        <w:rFonts w:asciiTheme="majorHAnsi" w:cstheme="majorBidi" w:eastAsiaTheme="majorEastAsia" w:hAnsiTheme="majorHAnsi"/>
+        <w:rFonts w:asciiTheme="majorHAnsi" w:cstheme="majorBidi" w:hAnsiTheme="majorHAnsi" w:eastAsia="黑体"/>
         <w:b/>
         <w:bCs/>
       </w:rPr>
@@ -6469,7 +6812,7 @@
         <w:spacing w:after="0" w:before="0" w:line="240" w:lineRule="auto"/>
       </w:pPr>
       <w:rPr>
-        <w:rFonts w:asciiTheme="majorHAnsi" w:cstheme="majorBidi" w:eastAsiaTheme="majorEastAsia" w:hAnsiTheme="majorHAnsi"/>
+        <w:rFonts w:asciiTheme="majorHAnsi" w:cstheme="majorBidi" w:hAnsiTheme="majorHAnsi" w:eastAsia="黑体"/>
         <w:b/>
         <w:bCs/>
       </w:rPr>
@@ -6490,7 +6833,7 @@
         <w:spacing w:after="0" w:before="0" w:line="240" w:lineRule="auto"/>
       </w:pPr>
       <w:rPr>
-        <w:rFonts w:asciiTheme="majorHAnsi" w:cstheme="majorBidi" w:eastAsiaTheme="majorEastAsia" w:hAnsiTheme="majorHAnsi"/>
+        <w:rFonts w:asciiTheme="majorHAnsi" w:cstheme="majorBidi" w:hAnsiTheme="majorHAnsi" w:eastAsia="黑体"/>
         <w:b/>
         <w:bCs/>
       </w:rPr>
@@ -6508,14 +6851,14 @@
     </w:tblStylePr>
     <w:tblStylePr w:type="firstCol">
       <w:rPr>
-        <w:rFonts w:asciiTheme="majorHAnsi" w:cstheme="majorBidi" w:eastAsiaTheme="majorEastAsia" w:hAnsiTheme="majorHAnsi"/>
+        <w:rFonts w:asciiTheme="majorHAnsi" w:cstheme="majorBidi" w:hAnsiTheme="majorHAnsi" w:eastAsia="黑体"/>
         <w:b/>
         <w:bCs/>
       </w:rPr>
     </w:tblStylePr>
     <w:tblStylePr w:type="lastCol">
       <w:rPr>
-        <w:rFonts w:asciiTheme="majorHAnsi" w:cstheme="majorBidi" w:eastAsiaTheme="majorEastAsia" w:hAnsiTheme="majorHAnsi"/>
+        <w:rFonts w:asciiTheme="majorHAnsi" w:cstheme="majorBidi" w:hAnsiTheme="majorHAnsi" w:eastAsia="黑体"/>
         <w:b/>
         <w:bCs/>
       </w:rPr>
@@ -6598,6 +6941,7 @@
         <w:spacing w:after="0" w:before="0" w:line="240" w:lineRule="auto"/>
       </w:pPr>
       <w:rPr>
+        <w:rFonts w:eastAsia="黑体"/>
         <w:b/>
         <w:bCs/>
         <w:color w:themeColor="background1" w:val="FFFFFF"/>
@@ -6620,6 +6964,7 @@
         <w:spacing w:after="0" w:before="0" w:line="240" w:lineRule="auto"/>
       </w:pPr>
       <w:rPr>
+        <w:rFonts w:eastAsia="黑体"/>
         <w:b/>
         <w:bCs/>
       </w:rPr>
@@ -6637,12 +6982,14 @@
     </w:tblStylePr>
     <w:tblStylePr w:type="firstCol">
       <w:rPr>
+        <w:rFonts w:eastAsia="黑体"/>
         <w:b/>
         <w:bCs/>
       </w:rPr>
     </w:tblStylePr>
     <w:tblStylePr w:type="lastCol">
       <w:rPr>
+        <w:rFonts w:eastAsia="黑体"/>
         <w:b/>
         <w:bCs/>
       </w:rPr>
@@ -6704,6 +7051,7 @@
         <w:spacing w:after="0" w:before="0" w:line="240" w:lineRule="auto"/>
       </w:pPr>
       <w:rPr>
+        <w:rFonts w:eastAsia="黑体"/>
         <w:b/>
         <w:bCs/>
         <w:color w:themeColor="background1" w:val="FFFFFF"/>
@@ -6726,6 +7074,7 @@
         <w:spacing w:after="0" w:before="0" w:line="240" w:lineRule="auto"/>
       </w:pPr>
       <w:rPr>
+        <w:rFonts w:eastAsia="黑体"/>
         <w:b/>
         <w:bCs/>
       </w:rPr>
@@ -6743,12 +7092,14 @@
     </w:tblStylePr>
     <w:tblStylePr w:type="firstCol">
       <w:rPr>
+        <w:rFonts w:eastAsia="黑体"/>
         <w:b/>
         <w:bCs/>
       </w:rPr>
     </w:tblStylePr>
     <w:tblStylePr w:type="lastCol">
       <w:rPr>
+        <w:rFonts w:eastAsia="黑体"/>
         <w:b/>
         <w:bCs/>
       </w:rPr>
@@ -6810,6 +7161,7 @@
         <w:spacing w:after="0" w:before="0" w:line="240" w:lineRule="auto"/>
       </w:pPr>
       <w:rPr>
+        <w:rFonts w:eastAsia="黑体"/>
         <w:b/>
         <w:bCs/>
         <w:color w:themeColor="background1" w:val="FFFFFF"/>
@@ -6832,6 +7184,7 @@
         <w:spacing w:after="0" w:before="0" w:line="240" w:lineRule="auto"/>
       </w:pPr>
       <w:rPr>
+        <w:rFonts w:eastAsia="黑体"/>
         <w:b/>
         <w:bCs/>
       </w:rPr>
@@ -6849,12 +7202,14 @@
     </w:tblStylePr>
     <w:tblStylePr w:type="firstCol">
       <w:rPr>
+        <w:rFonts w:eastAsia="黑体"/>
         <w:b/>
         <w:bCs/>
       </w:rPr>
     </w:tblStylePr>
     <w:tblStylePr w:type="lastCol">
       <w:rPr>
+        <w:rFonts w:eastAsia="黑体"/>
         <w:b/>
         <w:bCs/>
       </w:rPr>
@@ -6916,6 +7271,7 @@
         <w:spacing w:after="0" w:before="0" w:line="240" w:lineRule="auto"/>
       </w:pPr>
       <w:rPr>
+        <w:rFonts w:eastAsia="黑体"/>
         <w:b/>
         <w:bCs/>
         <w:color w:themeColor="background1" w:val="FFFFFF"/>
@@ -6938,6 +7294,7 @@
         <w:spacing w:after="0" w:before="0" w:line="240" w:lineRule="auto"/>
       </w:pPr>
       <w:rPr>
+        <w:rFonts w:eastAsia="黑体"/>
         <w:b/>
         <w:bCs/>
       </w:rPr>
@@ -6955,12 +7312,14 @@
     </w:tblStylePr>
     <w:tblStylePr w:type="firstCol">
       <w:rPr>
+        <w:rFonts w:eastAsia="黑体"/>
         <w:b/>
         <w:bCs/>
       </w:rPr>
     </w:tblStylePr>
     <w:tblStylePr w:type="lastCol">
       <w:rPr>
+        <w:rFonts w:eastAsia="黑体"/>
         <w:b/>
         <w:bCs/>
       </w:rPr>
@@ -7022,6 +7381,7 @@
         <w:spacing w:after="0" w:before="0" w:line="240" w:lineRule="auto"/>
       </w:pPr>
       <w:rPr>
+        <w:rFonts w:eastAsia="黑体"/>
         <w:b/>
         <w:bCs/>
         <w:color w:themeColor="background1" w:val="FFFFFF"/>
@@ -7044,6 +7404,7 @@
         <w:spacing w:after="0" w:before="0" w:line="240" w:lineRule="auto"/>
       </w:pPr>
       <w:rPr>
+        <w:rFonts w:eastAsia="黑体"/>
         <w:b/>
         <w:bCs/>
       </w:rPr>
@@ -7061,12 +7422,14 @@
     </w:tblStylePr>
     <w:tblStylePr w:type="firstCol">
       <w:rPr>
+        <w:rFonts w:eastAsia="黑体"/>
         <w:b/>
         <w:bCs/>
       </w:rPr>
     </w:tblStylePr>
     <w:tblStylePr w:type="lastCol">
       <w:rPr>
+        <w:rFonts w:eastAsia="黑体"/>
         <w:b/>
         <w:bCs/>
       </w:rPr>
@@ -7128,6 +7491,7 @@
         <w:spacing w:after="0" w:before="0" w:line="240" w:lineRule="auto"/>
       </w:pPr>
       <w:rPr>
+        <w:rFonts w:eastAsia="黑体"/>
         <w:b/>
         <w:bCs/>
         <w:color w:themeColor="background1" w:val="FFFFFF"/>
@@ -7150,6 +7514,7 @@
         <w:spacing w:after="0" w:before="0" w:line="240" w:lineRule="auto"/>
       </w:pPr>
       <w:rPr>
+        <w:rFonts w:eastAsia="黑体"/>
         <w:b/>
         <w:bCs/>
       </w:rPr>
@@ -7167,12 +7532,14 @@
     </w:tblStylePr>
     <w:tblStylePr w:type="firstCol">
       <w:rPr>
+        <w:rFonts w:eastAsia="黑体"/>
         <w:b/>
         <w:bCs/>
       </w:rPr>
     </w:tblStylePr>
     <w:tblStylePr w:type="lastCol">
       <w:rPr>
+        <w:rFonts w:eastAsia="黑体"/>
         <w:b/>
         <w:bCs/>
       </w:rPr>
@@ -7234,6 +7601,7 @@
         <w:spacing w:after="0" w:before="0" w:line="240" w:lineRule="auto"/>
       </w:pPr>
       <w:rPr>
+        <w:rFonts w:eastAsia="黑体"/>
         <w:b/>
         <w:bCs/>
         <w:color w:themeColor="background1" w:val="FFFFFF"/>
@@ -7256,6 +7624,7 @@
         <w:spacing w:after="0" w:before="0" w:line="240" w:lineRule="auto"/>
       </w:pPr>
       <w:rPr>
+        <w:rFonts w:eastAsia="黑体"/>
         <w:b/>
         <w:bCs/>
       </w:rPr>
@@ -7273,12 +7642,14 @@
     </w:tblStylePr>
     <w:tblStylePr w:type="firstCol">
       <w:rPr>
+        <w:rFonts w:eastAsia="黑体"/>
         <w:b/>
         <w:bCs/>
       </w:rPr>
     </w:tblStylePr>
     <w:tblStylePr w:type="lastCol">
       <w:rPr>
+        <w:rFonts w:eastAsia="黑体"/>
         <w:b/>
         <w:bCs/>
       </w:rPr>
@@ -7337,6 +7708,7 @@
         <w:spacing w:after="0" w:before="0" w:line="240" w:lineRule="auto"/>
       </w:pPr>
       <w:rPr>
+        <w:rFonts w:eastAsia="黑体"/>
         <w:b/>
         <w:bCs/>
         <w:color w:themeColor="background1" w:val="FFFFFF"/>
@@ -7359,6 +7731,7 @@
         <w:spacing w:after="0" w:before="0" w:line="240" w:lineRule="auto"/>
       </w:pPr>
       <w:rPr>
+        <w:rFonts w:eastAsia="黑体"/>
         <w:color w:val="auto"/>
       </w:rPr>
       <w:tblPr/>
@@ -7376,6 +7749,7 @@
     </w:tblStylePr>
     <w:tblStylePr w:type="firstCol">
       <w:rPr>
+        <w:rFonts w:eastAsia="黑体"/>
         <w:b/>
         <w:bCs/>
         <w:color w:themeColor="background1" w:val="FFFFFF"/>
@@ -7395,6 +7769,7 @@
     </w:tblStylePr>
     <w:tblStylePr w:type="lastCol">
       <w:rPr>
+        <w:rFonts w:eastAsia="黑体"/>
         <w:b/>
         <w:bCs/>
         <w:color w:themeColor="background1" w:val="FFFFFF"/>
@@ -7443,6 +7818,7 @@
     </w:tblStylePr>
     <w:tblStylePr w:type="nwCell">
       <w:rPr>
+        <w:rFonts w:eastAsia="黑体"/>
         <w:color w:themeColor="background1" w:val="FFFFFF"/>
       </w:rPr>
       <w:tblPr/>
@@ -7486,6 +7862,7 @@
         <w:spacing w:after="0" w:before="0" w:line="240" w:lineRule="auto"/>
       </w:pPr>
       <w:rPr>
+        <w:rFonts w:eastAsia="黑体"/>
         <w:b/>
         <w:bCs/>
         <w:color w:themeColor="background1" w:val="FFFFFF"/>
@@ -7508,6 +7885,7 @@
         <w:spacing w:after="0" w:before="0" w:line="240" w:lineRule="auto"/>
       </w:pPr>
       <w:rPr>
+        <w:rFonts w:eastAsia="黑体"/>
         <w:color w:val="auto"/>
       </w:rPr>
       <w:tblPr/>
@@ -7525,6 +7903,7 @@
     </w:tblStylePr>
     <w:tblStylePr w:type="firstCol">
       <w:rPr>
+        <w:rFonts w:eastAsia="黑体"/>
         <w:b/>
         <w:bCs/>
         <w:color w:themeColor="background1" w:val="FFFFFF"/>
@@ -7544,6 +7923,7 @@
     </w:tblStylePr>
     <w:tblStylePr w:type="lastCol">
       <w:rPr>
+        <w:rFonts w:eastAsia="黑体"/>
         <w:b/>
         <w:bCs/>
         <w:color w:themeColor="background1" w:val="FFFFFF"/>
@@ -7592,6 +7972,7 @@
     </w:tblStylePr>
     <w:tblStylePr w:type="nwCell">
       <w:rPr>
+        <w:rFonts w:eastAsia="黑体"/>
         <w:color w:themeColor="background1" w:val="FFFFFF"/>
       </w:rPr>
       <w:tblPr/>
@@ -7635,6 +8016,7 @@
         <w:spacing w:after="0" w:before="0" w:line="240" w:lineRule="auto"/>
       </w:pPr>
       <w:rPr>
+        <w:rFonts w:eastAsia="黑体"/>
         <w:b/>
         <w:bCs/>
         <w:color w:themeColor="background1" w:val="FFFFFF"/>
@@ -7657,6 +8039,7 @@
         <w:spacing w:after="0" w:before="0" w:line="240" w:lineRule="auto"/>
       </w:pPr>
       <w:rPr>
+        <w:rFonts w:eastAsia="黑体"/>
         <w:color w:val="auto"/>
       </w:rPr>
       <w:tblPr/>
@@ -7674,6 +8057,7 @@
     </w:tblStylePr>
     <w:tblStylePr w:type="firstCol">
       <w:rPr>
+        <w:rFonts w:eastAsia="黑体"/>
         <w:b/>
         <w:bCs/>
         <w:color w:themeColor="background1" w:val="FFFFFF"/>
@@ -7693,6 +8077,7 @@
     </w:tblStylePr>
     <w:tblStylePr w:type="lastCol">
       <w:rPr>
+        <w:rFonts w:eastAsia="黑体"/>
         <w:b/>
         <w:bCs/>
         <w:color w:themeColor="background1" w:val="FFFFFF"/>
@@ -7741,6 +8126,7 @@
     </w:tblStylePr>
     <w:tblStylePr w:type="nwCell">
       <w:rPr>
+        <w:rFonts w:eastAsia="黑体"/>
         <w:color w:themeColor="background1" w:val="FFFFFF"/>
       </w:rPr>
       <w:tblPr/>
@@ -7784,6 +8170,7 @@
         <w:spacing w:after="0" w:before="0" w:line="240" w:lineRule="auto"/>
       </w:pPr>
       <w:rPr>
+        <w:rFonts w:eastAsia="黑体"/>
         <w:b/>
         <w:bCs/>
         <w:color w:themeColor="background1" w:val="FFFFFF"/>
@@ -7806,6 +8193,7 @@
         <w:spacing w:after="0" w:before="0" w:line="240" w:lineRule="auto"/>
       </w:pPr>
       <w:rPr>
+        <w:rFonts w:eastAsia="黑体"/>
         <w:color w:val="auto"/>
       </w:rPr>
       <w:tblPr/>
@@ -7823,6 +8211,7 @@
     </w:tblStylePr>
     <w:tblStylePr w:type="firstCol">
       <w:rPr>
+        <w:rFonts w:eastAsia="黑体"/>
         <w:b/>
         <w:bCs/>
         <w:color w:themeColor="background1" w:val="FFFFFF"/>
@@ -7842,6 +8231,7 @@
     </w:tblStylePr>
     <w:tblStylePr w:type="lastCol">
       <w:rPr>
+        <w:rFonts w:eastAsia="黑体"/>
         <w:b/>
         <w:bCs/>
         <w:color w:themeColor="background1" w:val="FFFFFF"/>
@@ -7890,6 +8280,7 @@
     </w:tblStylePr>
     <w:tblStylePr w:type="nwCell">
       <w:rPr>
+        <w:rFonts w:eastAsia="黑体"/>
         <w:color w:themeColor="background1" w:val="FFFFFF"/>
       </w:rPr>
       <w:tblPr/>
@@ -7933,6 +8324,7 @@
         <w:spacing w:after="0" w:before="0" w:line="240" w:lineRule="auto"/>
       </w:pPr>
       <w:rPr>
+        <w:rFonts w:eastAsia="黑体"/>
         <w:b/>
         <w:bCs/>
         <w:color w:themeColor="background1" w:val="FFFFFF"/>
@@ -7955,6 +8347,7 @@
         <w:spacing w:after="0" w:before="0" w:line="240" w:lineRule="auto"/>
       </w:pPr>
       <w:rPr>
+        <w:rFonts w:eastAsia="黑体"/>
         <w:color w:val="auto"/>
       </w:rPr>
       <w:tblPr/>
@@ -7972,6 +8365,7 @@
     </w:tblStylePr>
     <w:tblStylePr w:type="firstCol">
       <w:rPr>
+        <w:rFonts w:eastAsia="黑体"/>
         <w:b/>
         <w:bCs/>
         <w:color w:themeColor="background1" w:val="FFFFFF"/>
@@ -7991,6 +8385,7 @@
     </w:tblStylePr>
     <w:tblStylePr w:type="lastCol">
       <w:rPr>
+        <w:rFonts w:eastAsia="黑体"/>
         <w:b/>
         <w:bCs/>
         <w:color w:themeColor="background1" w:val="FFFFFF"/>
@@ -8039,6 +8434,7 @@
     </w:tblStylePr>
     <w:tblStylePr w:type="nwCell">
       <w:rPr>
+        <w:rFonts w:eastAsia="黑体"/>
         <w:color w:themeColor="background1" w:val="FFFFFF"/>
       </w:rPr>
       <w:tblPr/>
@@ -8082,6 +8478,7 @@
         <w:spacing w:after="0" w:before="0" w:line="240" w:lineRule="auto"/>
       </w:pPr>
       <w:rPr>
+        <w:rFonts w:eastAsia="黑体"/>
         <w:b/>
         <w:bCs/>
         <w:color w:themeColor="background1" w:val="FFFFFF"/>
@@ -8104,6 +8501,7 @@
         <w:spacing w:after="0" w:before="0" w:line="240" w:lineRule="auto"/>
       </w:pPr>
       <w:rPr>
+        <w:rFonts w:eastAsia="黑体"/>
         <w:color w:val="auto"/>
       </w:rPr>
       <w:tblPr/>
@@ -8121,6 +8519,7 @@
     </w:tblStylePr>
     <w:tblStylePr w:type="firstCol">
       <w:rPr>
+        <w:rFonts w:eastAsia="黑体"/>
         <w:b/>
         <w:bCs/>
         <w:color w:themeColor="background1" w:val="FFFFFF"/>
@@ -8140,6 +8539,7 @@
     </w:tblStylePr>
     <w:tblStylePr w:type="lastCol">
       <w:rPr>
+        <w:rFonts w:eastAsia="黑体"/>
         <w:b/>
         <w:bCs/>
         <w:color w:themeColor="background1" w:val="FFFFFF"/>
@@ -8188,6 +8588,7 @@
     </w:tblStylePr>
     <w:tblStylePr w:type="nwCell">
       <w:rPr>
+        <w:rFonts w:eastAsia="黑体"/>
         <w:color w:themeColor="background1" w:val="FFFFFF"/>
       </w:rPr>
       <w:tblPr/>
@@ -8231,6 +8632,7 @@
         <w:spacing w:after="0" w:before="0" w:line="240" w:lineRule="auto"/>
       </w:pPr>
       <w:rPr>
+        <w:rFonts w:eastAsia="黑体"/>
         <w:b/>
         <w:bCs/>
         <w:color w:themeColor="background1" w:val="FFFFFF"/>
@@ -8253,6 +8655,7 @@
         <w:spacing w:after="0" w:before="0" w:line="240" w:lineRule="auto"/>
       </w:pPr>
       <w:rPr>
+        <w:rFonts w:eastAsia="黑体"/>
         <w:color w:val="auto"/>
       </w:rPr>
       <w:tblPr/>
@@ -8270,6 +8673,7 @@
     </w:tblStylePr>
     <w:tblStylePr w:type="firstCol">
       <w:rPr>
+        <w:rFonts w:eastAsia="黑体"/>
         <w:b/>
         <w:bCs/>
         <w:color w:themeColor="background1" w:val="FFFFFF"/>
@@ -8289,6 +8693,7 @@
     </w:tblStylePr>
     <w:tblStylePr w:type="lastCol">
       <w:rPr>
+        <w:rFonts w:eastAsia="黑体"/>
         <w:b/>
         <w:bCs/>
         <w:color w:themeColor="background1" w:val="FFFFFF"/>
@@ -8337,6 +8742,7 @@
     </w:tblStylePr>
     <w:tblStylePr w:type="nwCell">
       <w:rPr>
+        <w:rFonts w:eastAsia="黑体"/>
         <w:color w:themeColor="background1" w:val="FFFFFF"/>
       </w:rPr>
       <w:tblPr/>
@@ -8361,6 +8767,7 @@
       <w:spacing w:after="0" w:line="240" w:lineRule="auto"/>
     </w:pPr>
     <w:rPr>
+      <w:rFonts w:eastAsia="黑体"/>
       <w:color w:themeColor="text1" w:val="000000"/>
     </w:rPr>
     <w:tblPr>
@@ -8380,7 +8787,7 @@
     </w:tblPr>
     <w:tblStylePr w:type="firstRow">
       <w:rPr>
-        <w:rFonts w:asciiTheme="majorHAnsi" w:cstheme="majorBidi" w:eastAsiaTheme="majorEastAsia" w:hAnsiTheme="majorHAnsi"/>
+        <w:rFonts w:asciiTheme="majorHAnsi" w:cstheme="majorBidi" w:hAnsiTheme="majorHAnsi" w:eastAsia="黑体"/>
       </w:rPr>
       <w:tblPr/>
       <w:tcPr>
@@ -8392,6 +8799,7 @@
     </w:tblStylePr>
     <w:tblStylePr w:type="lastRow">
       <w:rPr>
+        <w:rFonts w:eastAsia="黑体"/>
         <w:b/>
         <w:bCs/>
         <w:color w:themeColor="text2" w:val="1F497D"/>
@@ -8406,12 +8814,14 @@
     </w:tblStylePr>
     <w:tblStylePr w:type="firstCol">
       <w:rPr>
+        <w:rFonts w:eastAsia="黑体"/>
         <w:b/>
         <w:bCs/>
       </w:rPr>
     </w:tblStylePr>
     <w:tblStylePr w:type="lastCol">
       <w:rPr>
+        <w:rFonts w:eastAsia="黑体"/>
         <w:b/>
         <w:bCs/>
       </w:rPr>
@@ -8445,6 +8855,7 @@
       <w:spacing w:after="0" w:line="240" w:lineRule="auto"/>
     </w:pPr>
     <w:rPr>
+      <w:rFonts w:eastAsia="黑体"/>
       <w:color w:themeColor="text1" w:val="000000"/>
     </w:rPr>
     <w:tblPr>
@@ -8464,7 +8875,7 @@
     </w:tblPr>
     <w:tblStylePr w:type="firstRow">
       <w:rPr>
-        <w:rFonts w:asciiTheme="majorHAnsi" w:cstheme="majorBidi" w:eastAsiaTheme="majorEastAsia" w:hAnsiTheme="majorHAnsi"/>
+        <w:rFonts w:asciiTheme="majorHAnsi" w:cstheme="majorBidi" w:hAnsiTheme="majorHAnsi" w:eastAsia="黑体"/>
       </w:rPr>
       <w:tblPr/>
       <w:tcPr>
@@ -8476,6 +8887,7 @@
     </w:tblStylePr>
     <w:tblStylePr w:type="lastRow">
       <w:rPr>
+        <w:rFonts w:eastAsia="黑体"/>
         <w:b/>
         <w:bCs/>
         <w:color w:themeColor="text2" w:val="1F497D"/>
@@ -8490,12 +8902,14 @@
     </w:tblStylePr>
     <w:tblStylePr w:type="firstCol">
       <w:rPr>
+        <w:rFonts w:eastAsia="黑体"/>
         <w:b/>
         <w:bCs/>
       </w:rPr>
     </w:tblStylePr>
     <w:tblStylePr w:type="lastCol">
       <w:rPr>
+        <w:rFonts w:eastAsia="黑体"/>
         <w:b/>
         <w:bCs/>
       </w:rPr>
@@ -8529,6 +8943,7 @@
       <w:spacing w:after="0" w:line="240" w:lineRule="auto"/>
     </w:pPr>
     <w:rPr>
+      <w:rFonts w:eastAsia="黑体"/>
       <w:color w:themeColor="text1" w:val="000000"/>
     </w:rPr>
     <w:tblPr>
@@ -8548,7 +8963,7 @@
     </w:tblPr>
     <w:tblStylePr w:type="firstRow">
       <w:rPr>
-        <w:rFonts w:asciiTheme="majorHAnsi" w:cstheme="majorBidi" w:eastAsiaTheme="majorEastAsia" w:hAnsiTheme="majorHAnsi"/>
+        <w:rFonts w:asciiTheme="majorHAnsi" w:cstheme="majorBidi" w:hAnsiTheme="majorHAnsi" w:eastAsia="黑体"/>
       </w:rPr>
       <w:tblPr/>
       <w:tcPr>
@@ -8560,6 +8975,7 @@
     </w:tblStylePr>
     <w:tblStylePr w:type="lastRow">
       <w:rPr>
+        <w:rFonts w:eastAsia="黑体"/>
         <w:b/>
         <w:bCs/>
         <w:color w:themeColor="text2" w:val="1F497D"/>
@@ -8574,12 +8990,14 @@
     </w:tblStylePr>
     <w:tblStylePr w:type="firstCol">
       <w:rPr>
+        <w:rFonts w:eastAsia="黑体"/>
         <w:b/>
         <w:bCs/>
       </w:rPr>
     </w:tblStylePr>
     <w:tblStylePr w:type="lastCol">
       <w:rPr>
+        <w:rFonts w:eastAsia="黑体"/>
         <w:b/>
         <w:bCs/>
       </w:rPr>
@@ -8613,6 +9031,7 @@
       <w:spacing w:after="0" w:line="240" w:lineRule="auto"/>
     </w:pPr>
     <w:rPr>
+      <w:rFonts w:eastAsia="黑体"/>
       <w:color w:themeColor="text1" w:val="000000"/>
     </w:rPr>
     <w:tblPr>
@@ -8632,7 +9051,7 @@
     </w:tblPr>
     <w:tblStylePr w:type="firstRow">
       <w:rPr>
-        <w:rFonts w:asciiTheme="majorHAnsi" w:cstheme="majorBidi" w:eastAsiaTheme="majorEastAsia" w:hAnsiTheme="majorHAnsi"/>
+        <w:rFonts w:asciiTheme="majorHAnsi" w:cstheme="majorBidi" w:hAnsiTheme="majorHAnsi" w:eastAsia="黑体"/>
       </w:rPr>
       <w:tblPr/>
       <w:tcPr>
@@ -8644,6 +9063,7 @@
     </w:tblStylePr>
     <w:tblStylePr w:type="lastRow">
       <w:rPr>
+        <w:rFonts w:eastAsia="黑体"/>
         <w:b/>
         <w:bCs/>
         <w:color w:themeColor="text2" w:val="1F497D"/>
@@ -8658,12 +9078,14 @@
     </w:tblStylePr>
     <w:tblStylePr w:type="firstCol">
       <w:rPr>
+        <w:rFonts w:eastAsia="黑体"/>
         <w:b/>
         <w:bCs/>
       </w:rPr>
     </w:tblStylePr>
     <w:tblStylePr w:type="lastCol">
       <w:rPr>
+        <w:rFonts w:eastAsia="黑体"/>
         <w:b/>
         <w:bCs/>
       </w:rPr>
@@ -8697,6 +9119,7 @@
       <w:spacing w:after="0" w:line="240" w:lineRule="auto"/>
     </w:pPr>
     <w:rPr>
+      <w:rFonts w:eastAsia="黑体"/>
       <w:color w:themeColor="text1" w:val="000000"/>
     </w:rPr>
     <w:tblPr>
@@ -8716,7 +9139,7 @@
     </w:tblPr>
     <w:tblStylePr w:type="firstRow">
       <w:rPr>
-        <w:rFonts w:asciiTheme="majorHAnsi" w:cstheme="majorBidi" w:eastAsiaTheme="majorEastAsia" w:hAnsiTheme="majorHAnsi"/>
+        <w:rFonts w:asciiTheme="majorHAnsi" w:cstheme="majorBidi" w:hAnsiTheme="majorHAnsi" w:eastAsia="黑体"/>
       </w:rPr>
       <w:tblPr/>
       <w:tcPr>
@@ -8728,6 +9151,7 @@
     </w:tblStylePr>
     <w:tblStylePr w:type="lastRow">
       <w:rPr>
+        <w:rFonts w:eastAsia="黑体"/>
         <w:b/>
         <w:bCs/>
         <w:color w:themeColor="text2" w:val="1F497D"/>
@@ -8742,12 +9166,14 @@
     </w:tblStylePr>
     <w:tblStylePr w:type="firstCol">
       <w:rPr>
+        <w:rFonts w:eastAsia="黑体"/>
         <w:b/>
         <w:bCs/>
       </w:rPr>
     </w:tblStylePr>
     <w:tblStylePr w:type="lastCol">
       <w:rPr>
+        <w:rFonts w:eastAsia="黑体"/>
         <w:b/>
         <w:bCs/>
       </w:rPr>
@@ -8781,6 +9207,7 @@
       <w:spacing w:after="0" w:line="240" w:lineRule="auto"/>
     </w:pPr>
     <w:rPr>
+      <w:rFonts w:eastAsia="黑体"/>
       <w:color w:themeColor="text1" w:val="000000"/>
     </w:rPr>
     <w:tblPr>
@@ -8800,7 +9227,7 @@
     </w:tblPr>
     <w:tblStylePr w:type="firstRow">
       <w:rPr>
-        <w:rFonts w:asciiTheme="majorHAnsi" w:cstheme="majorBidi" w:eastAsiaTheme="majorEastAsia" w:hAnsiTheme="majorHAnsi"/>
+        <w:rFonts w:asciiTheme="majorHAnsi" w:cstheme="majorBidi" w:hAnsiTheme="majorHAnsi" w:eastAsia="黑体"/>
       </w:rPr>
       <w:tblPr/>
       <w:tcPr>
@@ -8812,6 +9239,7 @@
     </w:tblStylePr>
     <w:tblStylePr w:type="lastRow">
       <w:rPr>
+        <w:rFonts w:eastAsia="黑体"/>
         <w:b/>
         <w:bCs/>
         <w:color w:themeColor="text2" w:val="1F497D"/>
@@ -8826,12 +9254,14 @@
     </w:tblStylePr>
     <w:tblStylePr w:type="firstCol">
       <w:rPr>
+        <w:rFonts w:eastAsia="黑体"/>
         <w:b/>
         <w:bCs/>
       </w:rPr>
     </w:tblStylePr>
     <w:tblStylePr w:type="lastCol">
       <w:rPr>
+        <w:rFonts w:eastAsia="黑体"/>
         <w:b/>
         <w:bCs/>
       </w:rPr>
@@ -8865,6 +9295,7 @@
       <w:spacing w:after="0" w:line="240" w:lineRule="auto"/>
     </w:pPr>
     <w:rPr>
+      <w:rFonts w:eastAsia="黑体"/>
       <w:color w:themeColor="text1" w:val="000000"/>
     </w:rPr>
     <w:tblPr>
@@ -8884,7 +9315,7 @@
     </w:tblPr>
     <w:tblStylePr w:type="firstRow">
       <w:rPr>
-        <w:rFonts w:asciiTheme="majorHAnsi" w:cstheme="majorBidi" w:eastAsiaTheme="majorEastAsia" w:hAnsiTheme="majorHAnsi"/>
+        <w:rFonts w:asciiTheme="majorHAnsi" w:cstheme="majorBidi" w:hAnsiTheme="majorHAnsi" w:eastAsia="黑体"/>
       </w:rPr>
       <w:tblPr/>
       <w:tcPr>
@@ -8896,6 +9327,7 @@
     </w:tblStylePr>
     <w:tblStylePr w:type="lastRow">
       <w:rPr>
+        <w:rFonts w:eastAsia="黑体"/>
         <w:b/>
         <w:bCs/>
         <w:color w:themeColor="text2" w:val="1F497D"/>
@@ -8910,12 +9342,14 @@
     </w:tblStylePr>
     <w:tblStylePr w:type="firstCol">
       <w:rPr>
+        <w:rFonts w:eastAsia="黑体"/>
         <w:b/>
         <w:bCs/>
       </w:rPr>
     </w:tblStylePr>
     <w:tblStylePr w:type="lastCol">
       <w:rPr>
+        <w:rFonts w:eastAsia="黑体"/>
         <w:b/>
         <w:bCs/>
       </w:rPr>
@@ -8949,7 +9383,7 @@
       <w:spacing w:after="0" w:line="240" w:lineRule="auto"/>
     </w:pPr>
     <w:rPr>
-      <w:rFonts w:asciiTheme="majorHAnsi" w:cstheme="majorBidi" w:eastAsiaTheme="majorEastAsia" w:hAnsiTheme="majorHAnsi"/>
+      <w:rFonts w:asciiTheme="majorHAnsi" w:cstheme="majorBidi" w:hAnsiTheme="majorHAnsi" w:eastAsia="黑体"/>
       <w:color w:themeColor="text1" w:val="000000"/>
     </w:rPr>
     <w:tblPr>
@@ -8971,6 +9405,7 @@
     </w:tblPr>
     <w:tblStylePr w:type="firstRow">
       <w:rPr>
+        <w:rFonts w:eastAsia="黑体"/>
         <w:sz w:val="24"/>
         <w:szCs w:val="24"/>
       </w:rPr>
@@ -9077,7 +9512,7 @@
       <w:spacing w:after="0" w:line="240" w:lineRule="auto"/>
     </w:pPr>
     <w:rPr>
-      <w:rFonts w:asciiTheme="majorHAnsi" w:cstheme="majorBidi" w:eastAsiaTheme="majorEastAsia" w:hAnsiTheme="majorHAnsi"/>
+      <w:rFonts w:asciiTheme="majorHAnsi" w:cstheme="majorBidi" w:hAnsiTheme="majorHAnsi" w:eastAsia="黑体"/>
       <w:color w:themeColor="text1" w:val="000000"/>
     </w:rPr>
     <w:tblPr>
@@ -9099,6 +9534,7 @@
     </w:tblPr>
     <w:tblStylePr w:type="firstRow">
       <w:rPr>
+        <w:rFonts w:eastAsia="黑体"/>
         <w:sz w:val="24"/>
         <w:szCs w:val="24"/>
       </w:rPr>
@@ -9205,7 +9641,7 @@
       <w:spacing w:after="0" w:line="240" w:lineRule="auto"/>
     </w:pPr>
     <w:rPr>
-      <w:rFonts w:asciiTheme="majorHAnsi" w:cstheme="majorBidi" w:eastAsiaTheme="majorEastAsia" w:hAnsiTheme="majorHAnsi"/>
+      <w:rFonts w:asciiTheme="majorHAnsi" w:cstheme="majorBidi" w:hAnsiTheme="majorHAnsi" w:eastAsia="黑体"/>
       <w:color w:themeColor="text1" w:val="000000"/>
     </w:rPr>
     <w:tblPr>
@@ -9227,6 +9663,7 @@
     </w:tblPr>
     <w:tblStylePr w:type="firstRow">
       <w:rPr>
+        <w:rFonts w:eastAsia="黑体"/>
         <w:sz w:val="24"/>
         <w:szCs w:val="24"/>
       </w:rPr>
@@ -9333,7 +9770,7 @@
       <w:spacing w:after="0" w:line="240" w:lineRule="auto"/>
     </w:pPr>
     <w:rPr>
-      <w:rFonts w:asciiTheme="majorHAnsi" w:cstheme="majorBidi" w:eastAsiaTheme="majorEastAsia" w:hAnsiTheme="majorHAnsi"/>
+      <w:rFonts w:asciiTheme="majorHAnsi" w:cstheme="majorBidi" w:hAnsiTheme="majorHAnsi" w:eastAsia="黑体"/>
       <w:color w:themeColor="text1" w:val="000000"/>
     </w:rPr>
     <w:tblPr>
@@ -9355,6 +9792,7 @@
     </w:tblPr>
     <w:tblStylePr w:type="firstRow">
       <w:rPr>
+        <w:rFonts w:eastAsia="黑体"/>
         <w:sz w:val="24"/>
         <w:szCs w:val="24"/>
       </w:rPr>
@@ -9461,7 +9899,7 @@
       <w:spacing w:after="0" w:line="240" w:lineRule="auto"/>
     </w:pPr>
     <w:rPr>
-      <w:rFonts w:asciiTheme="majorHAnsi" w:cstheme="majorBidi" w:eastAsiaTheme="majorEastAsia" w:hAnsiTheme="majorHAnsi"/>
+      <w:rFonts w:asciiTheme="majorHAnsi" w:cstheme="majorBidi" w:hAnsiTheme="majorHAnsi" w:eastAsia="黑体"/>
       <w:color w:themeColor="text1" w:val="000000"/>
     </w:rPr>
     <w:tblPr>
@@ -9483,6 +9921,7 @@
     </w:tblPr>
     <w:tblStylePr w:type="firstRow">
       <w:rPr>
+        <w:rFonts w:eastAsia="黑体"/>
         <w:sz w:val="24"/>
         <w:szCs w:val="24"/>
       </w:rPr>
@@ -9589,7 +10028,7 @@
       <w:spacing w:after="0" w:line="240" w:lineRule="auto"/>
     </w:pPr>
     <w:rPr>
-      <w:rFonts w:asciiTheme="majorHAnsi" w:cstheme="majorBidi" w:eastAsiaTheme="majorEastAsia" w:hAnsiTheme="majorHAnsi"/>
+      <w:rFonts w:asciiTheme="majorHAnsi" w:cstheme="majorBidi" w:hAnsiTheme="majorHAnsi" w:eastAsia="黑体"/>
       <w:color w:themeColor="text1" w:val="000000"/>
     </w:rPr>
     <w:tblPr>
@@ -9611,6 +10050,7 @@
     </w:tblPr>
     <w:tblStylePr w:type="firstRow">
       <w:rPr>
+        <w:rFonts w:eastAsia="黑体"/>
         <w:sz w:val="24"/>
         <w:szCs w:val="24"/>
       </w:rPr>
@@ -9717,7 +10157,7 @@
       <w:spacing w:after="0" w:line="240" w:lineRule="auto"/>
     </w:pPr>
     <w:rPr>
-      <w:rFonts w:asciiTheme="majorHAnsi" w:cstheme="majorBidi" w:eastAsiaTheme="majorEastAsia" w:hAnsiTheme="majorHAnsi"/>
+      <w:rFonts w:asciiTheme="majorHAnsi" w:cstheme="majorBidi" w:hAnsiTheme="majorHAnsi" w:eastAsia="黑体"/>
       <w:color w:themeColor="text1" w:val="000000"/>
     </w:rPr>
     <w:tblPr>
@@ -9739,6 +10179,7 @@
     </w:tblPr>
     <w:tblStylePr w:type="firstRow">
       <w:rPr>
+        <w:rFonts w:eastAsia="黑体"/>
         <w:sz w:val="24"/>
         <w:szCs w:val="24"/>
       </w:rPr>
@@ -9868,12 +10309,14 @@
     </w:tcPr>
     <w:tblStylePr w:type="firstRow">
       <w:rPr>
+        <w:rFonts w:eastAsia="黑体"/>
         <w:b/>
         <w:bCs/>
       </w:rPr>
     </w:tblStylePr>
     <w:tblStylePr w:type="lastRow">
       <w:rPr>
+        <w:rFonts w:eastAsia="黑体"/>
         <w:b/>
         <w:bCs/>
       </w:rPr>
@@ -9886,12 +10329,14 @@
     </w:tblStylePr>
     <w:tblStylePr w:type="firstCol">
       <w:rPr>
+        <w:rFonts w:eastAsia="黑体"/>
         <w:b/>
         <w:bCs/>
       </w:rPr>
     </w:tblStylePr>
     <w:tblStylePr w:type="lastCol">
       <w:rPr>
+        <w:rFonts w:eastAsia="黑体"/>
         <w:b/>
         <w:bCs/>
       </w:rPr>
@@ -9941,12 +10386,14 @@
     </w:tcPr>
     <w:tblStylePr w:type="firstRow">
       <w:rPr>
+        <w:rFonts w:eastAsia="黑体"/>
         <w:b/>
         <w:bCs/>
       </w:rPr>
     </w:tblStylePr>
     <w:tblStylePr w:type="lastRow">
       <w:rPr>
+        <w:rFonts w:eastAsia="黑体"/>
         <w:b/>
         <w:bCs/>
       </w:rPr>
@@ -9959,12 +10406,14 @@
     </w:tblStylePr>
     <w:tblStylePr w:type="firstCol">
       <w:rPr>
+        <w:rFonts w:eastAsia="黑体"/>
         <w:b/>
         <w:bCs/>
       </w:rPr>
     </w:tblStylePr>
     <w:tblStylePr w:type="lastCol">
       <w:rPr>
+        <w:rFonts w:eastAsia="黑体"/>
         <w:b/>
         <w:bCs/>
       </w:rPr>
@@ -10014,12 +10463,14 @@
     </w:tcPr>
     <w:tblStylePr w:type="firstRow">
       <w:rPr>
+        <w:rFonts w:eastAsia="黑体"/>
         <w:b/>
         <w:bCs/>
       </w:rPr>
     </w:tblStylePr>
     <w:tblStylePr w:type="lastRow">
       <w:rPr>
+        <w:rFonts w:eastAsia="黑体"/>
         <w:b/>
         <w:bCs/>
       </w:rPr>
@@ -10032,12 +10483,14 @@
     </w:tblStylePr>
     <w:tblStylePr w:type="firstCol">
       <w:rPr>
+        <w:rFonts w:eastAsia="黑体"/>
         <w:b/>
         <w:bCs/>
       </w:rPr>
     </w:tblStylePr>
     <w:tblStylePr w:type="lastCol">
       <w:rPr>
+        <w:rFonts w:eastAsia="黑体"/>
         <w:b/>
         <w:bCs/>
       </w:rPr>
@@ -10087,12 +10540,14 @@
     </w:tcPr>
     <w:tblStylePr w:type="firstRow">
       <w:rPr>
+        <w:rFonts w:eastAsia="黑体"/>
         <w:b/>
         <w:bCs/>
       </w:rPr>
     </w:tblStylePr>
     <w:tblStylePr w:type="lastRow">
       <w:rPr>
+        <w:rFonts w:eastAsia="黑体"/>
         <w:b/>
         <w:bCs/>
       </w:rPr>
@@ -10105,12 +10560,14 @@
     </w:tblStylePr>
     <w:tblStylePr w:type="firstCol">
       <w:rPr>
+        <w:rFonts w:eastAsia="黑体"/>
         <w:b/>
         <w:bCs/>
       </w:rPr>
     </w:tblStylePr>
     <w:tblStylePr w:type="lastCol">
       <w:rPr>
+        <w:rFonts w:eastAsia="黑体"/>
         <w:b/>
         <w:bCs/>
       </w:rPr>
@@ -10160,12 +10617,14 @@
     </w:tcPr>
     <w:tblStylePr w:type="firstRow">
       <w:rPr>
+        <w:rFonts w:eastAsia="黑体"/>
         <w:b/>
         <w:bCs/>
       </w:rPr>
     </w:tblStylePr>
     <w:tblStylePr w:type="lastRow">
       <w:rPr>
+        <w:rFonts w:eastAsia="黑体"/>
         <w:b/>
         <w:bCs/>
       </w:rPr>
@@ -10178,12 +10637,14 @@
     </w:tblStylePr>
     <w:tblStylePr w:type="firstCol">
       <w:rPr>
+        <w:rFonts w:eastAsia="黑体"/>
         <w:b/>
         <w:bCs/>
       </w:rPr>
     </w:tblStylePr>
     <w:tblStylePr w:type="lastCol">
       <w:rPr>
+        <w:rFonts w:eastAsia="黑体"/>
         <w:b/>
         <w:bCs/>
       </w:rPr>
@@ -10233,12 +10694,14 @@
     </w:tcPr>
     <w:tblStylePr w:type="firstRow">
       <w:rPr>
+        <w:rFonts w:eastAsia="黑体"/>
         <w:b/>
         <w:bCs/>
       </w:rPr>
     </w:tblStylePr>
     <w:tblStylePr w:type="lastRow">
       <w:rPr>
+        <w:rFonts w:eastAsia="黑体"/>
         <w:b/>
         <w:bCs/>
       </w:rPr>
@@ -10251,12 +10714,14 @@
     </w:tblStylePr>
     <w:tblStylePr w:type="firstCol">
       <w:rPr>
+        <w:rFonts w:eastAsia="黑体"/>
         <w:b/>
         <w:bCs/>
       </w:rPr>
     </w:tblStylePr>
     <w:tblStylePr w:type="lastCol">
       <w:rPr>
+        <w:rFonts w:eastAsia="黑体"/>
         <w:b/>
         <w:bCs/>
       </w:rPr>
@@ -10306,12 +10771,14 @@
     </w:tcPr>
     <w:tblStylePr w:type="firstRow">
       <w:rPr>
+        <w:rFonts w:eastAsia="黑体"/>
         <w:b/>
         <w:bCs/>
       </w:rPr>
     </w:tblStylePr>
     <w:tblStylePr w:type="lastRow">
       <w:rPr>
+        <w:rFonts w:eastAsia="黑体"/>
         <w:b/>
         <w:bCs/>
       </w:rPr>
@@ -10324,12 +10791,14 @@
     </w:tblStylePr>
     <w:tblStylePr w:type="firstCol">
       <w:rPr>
+        <w:rFonts w:eastAsia="黑体"/>
         <w:b/>
         <w:bCs/>
       </w:rPr>
     </w:tblStylePr>
     <w:tblStylePr w:type="lastCol">
       <w:rPr>
+        <w:rFonts w:eastAsia="黑体"/>
         <w:b/>
         <w:bCs/>
       </w:rPr>
@@ -10356,7 +10825,7 @@
       <w:spacing w:after="0" w:line="240" w:lineRule="auto"/>
     </w:pPr>
     <w:rPr>
-      <w:rFonts w:asciiTheme="majorHAnsi" w:cstheme="majorBidi" w:eastAsiaTheme="majorEastAsia" w:hAnsiTheme="majorHAnsi"/>
+      <w:rFonts w:asciiTheme="majorHAnsi" w:cstheme="majorBidi" w:hAnsiTheme="majorHAnsi" w:eastAsia="黑体"/>
       <w:color w:themeColor="text1" w:val="000000"/>
     </w:rPr>
     <w:tblPr>
@@ -10383,6 +10852,7 @@
     </w:tcPr>
     <w:tblStylePr w:type="firstRow">
       <w:rPr>
+        <w:rFonts w:eastAsia="黑体"/>
         <w:b/>
         <w:bCs/>
         <w:color w:themeColor="text1" w:val="000000"/>
@@ -10394,6 +10864,7 @@
     </w:tblStylePr>
     <w:tblStylePr w:type="lastRow">
       <w:rPr>
+        <w:rFonts w:eastAsia="黑体"/>
         <w:b/>
         <w:bCs/>
         <w:color w:themeColor="text1" w:val="000000"/>
@@ -10413,6 +10884,7 @@
     </w:tblStylePr>
     <w:tblStylePr w:type="firstCol">
       <w:rPr>
+        <w:rFonts w:eastAsia="黑体"/>
         <w:b/>
         <w:bCs/>
         <w:color w:themeColor="text1" w:val="000000"/>
@@ -10432,6 +10904,7 @@
     </w:tblStylePr>
     <w:tblStylePr w:type="lastCol">
       <w:rPr>
+        <w:rFonts w:eastAsia="黑体"/>
         <w:b w:val="0"/>
         <w:bCs w:val="0"/>
         <w:color w:themeColor="text1" w:val="000000"/>
@@ -10481,7 +10954,7 @@
       <w:spacing w:after="0" w:line="240" w:lineRule="auto"/>
     </w:pPr>
     <w:rPr>
-      <w:rFonts w:asciiTheme="majorHAnsi" w:cstheme="majorBidi" w:eastAsiaTheme="majorEastAsia" w:hAnsiTheme="majorHAnsi"/>
+      <w:rFonts w:asciiTheme="majorHAnsi" w:cstheme="majorBidi" w:hAnsiTheme="majorHAnsi" w:eastAsia="黑体"/>
       <w:color w:themeColor="text1" w:val="000000"/>
     </w:rPr>
     <w:tblPr>
@@ -10508,6 +10981,7 @@
     </w:tcPr>
     <w:tblStylePr w:type="firstRow">
       <w:rPr>
+        <w:rFonts w:eastAsia="黑体"/>
         <w:b/>
         <w:bCs/>
         <w:color w:themeColor="text1" w:val="000000"/>
@@ -10519,6 +10993,7 @@
     </w:tblStylePr>
     <w:tblStylePr w:type="lastRow">
       <w:rPr>
+        <w:rFonts w:eastAsia="黑体"/>
         <w:b/>
         <w:bCs/>
         <w:color w:themeColor="text1" w:val="000000"/>
@@ -10538,6 +11013,7 @@
     </w:tblStylePr>
     <w:tblStylePr w:type="firstCol">
       <w:rPr>
+        <w:rFonts w:eastAsia="黑体"/>
         <w:b/>
         <w:bCs/>
         <w:color w:themeColor="text1" w:val="000000"/>
@@ -10557,6 +11033,7 @@
     </w:tblStylePr>
     <w:tblStylePr w:type="lastCol">
       <w:rPr>
+        <w:rFonts w:eastAsia="黑体"/>
         <w:b w:val="0"/>
         <w:bCs w:val="0"/>
         <w:color w:themeColor="text1" w:val="000000"/>
@@ -10606,7 +11083,7 @@
       <w:spacing w:after="0" w:line="240" w:lineRule="auto"/>
     </w:pPr>
     <w:rPr>
-      <w:rFonts w:asciiTheme="majorHAnsi" w:cstheme="majorBidi" w:eastAsiaTheme="majorEastAsia" w:hAnsiTheme="majorHAnsi"/>
+      <w:rFonts w:asciiTheme="majorHAnsi" w:cstheme="majorBidi" w:hAnsiTheme="majorHAnsi" w:eastAsia="黑体"/>
       <w:color w:themeColor="text1" w:val="000000"/>
     </w:rPr>
     <w:tblPr>
@@ -10633,6 +11110,7 @@
     </w:tcPr>
     <w:tblStylePr w:type="firstRow">
       <w:rPr>
+        <w:rFonts w:eastAsia="黑体"/>
         <w:b/>
         <w:bCs/>
         <w:color w:themeColor="text1" w:val="000000"/>
@@ -10644,6 +11122,7 @@
     </w:tblStylePr>
     <w:tblStylePr w:type="lastRow">
       <w:rPr>
+        <w:rFonts w:eastAsia="黑体"/>
         <w:b/>
         <w:bCs/>
         <w:color w:themeColor="text1" w:val="000000"/>
@@ -10663,6 +11142,7 @@
     </w:tblStylePr>
     <w:tblStylePr w:type="firstCol">
       <w:rPr>
+        <w:rFonts w:eastAsia="黑体"/>
         <w:b/>
         <w:bCs/>
         <w:color w:themeColor="text1" w:val="000000"/>
@@ -10682,6 +11162,7 @@
     </w:tblStylePr>
     <w:tblStylePr w:type="lastCol">
       <w:rPr>
+        <w:rFonts w:eastAsia="黑体"/>
         <w:b w:val="0"/>
         <w:bCs w:val="0"/>
         <w:color w:themeColor="text1" w:val="000000"/>
@@ -10731,7 +11212,7 @@
       <w:spacing w:after="0" w:line="240" w:lineRule="auto"/>
     </w:pPr>
     <w:rPr>
-      <w:rFonts w:asciiTheme="majorHAnsi" w:cstheme="majorBidi" w:eastAsiaTheme="majorEastAsia" w:hAnsiTheme="majorHAnsi"/>
+      <w:rFonts w:asciiTheme="majorHAnsi" w:cstheme="majorBidi" w:hAnsiTheme="majorHAnsi" w:eastAsia="黑体"/>
       <w:color w:themeColor="text1" w:val="000000"/>
     </w:rPr>
     <w:tblPr>
@@ -10758,6 +11239,7 @@
     </w:tcPr>
     <w:tblStylePr w:type="firstRow">
       <w:rPr>
+        <w:rFonts w:eastAsia="黑体"/>
         <w:b/>
         <w:bCs/>
         <w:color w:themeColor="text1" w:val="000000"/>
@@ -10769,6 +11251,7 @@
     </w:tblStylePr>
     <w:tblStylePr w:type="lastRow">
       <w:rPr>
+        <w:rFonts w:eastAsia="黑体"/>
         <w:b/>
         <w:bCs/>
         <w:color w:themeColor="text1" w:val="000000"/>
@@ -10788,6 +11271,7 @@
     </w:tblStylePr>
     <w:tblStylePr w:type="firstCol">
       <w:rPr>
+        <w:rFonts w:eastAsia="黑体"/>
         <w:b/>
         <w:bCs/>
         <w:color w:themeColor="text1" w:val="000000"/>
@@ -10807,6 +11291,7 @@
     </w:tblStylePr>
     <w:tblStylePr w:type="lastCol">
       <w:rPr>
+        <w:rFonts w:eastAsia="黑体"/>
         <w:b w:val="0"/>
         <w:bCs w:val="0"/>
         <w:color w:themeColor="text1" w:val="000000"/>
@@ -10856,7 +11341,7 @@
       <w:spacing w:after="0" w:line="240" w:lineRule="auto"/>
     </w:pPr>
     <w:rPr>
-      <w:rFonts w:asciiTheme="majorHAnsi" w:cstheme="majorBidi" w:eastAsiaTheme="majorEastAsia" w:hAnsiTheme="majorHAnsi"/>
+      <w:rFonts w:asciiTheme="majorHAnsi" w:cstheme="majorBidi" w:hAnsiTheme="majorHAnsi" w:eastAsia="黑体"/>
       <w:color w:themeColor="text1" w:val="000000"/>
     </w:rPr>
     <w:tblPr>
@@ -10883,6 +11368,7 @@
     </w:tcPr>
     <w:tblStylePr w:type="firstRow">
       <w:rPr>
+        <w:rFonts w:eastAsia="黑体"/>
         <w:b/>
         <w:bCs/>
         <w:color w:themeColor="text1" w:val="000000"/>
@@ -10894,6 +11380,7 @@
     </w:tblStylePr>
     <w:tblStylePr w:type="lastRow">
       <w:rPr>
+        <w:rFonts w:eastAsia="黑体"/>
         <w:b/>
         <w:bCs/>
         <w:color w:themeColor="text1" w:val="000000"/>
@@ -10913,6 +11400,7 @@
     </w:tblStylePr>
     <w:tblStylePr w:type="firstCol">
       <w:rPr>
+        <w:rFonts w:eastAsia="黑体"/>
         <w:b/>
         <w:bCs/>
         <w:color w:themeColor="text1" w:val="000000"/>
@@ -10932,6 +11420,7 @@
     </w:tblStylePr>
     <w:tblStylePr w:type="lastCol">
       <w:rPr>
+        <w:rFonts w:eastAsia="黑体"/>
         <w:b w:val="0"/>
         <w:bCs w:val="0"/>
         <w:color w:themeColor="text1" w:val="000000"/>
@@ -10981,7 +11470,7 @@
       <w:spacing w:after="0" w:line="240" w:lineRule="auto"/>
     </w:pPr>
     <w:rPr>
-      <w:rFonts w:asciiTheme="majorHAnsi" w:cstheme="majorBidi" w:eastAsiaTheme="majorEastAsia" w:hAnsiTheme="majorHAnsi"/>
+      <w:rFonts w:asciiTheme="majorHAnsi" w:cstheme="majorBidi" w:hAnsiTheme="majorHAnsi" w:eastAsia="黑体"/>
       <w:color w:themeColor="text1" w:val="000000"/>
     </w:rPr>
     <w:tblPr>
@@ -11008,6 +11497,7 @@
     </w:tcPr>
     <w:tblStylePr w:type="firstRow">
       <w:rPr>
+        <w:rFonts w:eastAsia="黑体"/>
         <w:b/>
         <w:bCs/>
         <w:color w:themeColor="text1" w:val="000000"/>
@@ -11019,6 +11509,7 @@
     </w:tblStylePr>
     <w:tblStylePr w:type="lastRow">
       <w:rPr>
+        <w:rFonts w:eastAsia="黑体"/>
         <w:b/>
         <w:bCs/>
         <w:color w:themeColor="text1" w:val="000000"/>
@@ -11038,6 +11529,7 @@
     </w:tblStylePr>
     <w:tblStylePr w:type="firstCol">
       <w:rPr>
+        <w:rFonts w:eastAsia="黑体"/>
         <w:b/>
         <w:bCs/>
         <w:color w:themeColor="text1" w:val="000000"/>
@@ -11057,6 +11549,7 @@
     </w:tblStylePr>
     <w:tblStylePr w:type="lastCol">
       <w:rPr>
+        <w:rFonts w:eastAsia="黑体"/>
         <w:b w:val="0"/>
         <w:bCs w:val="0"/>
         <w:color w:themeColor="text1" w:val="000000"/>
@@ -11106,7 +11599,7 @@
       <w:spacing w:after="0" w:line="240" w:lineRule="auto"/>
     </w:pPr>
     <w:rPr>
-      <w:rFonts w:asciiTheme="majorHAnsi" w:cstheme="majorBidi" w:eastAsiaTheme="majorEastAsia" w:hAnsiTheme="majorHAnsi"/>
+      <w:rFonts w:asciiTheme="majorHAnsi" w:cstheme="majorBidi" w:hAnsiTheme="majorHAnsi" w:eastAsia="黑体"/>
       <w:color w:themeColor="text1" w:val="000000"/>
     </w:rPr>
     <w:tblPr>
@@ -11133,6 +11626,7 @@
     </w:tcPr>
     <w:tblStylePr w:type="firstRow">
       <w:rPr>
+        <w:rFonts w:eastAsia="黑体"/>
         <w:b/>
         <w:bCs/>
         <w:color w:themeColor="text1" w:val="000000"/>
@@ -11144,6 +11638,7 @@
     </w:tblStylePr>
     <w:tblStylePr w:type="lastRow">
       <w:rPr>
+        <w:rFonts w:eastAsia="黑体"/>
         <w:b/>
         <w:bCs/>
         <w:color w:themeColor="text1" w:val="000000"/>
@@ -11163,6 +11658,7 @@
     </w:tblStylePr>
     <w:tblStylePr w:type="firstCol">
       <w:rPr>
+        <w:rFonts w:eastAsia="黑体"/>
         <w:b/>
         <w:bCs/>
         <w:color w:themeColor="text1" w:val="000000"/>
@@ -11182,6 +11678,7 @@
     </w:tblStylePr>
     <w:tblStylePr w:type="lastCol">
       <w:rPr>
+        <w:rFonts w:eastAsia="黑体"/>
         <w:b w:val="0"/>
         <w:bCs w:val="0"/>
         <w:color w:themeColor="text1" w:val="000000"/>
@@ -11254,6 +11751,7 @@
     </w:tcPr>
     <w:tblStylePr w:type="firstRow">
       <w:rPr>
+        <w:rFonts w:eastAsia="黑体"/>
         <w:b/>
         <w:bCs/>
         <w:i w:val="0"/>
@@ -11275,6 +11773,7 @@
     </w:tblStylePr>
     <w:tblStylePr w:type="lastRow">
       <w:rPr>
+        <w:rFonts w:eastAsia="黑体"/>
         <w:b/>
         <w:bCs/>
         <w:i w:val="0"/>
@@ -11296,6 +11795,7 @@
     </w:tblStylePr>
     <w:tblStylePr w:type="firstCol">
       <w:rPr>
+        <w:rFonts w:eastAsia="黑体"/>
         <w:b/>
         <w:bCs/>
         <w:i w:val="0"/>
@@ -11315,6 +11815,7 @@
     </w:tblStylePr>
     <w:tblStylePr w:type="lastCol">
       <w:rPr>
+        <w:rFonts w:eastAsia="黑体"/>
         <w:b/>
         <w:bCs/>
         <w:i w:val="0"/>
@@ -11395,6 +11896,7 @@
     </w:tcPr>
     <w:tblStylePr w:type="firstRow">
       <w:rPr>
+        <w:rFonts w:eastAsia="黑体"/>
         <w:b/>
         <w:bCs/>
         <w:i w:val="0"/>
@@ -11416,6 +11918,7 @@
     </w:tblStylePr>
     <w:tblStylePr w:type="lastRow">
       <w:rPr>
+        <w:rFonts w:eastAsia="黑体"/>
         <w:b/>
         <w:bCs/>
         <w:i w:val="0"/>
@@ -11437,6 +11940,7 @@
     </w:tblStylePr>
     <w:tblStylePr w:type="firstCol">
       <w:rPr>
+        <w:rFonts w:eastAsia="黑体"/>
         <w:b/>
         <w:bCs/>
         <w:i w:val="0"/>
@@ -11456,6 +11960,7 @@
     </w:tblStylePr>
     <w:tblStylePr w:type="lastCol">
       <w:rPr>
+        <w:rFonts w:eastAsia="黑体"/>
         <w:b/>
         <w:bCs/>
         <w:i w:val="0"/>
@@ -11536,6 +12041,7 @@
     </w:tcPr>
     <w:tblStylePr w:type="firstRow">
       <w:rPr>
+        <w:rFonts w:eastAsia="黑体"/>
         <w:b/>
         <w:bCs/>
         <w:i w:val="0"/>
@@ -11557,6 +12063,7 @@
     </w:tblStylePr>
     <w:tblStylePr w:type="lastRow">
       <w:rPr>
+        <w:rFonts w:eastAsia="黑体"/>
         <w:b/>
         <w:bCs/>
         <w:i w:val="0"/>
@@ -11578,6 +12085,7 @@
     </w:tblStylePr>
     <w:tblStylePr w:type="firstCol">
       <w:rPr>
+        <w:rFonts w:eastAsia="黑体"/>
         <w:b/>
         <w:bCs/>
         <w:i w:val="0"/>
@@ -11597,6 +12105,7 @@
     </w:tblStylePr>
     <w:tblStylePr w:type="lastCol">
       <w:rPr>
+        <w:rFonts w:eastAsia="黑体"/>
         <w:b/>
         <w:bCs/>
         <w:i w:val="0"/>
@@ -11677,6 +12186,7 @@
     </w:tcPr>
     <w:tblStylePr w:type="firstRow">
       <w:rPr>
+        <w:rFonts w:eastAsia="黑体"/>
         <w:b/>
         <w:bCs/>
         <w:i w:val="0"/>
@@ -11698,6 +12208,7 @@
     </w:tblStylePr>
     <w:tblStylePr w:type="lastRow">
       <w:rPr>
+        <w:rFonts w:eastAsia="黑体"/>
         <w:b/>
         <w:bCs/>
         <w:i w:val="0"/>
@@ -11719,6 +12230,7 @@
     </w:tblStylePr>
     <w:tblStylePr w:type="firstCol">
       <w:rPr>
+        <w:rFonts w:eastAsia="黑体"/>
         <w:b/>
         <w:bCs/>
         <w:i w:val="0"/>
@@ -11738,6 +12250,7 @@
     </w:tblStylePr>
     <w:tblStylePr w:type="lastCol">
       <w:rPr>
+        <w:rFonts w:eastAsia="黑体"/>
         <w:b/>
         <w:bCs/>
         <w:i w:val="0"/>
@@ -11818,6 +12331,7 @@
     </w:tcPr>
     <w:tblStylePr w:type="firstRow">
       <w:rPr>
+        <w:rFonts w:eastAsia="黑体"/>
         <w:b/>
         <w:bCs/>
         <w:i w:val="0"/>
@@ -11839,6 +12353,7 @@
     </w:tblStylePr>
     <w:tblStylePr w:type="lastRow">
       <w:rPr>
+        <w:rFonts w:eastAsia="黑体"/>
         <w:b/>
         <w:bCs/>
         <w:i w:val="0"/>
@@ -11860,6 +12375,7 @@
     </w:tblStylePr>
     <w:tblStylePr w:type="firstCol">
       <w:rPr>
+        <w:rFonts w:eastAsia="黑体"/>
         <w:b/>
         <w:bCs/>
         <w:i w:val="0"/>
@@ -11879,6 +12395,7 @@
     </w:tblStylePr>
     <w:tblStylePr w:type="lastCol">
       <w:rPr>
+        <w:rFonts w:eastAsia="黑体"/>
         <w:b/>
         <w:bCs/>
         <w:i w:val="0"/>
@@ -11959,6 +12476,7 @@
     </w:tcPr>
     <w:tblStylePr w:type="firstRow">
       <w:rPr>
+        <w:rFonts w:eastAsia="黑体"/>
         <w:b/>
         <w:bCs/>
         <w:i w:val="0"/>
@@ -11980,6 +12498,7 @@
     </w:tblStylePr>
     <w:tblStylePr w:type="lastRow">
       <w:rPr>
+        <w:rFonts w:eastAsia="黑体"/>
         <w:b/>
         <w:bCs/>
         <w:i w:val="0"/>
@@ -12001,6 +12520,7 @@
     </w:tblStylePr>
     <w:tblStylePr w:type="firstCol">
       <w:rPr>
+        <w:rFonts w:eastAsia="黑体"/>
         <w:b/>
         <w:bCs/>
         <w:i w:val="0"/>
@@ -12020,6 +12540,7 @@
     </w:tblStylePr>
     <w:tblStylePr w:type="lastCol">
       <w:rPr>
+        <w:rFonts w:eastAsia="黑体"/>
         <w:b/>
         <w:bCs/>
         <w:i w:val="0"/>
@@ -12100,6 +12621,7 @@
     </w:tcPr>
     <w:tblStylePr w:type="firstRow">
       <w:rPr>
+        <w:rFonts w:eastAsia="黑体"/>
         <w:b/>
         <w:bCs/>
         <w:i w:val="0"/>
@@ -12121,6 +12643,7 @@
     </w:tblStylePr>
     <w:tblStylePr w:type="lastRow">
       <w:rPr>
+        <w:rFonts w:eastAsia="黑体"/>
         <w:b/>
         <w:bCs/>
         <w:i w:val="0"/>
@@ -12142,6 +12665,7 @@
     </w:tblStylePr>
     <w:tblStylePr w:type="firstCol">
       <w:rPr>
+        <w:rFonts w:eastAsia="黑体"/>
         <w:b/>
         <w:bCs/>
         <w:i w:val="0"/>
@@ -12161,6 +12685,7 @@
     </w:tblStylePr>
     <w:tblStylePr w:type="lastCol">
       <w:rPr>
+        <w:rFonts w:eastAsia="黑体"/>
         <w:b/>
         <w:bCs/>
         <w:i w:val="0"/>
@@ -12218,6 +12743,7 @@
       <w:spacing w:after="0" w:line="240" w:lineRule="auto"/>
     </w:pPr>
     <w:rPr>
+      <w:rFonts w:eastAsia="黑体"/>
       <w:color w:themeColor="background1" w:val="FFFFFF"/>
     </w:rPr>
     <w:tblPr>
@@ -12236,6 +12762,7 @@
     </w:tcPr>
     <w:tblStylePr w:type="firstRow">
       <w:rPr>
+        <w:rFonts w:eastAsia="黑体"/>
         <w:b/>
         <w:bCs/>
       </w:rPr>
@@ -12332,6 +12859,7 @@
       <w:spacing w:after="0" w:line="240" w:lineRule="auto"/>
     </w:pPr>
     <w:rPr>
+      <w:rFonts w:eastAsia="黑体"/>
       <w:color w:themeColor="background1" w:val="FFFFFF"/>
     </w:rPr>
     <w:tblPr>
@@ -12350,6 +12878,7 @@
     </w:tcPr>
     <w:tblStylePr w:type="firstRow">
       <w:rPr>
+        <w:rFonts w:eastAsia="黑体"/>
         <w:b/>
         <w:bCs/>
       </w:rPr>
@@ -12446,6 +12975,7 @@
       <w:spacing w:after="0" w:line="240" w:lineRule="auto"/>
     </w:pPr>
     <w:rPr>
+      <w:rFonts w:eastAsia="黑体"/>
       <w:color w:themeColor="background1" w:val="FFFFFF"/>
     </w:rPr>
     <w:tblPr>
@@ -12464,6 +12994,7 @@
     </w:tcPr>
     <w:tblStylePr w:type="firstRow">
       <w:rPr>
+        <w:rFonts w:eastAsia="黑体"/>
         <w:b/>
         <w:bCs/>
       </w:rPr>
@@ -12560,6 +13091,7 @@
       <w:spacing w:after="0" w:line="240" w:lineRule="auto"/>
     </w:pPr>
     <w:rPr>
+      <w:rFonts w:eastAsia="黑体"/>
       <w:color w:themeColor="background1" w:val="FFFFFF"/>
     </w:rPr>
     <w:tblPr>
@@ -12578,6 +13110,7 @@
     </w:tcPr>
     <w:tblStylePr w:type="firstRow">
       <w:rPr>
+        <w:rFonts w:eastAsia="黑体"/>
         <w:b/>
         <w:bCs/>
       </w:rPr>
@@ -12674,6 +13207,7 @@
       <w:spacing w:after="0" w:line="240" w:lineRule="auto"/>
     </w:pPr>
     <w:rPr>
+      <w:rFonts w:eastAsia="黑体"/>
       <w:color w:themeColor="background1" w:val="FFFFFF"/>
     </w:rPr>
     <w:tblPr>
@@ -12692,6 +13226,7 @@
     </w:tcPr>
     <w:tblStylePr w:type="firstRow">
       <w:rPr>
+        <w:rFonts w:eastAsia="黑体"/>
         <w:b/>
         <w:bCs/>
       </w:rPr>
@@ -12788,6 +13323,7 @@
       <w:spacing w:after="0" w:line="240" w:lineRule="auto"/>
     </w:pPr>
     <w:rPr>
+      <w:rFonts w:eastAsia="黑体"/>
       <w:color w:themeColor="background1" w:val="FFFFFF"/>
     </w:rPr>
     <w:tblPr>
@@ -12806,6 +13342,7 @@
     </w:tcPr>
     <w:tblStylePr w:type="firstRow">
       <w:rPr>
+        <w:rFonts w:eastAsia="黑体"/>
         <w:b/>
         <w:bCs/>
       </w:rPr>
@@ -12902,6 +13439,7 @@
       <w:spacing w:after="0" w:line="240" w:lineRule="auto"/>
     </w:pPr>
     <w:rPr>
+      <w:rFonts w:eastAsia="黑体"/>
       <w:color w:themeColor="background1" w:val="FFFFFF"/>
     </w:rPr>
     <w:tblPr>
@@ -12920,6 +13458,7 @@
     </w:tcPr>
     <w:tblStylePr w:type="firstRow">
       <w:rPr>
+        <w:rFonts w:eastAsia="黑体"/>
         <w:b/>
         <w:bCs/>
       </w:rPr>
@@ -13016,6 +13555,7 @@
       <w:spacing w:after="0" w:line="240" w:lineRule="auto"/>
     </w:pPr>
     <w:rPr>
+      <w:rFonts w:eastAsia="黑体"/>
       <w:color w:themeColor="text1" w:val="000000"/>
     </w:rPr>
     <w:tblPr>
@@ -13042,6 +13582,7 @@
     </w:tcPr>
     <w:tblStylePr w:type="firstRow">
       <w:rPr>
+        <w:rFonts w:eastAsia="黑体"/>
         <w:b/>
         <w:bCs/>
       </w:rPr>
@@ -13060,6 +13601,7 @@
     </w:tblStylePr>
     <w:tblStylePr w:type="lastRow">
       <w:rPr>
+        <w:rFonts w:eastAsia="黑体"/>
         <w:b/>
         <w:bCs/>
         <w:color w:themeColor="background1" w:val="FFFFFF"/>
@@ -13074,6 +13616,7 @@
     </w:tblStylePr>
     <w:tblStylePr w:type="firstCol">
       <w:rPr>
+        <w:rFonts w:eastAsia="黑体"/>
         <w:color w:themeColor="background1" w:val="FFFFFF"/>
       </w:rPr>
       <w:tblPr/>
@@ -13091,6 +13634,7 @@
     </w:tblStylePr>
     <w:tblStylePr w:type="lastCol">
       <w:rPr>
+        <w:rFonts w:eastAsia="黑体"/>
         <w:color w:themeColor="background1" w:val="FFFFFF"/>
       </w:rPr>
       <w:tblPr/>
@@ -13120,11 +13664,13 @@
     </w:tblStylePr>
     <w:tblStylePr w:type="neCell">
       <w:rPr>
+        <w:rFonts w:eastAsia="黑体"/>
         <w:color w:themeColor="text1" w:val="000000"/>
       </w:rPr>
     </w:tblStylePr>
     <w:tblStylePr w:type="nwCell">
       <w:rPr>
+        <w:rFonts w:eastAsia="黑体"/>
         <w:color w:themeColor="text1" w:val="000000"/>
       </w:rPr>
     </w:tblStylePr>
@@ -13138,6 +13684,7 @@
       <w:spacing w:after="0" w:line="240" w:lineRule="auto"/>
     </w:pPr>
     <w:rPr>
+      <w:rFonts w:eastAsia="黑体"/>
       <w:color w:themeColor="text1" w:val="000000"/>
     </w:rPr>
     <w:tblPr>
@@ -13164,6 +13711,7 @@
     </w:tcPr>
     <w:tblStylePr w:type="firstRow">
       <w:rPr>
+        <w:rFonts w:eastAsia="黑体"/>
         <w:b/>
         <w:bCs/>
       </w:rPr>
@@ -13182,6 +13730,7 @@
     </w:tblStylePr>
     <w:tblStylePr w:type="lastRow">
       <w:rPr>
+        <w:rFonts w:eastAsia="黑体"/>
         <w:b/>
         <w:bCs/>
         <w:color w:themeColor="background1" w:val="FFFFFF"/>
@@ -13196,6 +13745,7 @@
     </w:tblStylePr>
     <w:tblStylePr w:type="firstCol">
       <w:rPr>
+        <w:rFonts w:eastAsia="黑体"/>
         <w:color w:themeColor="background1" w:val="FFFFFF"/>
       </w:rPr>
       <w:tblPr/>
@@ -13213,6 +13763,7 @@
     </w:tblStylePr>
     <w:tblStylePr w:type="lastCol">
       <w:rPr>
+        <w:rFonts w:eastAsia="黑体"/>
         <w:color w:themeColor="background1" w:val="FFFFFF"/>
       </w:rPr>
       <w:tblPr/>
@@ -13242,11 +13793,13 @@
     </w:tblStylePr>
     <w:tblStylePr w:type="neCell">
       <w:rPr>
+        <w:rFonts w:eastAsia="黑体"/>
         <w:color w:themeColor="text1" w:val="000000"/>
       </w:rPr>
     </w:tblStylePr>
     <w:tblStylePr w:type="nwCell">
       <w:rPr>
+        <w:rFonts w:eastAsia="黑体"/>
         <w:color w:themeColor="text1" w:val="000000"/>
       </w:rPr>
     </w:tblStylePr>
@@ -13260,6 +13813,7 @@
       <w:spacing w:after="0" w:line="240" w:lineRule="auto"/>
     </w:pPr>
     <w:rPr>
+      <w:rFonts w:eastAsia="黑体"/>
       <w:color w:themeColor="text1" w:val="000000"/>
     </w:rPr>
     <w:tblPr>
@@ -13286,6 +13840,7 @@
     </w:tcPr>
     <w:tblStylePr w:type="firstRow">
       <w:rPr>
+        <w:rFonts w:eastAsia="黑体"/>
         <w:b/>
         <w:bCs/>
       </w:rPr>
@@ -13304,6 +13859,7 @@
     </w:tblStylePr>
     <w:tblStylePr w:type="lastRow">
       <w:rPr>
+        <w:rFonts w:eastAsia="黑体"/>
         <w:b/>
         <w:bCs/>
         <w:color w:themeColor="background1" w:val="FFFFFF"/>
@@ -13318,6 +13874,7 @@
     </w:tblStylePr>
     <w:tblStylePr w:type="firstCol">
       <w:rPr>
+        <w:rFonts w:eastAsia="黑体"/>
         <w:color w:themeColor="background1" w:val="FFFFFF"/>
       </w:rPr>
       <w:tblPr/>
@@ -13335,6 +13892,7 @@
     </w:tblStylePr>
     <w:tblStylePr w:type="lastCol">
       <w:rPr>
+        <w:rFonts w:eastAsia="黑体"/>
         <w:color w:themeColor="background1" w:val="FFFFFF"/>
       </w:rPr>
       <w:tblPr/>
@@ -13364,11 +13922,13 @@
     </w:tblStylePr>
     <w:tblStylePr w:type="neCell">
       <w:rPr>
+        <w:rFonts w:eastAsia="黑体"/>
         <w:color w:themeColor="text1" w:val="000000"/>
       </w:rPr>
     </w:tblStylePr>
     <w:tblStylePr w:type="nwCell">
       <w:rPr>
+        <w:rFonts w:eastAsia="黑体"/>
         <w:color w:themeColor="text1" w:val="000000"/>
       </w:rPr>
     </w:tblStylePr>
@@ -13382,6 +13942,7 @@
       <w:spacing w:after="0" w:line="240" w:lineRule="auto"/>
     </w:pPr>
     <w:rPr>
+      <w:rFonts w:eastAsia="黑体"/>
       <w:color w:themeColor="text1" w:val="000000"/>
     </w:rPr>
     <w:tblPr>
@@ -13408,6 +13969,7 @@
     </w:tcPr>
     <w:tblStylePr w:type="firstRow">
       <w:rPr>
+        <w:rFonts w:eastAsia="黑体"/>
         <w:b/>
         <w:bCs/>
       </w:rPr>
@@ -13426,6 +13988,7 @@
     </w:tblStylePr>
     <w:tblStylePr w:type="lastRow">
       <w:rPr>
+        <w:rFonts w:eastAsia="黑体"/>
         <w:b/>
         <w:bCs/>
         <w:color w:themeColor="background1" w:val="FFFFFF"/>
@@ -13440,6 +14003,7 @@
     </w:tblStylePr>
     <w:tblStylePr w:type="firstCol">
       <w:rPr>
+        <w:rFonts w:eastAsia="黑体"/>
         <w:color w:themeColor="background1" w:val="FFFFFF"/>
       </w:rPr>
       <w:tblPr/>
@@ -13457,6 +14021,7 @@
     </w:tblStylePr>
     <w:tblStylePr w:type="lastCol">
       <w:rPr>
+        <w:rFonts w:eastAsia="黑体"/>
         <w:color w:themeColor="background1" w:val="FFFFFF"/>
       </w:rPr>
       <w:tblPr/>
@@ -13494,6 +14059,7 @@
       <w:spacing w:after="0" w:line="240" w:lineRule="auto"/>
     </w:pPr>
     <w:rPr>
+      <w:rFonts w:eastAsia="黑体"/>
       <w:color w:themeColor="text1" w:val="000000"/>
     </w:rPr>
     <w:tblPr>
@@ -13520,6 +14086,7 @@
     </w:tcPr>
     <w:tblStylePr w:type="firstRow">
       <w:rPr>
+        <w:rFonts w:eastAsia="黑体"/>
         <w:b/>
         <w:bCs/>
       </w:rPr>
@@ -13538,6 +14105,7 @@
     </w:tblStylePr>
     <w:tblStylePr w:type="lastRow">
       <w:rPr>
+        <w:rFonts w:eastAsia="黑体"/>
         <w:b/>
         <w:bCs/>
         <w:color w:themeColor="background1" w:val="FFFFFF"/>
@@ -13552,6 +14120,7 @@
     </w:tblStylePr>
     <w:tblStylePr w:type="firstCol">
       <w:rPr>
+        <w:rFonts w:eastAsia="黑体"/>
         <w:color w:themeColor="background1" w:val="FFFFFF"/>
       </w:rPr>
       <w:tblPr/>
@@ -13569,6 +14138,7 @@
     </w:tblStylePr>
     <w:tblStylePr w:type="lastCol">
       <w:rPr>
+        <w:rFonts w:eastAsia="黑体"/>
         <w:color w:themeColor="background1" w:val="FFFFFF"/>
       </w:rPr>
       <w:tblPr/>
@@ -13598,11 +14168,13 @@
     </w:tblStylePr>
     <w:tblStylePr w:type="neCell">
       <w:rPr>
+        <w:rFonts w:eastAsia="黑体"/>
         <w:color w:themeColor="text1" w:val="000000"/>
       </w:rPr>
     </w:tblStylePr>
     <w:tblStylePr w:type="nwCell">
       <w:rPr>
+        <w:rFonts w:eastAsia="黑体"/>
         <w:color w:themeColor="text1" w:val="000000"/>
       </w:rPr>
     </w:tblStylePr>
@@ -13616,6 +14188,7 @@
       <w:spacing w:after="0" w:line="240" w:lineRule="auto"/>
     </w:pPr>
     <w:rPr>
+      <w:rFonts w:eastAsia="黑体"/>
       <w:color w:themeColor="text1" w:val="000000"/>
     </w:rPr>
     <w:tblPr>
@@ -13642,6 +14215,7 @@
     </w:tcPr>
     <w:tblStylePr w:type="firstRow">
       <w:rPr>
+        <w:rFonts w:eastAsia="黑体"/>
         <w:b/>
         <w:bCs/>
       </w:rPr>
@@ -13660,6 +14234,7 @@
     </w:tblStylePr>
     <w:tblStylePr w:type="lastRow">
       <w:rPr>
+        <w:rFonts w:eastAsia="黑体"/>
         <w:b/>
         <w:bCs/>
         <w:color w:themeColor="background1" w:val="FFFFFF"/>
@@ -13674,6 +14249,7 @@
     </w:tblStylePr>
     <w:tblStylePr w:type="firstCol">
       <w:rPr>
+        <w:rFonts w:eastAsia="黑体"/>
         <w:color w:themeColor="background1" w:val="FFFFFF"/>
       </w:rPr>
       <w:tblPr/>
@@ -13691,6 +14267,7 @@
     </w:tblStylePr>
     <w:tblStylePr w:type="lastCol">
       <w:rPr>
+        <w:rFonts w:eastAsia="黑体"/>
         <w:color w:themeColor="background1" w:val="FFFFFF"/>
       </w:rPr>
       <w:tblPr/>
@@ -13720,11 +14297,13 @@
     </w:tblStylePr>
     <w:tblStylePr w:type="neCell">
       <w:rPr>
+        <w:rFonts w:eastAsia="黑体"/>
         <w:color w:themeColor="text1" w:val="000000"/>
       </w:rPr>
     </w:tblStylePr>
     <w:tblStylePr w:type="nwCell">
       <w:rPr>
+        <w:rFonts w:eastAsia="黑体"/>
         <w:color w:themeColor="text1" w:val="000000"/>
       </w:rPr>
     </w:tblStylePr>
@@ -13738,6 +14317,7 @@
       <w:spacing w:after="0" w:line="240" w:lineRule="auto"/>
     </w:pPr>
     <w:rPr>
+      <w:rFonts w:eastAsia="黑体"/>
       <w:color w:themeColor="text1" w:val="000000"/>
     </w:rPr>
     <w:tblPr>
@@ -13764,6 +14344,7 @@
     </w:tcPr>
     <w:tblStylePr w:type="firstRow">
       <w:rPr>
+        <w:rFonts w:eastAsia="黑体"/>
         <w:b/>
         <w:bCs/>
       </w:rPr>
@@ -13782,6 +14363,7 @@
     </w:tblStylePr>
     <w:tblStylePr w:type="lastRow">
       <w:rPr>
+        <w:rFonts w:eastAsia="黑体"/>
         <w:b/>
         <w:bCs/>
         <w:color w:themeColor="background1" w:val="FFFFFF"/>
@@ -13796,6 +14378,7 @@
     </w:tblStylePr>
     <w:tblStylePr w:type="firstCol">
       <w:rPr>
+        <w:rFonts w:eastAsia="黑体"/>
         <w:color w:themeColor="background1" w:val="FFFFFF"/>
       </w:rPr>
       <w:tblPr/>
@@ -13813,6 +14396,7 @@
     </w:tblStylePr>
     <w:tblStylePr w:type="lastCol">
       <w:rPr>
+        <w:rFonts w:eastAsia="黑体"/>
         <w:color w:themeColor="background1" w:val="FFFFFF"/>
       </w:rPr>
       <w:tblPr/>
@@ -13842,11 +14426,13 @@
     </w:tblStylePr>
     <w:tblStylePr w:type="neCell">
       <w:rPr>
+        <w:rFonts w:eastAsia="黑体"/>
         <w:color w:themeColor="text1" w:val="000000"/>
       </w:rPr>
     </w:tblStylePr>
     <w:tblStylePr w:type="nwCell">
       <w:rPr>
+        <w:rFonts w:eastAsia="黑体"/>
         <w:color w:themeColor="text1" w:val="000000"/>
       </w:rPr>
     </w:tblStylePr>
@@ -13860,6 +14446,7 @@
       <w:spacing w:after="0" w:line="240" w:lineRule="auto"/>
     </w:pPr>
     <w:rPr>
+      <w:rFonts w:eastAsia="黑体"/>
       <w:color w:themeColor="text1" w:val="000000"/>
     </w:rPr>
     <w:tblPr>
@@ -13878,6 +14465,7 @@
     </w:tcPr>
     <w:tblStylePr w:type="firstRow">
       <w:rPr>
+        <w:rFonts w:eastAsia="黑体"/>
         <w:b/>
         <w:bCs/>
         <w:color w:themeColor="background1" w:val="FFFFFF"/>
@@ -13892,6 +14480,7 @@
     </w:tblStylePr>
     <w:tblStylePr w:type="lastRow">
       <w:rPr>
+        <w:rFonts w:eastAsia="黑体"/>
         <w:b/>
         <w:bCs/>
         <w:color w:themeColor="accent2" w:themeShade="CC" w:val="9E3A38"/>
@@ -13906,12 +14495,14 @@
     </w:tblStylePr>
     <w:tblStylePr w:type="firstCol">
       <w:rPr>
+        <w:rFonts w:eastAsia="黑体"/>
         <w:b/>
         <w:bCs/>
       </w:rPr>
     </w:tblStylePr>
     <w:tblStylePr w:type="lastCol">
       <w:rPr>
+        <w:rFonts w:eastAsia="黑体"/>
         <w:b/>
         <w:bCs/>
       </w:rPr>
@@ -13946,6 +14537,7 @@
       <w:spacing w:after="0" w:line="240" w:lineRule="auto"/>
     </w:pPr>
     <w:rPr>
+      <w:rFonts w:eastAsia="黑体"/>
       <w:color w:themeColor="text1" w:val="000000"/>
     </w:rPr>
     <w:tblPr>
@@ -13964,6 +14556,7 @@
     </w:tcPr>
     <w:tblStylePr w:type="firstRow">
       <w:rPr>
+        <w:rFonts w:eastAsia="黑体"/>
         <w:b/>
         <w:bCs/>
         <w:color w:themeColor="background1" w:val="FFFFFF"/>
@@ -13978,6 +14571,7 @@
     </w:tblStylePr>
     <w:tblStylePr w:type="lastRow">
       <w:rPr>
+        <w:rFonts w:eastAsia="黑体"/>
         <w:b/>
         <w:bCs/>
         <w:color w:themeColor="accent2" w:themeShade="CC" w:val="9E3A38"/>
@@ -13992,12 +14586,14 @@
     </w:tblStylePr>
     <w:tblStylePr w:type="firstCol">
       <w:rPr>
+        <w:rFonts w:eastAsia="黑体"/>
         <w:b/>
         <w:bCs/>
       </w:rPr>
     </w:tblStylePr>
     <w:tblStylePr w:type="lastCol">
       <w:rPr>
+        <w:rFonts w:eastAsia="黑体"/>
         <w:b/>
         <w:bCs/>
       </w:rPr>
@@ -14032,6 +14628,7 @@
       <w:spacing w:after="0" w:line="240" w:lineRule="auto"/>
     </w:pPr>
     <w:rPr>
+      <w:rFonts w:eastAsia="黑体"/>
       <w:color w:themeColor="text1" w:val="000000"/>
     </w:rPr>
     <w:tblPr>
@@ -14050,6 +14647,7 @@
     </w:tcPr>
     <w:tblStylePr w:type="firstRow">
       <w:rPr>
+        <w:rFonts w:eastAsia="黑体"/>
         <w:b/>
         <w:bCs/>
         <w:color w:themeColor="background1" w:val="FFFFFF"/>
@@ -14064,6 +14662,7 @@
     </w:tblStylePr>
     <w:tblStylePr w:type="lastRow">
       <w:rPr>
+        <w:rFonts w:eastAsia="黑体"/>
         <w:b/>
         <w:bCs/>
         <w:color w:themeColor="accent2" w:themeShade="CC" w:val="9E3A38"/>
@@ -14078,12 +14677,14 @@
     </w:tblStylePr>
     <w:tblStylePr w:type="firstCol">
       <w:rPr>
+        <w:rFonts w:eastAsia="黑体"/>
         <w:b/>
         <w:bCs/>
       </w:rPr>
     </w:tblStylePr>
     <w:tblStylePr w:type="lastCol">
       <w:rPr>
+        <w:rFonts w:eastAsia="黑体"/>
         <w:b/>
         <w:bCs/>
       </w:rPr>
@@ -14118,6 +14719,7 @@
       <w:spacing w:after="0" w:line="240" w:lineRule="auto"/>
     </w:pPr>
     <w:rPr>
+      <w:rFonts w:eastAsia="黑体"/>
       <w:color w:themeColor="text1" w:val="000000"/>
     </w:rPr>
     <w:tblPr>
@@ -14136,6 +14738,7 @@
     </w:tcPr>
     <w:tblStylePr w:type="firstRow">
       <w:rPr>
+        <w:rFonts w:eastAsia="黑体"/>
         <w:b/>
         <w:bCs/>
         <w:color w:themeColor="background1" w:val="FFFFFF"/>
@@ -14150,6 +14753,7 @@
     </w:tblStylePr>
     <w:tblStylePr w:type="lastRow">
       <w:rPr>
+        <w:rFonts w:eastAsia="黑体"/>
         <w:b/>
         <w:bCs/>
         <w:color w:themeColor="accent4" w:themeShade="CC" w:val="664E82"/>
@@ -14164,12 +14768,14 @@
     </w:tblStylePr>
     <w:tblStylePr w:type="firstCol">
       <w:rPr>
+        <w:rFonts w:eastAsia="黑体"/>
         <w:b/>
         <w:bCs/>
       </w:rPr>
     </w:tblStylePr>
     <w:tblStylePr w:type="lastCol">
       <w:rPr>
+        <w:rFonts w:eastAsia="黑体"/>
         <w:b/>
         <w:bCs/>
       </w:rPr>
@@ -14204,6 +14810,7 @@
       <w:spacing w:after="0" w:line="240" w:lineRule="auto"/>
     </w:pPr>
     <w:rPr>
+      <w:rFonts w:eastAsia="黑体"/>
       <w:color w:themeColor="text1" w:val="000000"/>
     </w:rPr>
     <w:tblPr>
@@ -14222,6 +14829,7 @@
     </w:tcPr>
     <w:tblStylePr w:type="firstRow">
       <w:rPr>
+        <w:rFonts w:eastAsia="黑体"/>
         <w:b/>
         <w:bCs/>
         <w:color w:themeColor="background1" w:val="FFFFFF"/>
@@ -14236,6 +14844,7 @@
     </w:tblStylePr>
     <w:tblStylePr w:type="lastRow">
       <w:rPr>
+        <w:rFonts w:eastAsia="黑体"/>
         <w:b/>
         <w:bCs/>
         <w:color w:themeColor="accent3" w:themeShade="CC" w:val="7E9C40"/>
@@ -14250,12 +14859,14 @@
     </w:tblStylePr>
     <w:tblStylePr w:type="firstCol">
       <w:rPr>
+        <w:rFonts w:eastAsia="黑体"/>
         <w:b/>
         <w:bCs/>
       </w:rPr>
     </w:tblStylePr>
     <w:tblStylePr w:type="lastCol">
       <w:rPr>
+        <w:rFonts w:eastAsia="黑体"/>
         <w:b/>
         <w:bCs/>
       </w:rPr>
@@ -14290,6 +14901,7 @@
       <w:spacing w:after="0" w:line="240" w:lineRule="auto"/>
     </w:pPr>
     <w:rPr>
+      <w:rFonts w:eastAsia="黑体"/>
       <w:color w:themeColor="text1" w:val="000000"/>
     </w:rPr>
     <w:tblPr>
@@ -14308,6 +14920,7 @@
     </w:tcPr>
     <w:tblStylePr w:type="firstRow">
       <w:rPr>
+        <w:rFonts w:eastAsia="黑体"/>
         <w:b/>
         <w:bCs/>
         <w:color w:themeColor="background1" w:val="FFFFFF"/>
@@ -14322,6 +14935,7 @@
     </w:tblStylePr>
     <w:tblStylePr w:type="lastRow">
       <w:rPr>
+        <w:rFonts w:eastAsia="黑体"/>
         <w:b/>
         <w:bCs/>
         <w:color w:themeColor="accent6" w:themeShade="CC" w:val="F2730A"/>
@@ -14336,12 +14950,14 @@
     </w:tblStylePr>
     <w:tblStylePr w:type="firstCol">
       <w:rPr>
+        <w:rFonts w:eastAsia="黑体"/>
         <w:b/>
         <w:bCs/>
       </w:rPr>
     </w:tblStylePr>
     <w:tblStylePr w:type="lastCol">
       <w:rPr>
+        <w:rFonts w:eastAsia="黑体"/>
         <w:b/>
         <w:bCs/>
       </w:rPr>
@@ -14376,6 +14992,7 @@
       <w:spacing w:after="0" w:line="240" w:lineRule="auto"/>
     </w:pPr>
     <w:rPr>
+      <w:rFonts w:eastAsia="黑体"/>
       <w:color w:themeColor="text1" w:val="000000"/>
     </w:rPr>
     <w:tblPr>
@@ -14394,6 +15011,7 @@
     </w:tcPr>
     <w:tblStylePr w:type="firstRow">
       <w:rPr>
+        <w:rFonts w:eastAsia="黑体"/>
         <w:b/>
         <w:bCs/>
         <w:color w:themeColor="background1" w:val="FFFFFF"/>
@@ -14408,6 +15026,7 @@
     </w:tblStylePr>
     <w:tblStylePr w:type="lastRow">
       <w:rPr>
+        <w:rFonts w:eastAsia="黑体"/>
         <w:b/>
         <w:bCs/>
         <w:color w:themeColor="accent5" w:themeShade="CC" w:val="348DA5"/>
@@ -14422,12 +15041,14 @@
     </w:tblStylePr>
     <w:tblStylePr w:type="firstCol">
       <w:rPr>
+        <w:rFonts w:eastAsia="黑体"/>
         <w:b/>
         <w:bCs/>
       </w:rPr>
     </w:tblStylePr>
     <w:tblStylePr w:type="lastCol">
       <w:rPr>
+        <w:rFonts w:eastAsia="黑体"/>
         <w:b/>
         <w:bCs/>
       </w:rPr>
@@ -14462,6 +15083,7 @@
       <w:spacing w:after="0" w:line="240" w:lineRule="auto"/>
     </w:pPr>
     <w:rPr>
+      <w:rFonts w:eastAsia="黑体"/>
       <w:color w:themeColor="text1" w:val="000000"/>
     </w:rPr>
     <w:tblPr>
@@ -14483,6 +15105,7 @@
     </w:tcPr>
     <w:tblStylePr w:type="firstRow">
       <w:rPr>
+        <w:rFonts w:eastAsia="黑体"/>
         <w:b/>
         <w:bCs/>
       </w:rPr>
@@ -14493,6 +15116,7 @@
     </w:tblStylePr>
     <w:tblStylePr w:type="lastRow">
       <w:rPr>
+        <w:rFonts w:eastAsia="黑体"/>
         <w:b/>
         <w:bCs/>
         <w:color w:themeColor="text1" w:val="000000"/>
@@ -14504,6 +15128,7 @@
     </w:tblStylePr>
     <w:tblStylePr w:type="firstCol">
       <w:rPr>
+        <w:rFonts w:eastAsia="黑体"/>
         <w:color w:themeColor="background1" w:val="FFFFFF"/>
       </w:rPr>
       <w:tblPr/>
@@ -14513,6 +15138,7 @@
     </w:tblStylePr>
     <w:tblStylePr w:type="lastCol">
       <w:rPr>
+        <w:rFonts w:eastAsia="黑体"/>
         <w:color w:themeColor="background1" w:val="FFFFFF"/>
       </w:rPr>
       <w:tblPr/>
@@ -14542,6 +15168,7 @@
       <w:spacing w:after="0" w:line="240" w:lineRule="auto"/>
     </w:pPr>
     <w:rPr>
+      <w:rFonts w:eastAsia="黑体"/>
       <w:color w:themeColor="text1" w:val="000000"/>
     </w:rPr>
     <w:tblPr>
@@ -14563,6 +15190,7 @@
     </w:tcPr>
     <w:tblStylePr w:type="firstRow">
       <w:rPr>
+        <w:rFonts w:eastAsia="黑体"/>
         <w:b/>
         <w:bCs/>
       </w:rPr>
@@ -14573,6 +15201,7 @@
     </w:tblStylePr>
     <w:tblStylePr w:type="lastRow">
       <w:rPr>
+        <w:rFonts w:eastAsia="黑体"/>
         <w:b/>
         <w:bCs/>
         <w:color w:themeColor="text1" w:val="000000"/>
@@ -14584,6 +15213,7 @@
     </w:tblStylePr>
     <w:tblStylePr w:type="firstCol">
       <w:rPr>
+        <w:rFonts w:eastAsia="黑体"/>
         <w:color w:themeColor="background1" w:val="FFFFFF"/>
       </w:rPr>
       <w:tblPr/>
@@ -14593,6 +15223,7 @@
     </w:tblStylePr>
     <w:tblStylePr w:type="lastCol">
       <w:rPr>
+        <w:rFonts w:eastAsia="黑体"/>
         <w:color w:themeColor="background1" w:val="FFFFFF"/>
       </w:rPr>
       <w:tblPr/>
@@ -14622,6 +15253,7 @@
       <w:spacing w:after="0" w:line="240" w:lineRule="auto"/>
     </w:pPr>
     <w:rPr>
+      <w:rFonts w:eastAsia="黑体"/>
       <w:color w:themeColor="text1" w:val="000000"/>
     </w:rPr>
     <w:tblPr>
@@ -14643,6 +15275,7 @@
     </w:tcPr>
     <w:tblStylePr w:type="firstRow">
       <w:rPr>
+        <w:rFonts w:eastAsia="黑体"/>
         <w:b/>
         <w:bCs/>
       </w:rPr>
@@ -14653,6 +15286,7 @@
     </w:tblStylePr>
     <w:tblStylePr w:type="lastRow">
       <w:rPr>
+        <w:rFonts w:eastAsia="黑体"/>
         <w:b/>
         <w:bCs/>
         <w:color w:themeColor="text1" w:val="000000"/>
@@ -14664,6 +15298,7 @@
     </w:tblStylePr>
     <w:tblStylePr w:type="firstCol">
       <w:rPr>
+        <w:rFonts w:eastAsia="黑体"/>
         <w:color w:themeColor="background1" w:val="FFFFFF"/>
       </w:rPr>
       <w:tblPr/>
@@ -14673,6 +15308,7 @@
     </w:tblStylePr>
     <w:tblStylePr w:type="lastCol">
       <w:rPr>
+        <w:rFonts w:eastAsia="黑体"/>
         <w:color w:themeColor="background1" w:val="FFFFFF"/>
       </w:rPr>
       <w:tblPr/>
@@ -14702,6 +15338,7 @@
       <w:spacing w:after="0" w:line="240" w:lineRule="auto"/>
     </w:pPr>
     <w:rPr>
+      <w:rFonts w:eastAsia="黑体"/>
       <w:color w:themeColor="text1" w:val="000000"/>
     </w:rPr>
     <w:tblPr>
@@ -14723,6 +15360,7 @@
     </w:tcPr>
     <w:tblStylePr w:type="firstRow">
       <w:rPr>
+        <w:rFonts w:eastAsia="黑体"/>
         <w:b/>
         <w:bCs/>
       </w:rPr>
@@ -14733,6 +15371,7 @@
     </w:tblStylePr>
     <w:tblStylePr w:type="lastRow">
       <w:rPr>
+        <w:rFonts w:eastAsia="黑体"/>
         <w:b/>
         <w:bCs/>
         <w:color w:themeColor="text1" w:val="000000"/>
@@ -14744,6 +15383,7 @@
     </w:tblStylePr>
     <w:tblStylePr w:type="firstCol">
       <w:rPr>
+        <w:rFonts w:eastAsia="黑体"/>
         <w:color w:themeColor="background1" w:val="FFFFFF"/>
       </w:rPr>
       <w:tblPr/>
@@ -14753,6 +15393,7 @@
     </w:tblStylePr>
     <w:tblStylePr w:type="lastCol">
       <w:rPr>
+        <w:rFonts w:eastAsia="黑体"/>
         <w:color w:themeColor="background1" w:val="FFFFFF"/>
       </w:rPr>
       <w:tblPr/>
@@ -14782,6 +15423,7 @@
       <w:spacing w:after="0" w:line="240" w:lineRule="auto"/>
     </w:pPr>
     <w:rPr>
+      <w:rFonts w:eastAsia="黑体"/>
       <w:color w:themeColor="text1" w:val="000000"/>
     </w:rPr>
     <w:tblPr>
@@ -14803,6 +15445,7 @@
     </w:tcPr>
     <w:tblStylePr w:type="firstRow">
       <w:rPr>
+        <w:rFonts w:eastAsia="黑体"/>
         <w:b/>
         <w:bCs/>
       </w:rPr>
@@ -14813,6 +15456,7 @@
     </w:tblStylePr>
     <w:tblStylePr w:type="lastRow">
       <w:rPr>
+        <w:rFonts w:eastAsia="黑体"/>
         <w:b/>
         <w:bCs/>
         <w:color w:themeColor="text1" w:val="000000"/>
@@ -14824,6 +15468,7 @@
     </w:tblStylePr>
     <w:tblStylePr w:type="firstCol">
       <w:rPr>
+        <w:rFonts w:eastAsia="黑体"/>
         <w:color w:themeColor="background1" w:val="FFFFFF"/>
       </w:rPr>
       <w:tblPr/>
@@ -14833,6 +15478,7 @@
     </w:tblStylePr>
     <w:tblStylePr w:type="lastCol">
       <w:rPr>
+        <w:rFonts w:eastAsia="黑体"/>
         <w:color w:themeColor="background1" w:val="FFFFFF"/>
       </w:rPr>
       <w:tblPr/>
@@ -14862,6 +15508,7 @@
       <w:spacing w:after="0" w:line="240" w:lineRule="auto"/>
     </w:pPr>
     <w:rPr>
+      <w:rFonts w:eastAsia="黑体"/>
       <w:color w:themeColor="text1" w:val="000000"/>
     </w:rPr>
     <w:tblPr>
@@ -14883,6 +15530,7 @@
     </w:tcPr>
     <w:tblStylePr w:type="firstRow">
       <w:rPr>
+        <w:rFonts w:eastAsia="黑体"/>
         <w:b/>
         <w:bCs/>
       </w:rPr>
@@ -14893,6 +15541,7 @@
     </w:tblStylePr>
     <w:tblStylePr w:type="lastRow">
       <w:rPr>
+        <w:rFonts w:eastAsia="黑体"/>
         <w:b/>
         <w:bCs/>
         <w:color w:themeColor="text1" w:val="000000"/>
@@ -14904,6 +15553,7 @@
     </w:tblStylePr>
     <w:tblStylePr w:type="firstCol">
       <w:rPr>
+        <w:rFonts w:eastAsia="黑体"/>
         <w:color w:themeColor="background1" w:val="FFFFFF"/>
       </w:rPr>
       <w:tblPr/>
@@ -14913,6 +15563,7 @@
     </w:tblStylePr>
     <w:tblStylePr w:type="lastCol">
       <w:rPr>
+        <w:rFonts w:eastAsia="黑体"/>
         <w:color w:themeColor="background1" w:val="FFFFFF"/>
       </w:rPr>
       <w:tblPr/>
@@ -14942,6 +15593,7 @@
       <w:spacing w:after="0" w:line="240" w:lineRule="auto"/>
     </w:pPr>
     <w:rPr>
+      <w:rFonts w:eastAsia="黑体"/>
       <w:color w:themeColor="text1" w:val="000000"/>
     </w:rPr>
     <w:tblPr>
@@ -14963,6 +15615,7 @@
     </w:tcPr>
     <w:tblStylePr w:type="firstRow">
       <w:rPr>
+        <w:rFonts w:eastAsia="黑体"/>
         <w:b/>
         <w:bCs/>
       </w:rPr>
@@ -14973,6 +15626,7 @@
     </w:tblStylePr>
     <w:tblStylePr w:type="lastRow">
       <w:rPr>
+        <w:rFonts w:eastAsia="黑体"/>
         <w:b/>
         <w:bCs/>
         <w:color w:themeColor="text1" w:val="000000"/>
@@ -14984,6 +15638,7 @@
     </w:tblStylePr>
     <w:tblStylePr w:type="firstCol">
       <w:rPr>
+        <w:rFonts w:eastAsia="黑体"/>
         <w:color w:themeColor="background1" w:val="FFFFFF"/>
       </w:rPr>
       <w:tblPr/>
@@ -14993,6 +15648,7 @@
     </w:tblStylePr>
     <w:tblStylePr w:type="lastCol">
       <w:rPr>
+        <w:rFonts w:eastAsia="黑体"/>
         <w:color w:themeColor="background1" w:val="FFFFFF"/>
       </w:rPr>
       <w:tblPr/>
@@ -15025,6 +15681,7 @@
     <w:name w:val="KeywordTok"/>
     <w:basedOn w:val="VerbatimChar"/>
     <w:rPr>
+      <w:rFonts w:eastAsia="黑体"/>
       <w:b/>
       <w:color w:val="007020"/>
     </w:rPr>
@@ -15033,6 +15690,7 @@
     <w:name w:val="DataTypeTok"/>
     <w:basedOn w:val="VerbatimChar"/>
     <w:rPr>
+      <w:rFonts w:eastAsia="黑体"/>
       <w:color w:val="902000"/>
     </w:rPr>
   </w:style>
@@ -15040,6 +15698,7 @@
     <w:name w:val="DecValTok"/>
     <w:basedOn w:val="VerbatimChar"/>
     <w:rPr>
+      <w:rFonts w:eastAsia="黑体"/>
       <w:color w:val="40a070"/>
     </w:rPr>
   </w:style>
@@ -15047,6 +15706,7 @@
     <w:name w:val="BaseNTok"/>
     <w:basedOn w:val="VerbatimChar"/>
     <w:rPr>
+      <w:rFonts w:eastAsia="黑体"/>
       <w:color w:val="40a070"/>
     </w:rPr>
   </w:style>
@@ -15054,6 +15714,7 @@
     <w:name w:val="FloatTok"/>
     <w:basedOn w:val="VerbatimChar"/>
     <w:rPr>
+      <w:rFonts w:eastAsia="黑体"/>
       <w:color w:val="40a070"/>
     </w:rPr>
   </w:style>
@@ -15061,6 +15722,7 @@
     <w:name w:val="ConstantTok"/>
     <w:basedOn w:val="VerbatimChar"/>
     <w:rPr>
+      <w:rFonts w:eastAsia="黑体"/>
       <w:color w:val="880000"/>
     </w:rPr>
   </w:style>
@@ -15068,6 +15730,7 @@
     <w:name w:val="CharTok"/>
     <w:basedOn w:val="VerbatimChar"/>
     <w:rPr>
+      <w:rFonts w:eastAsia="黑体"/>
       <w:color w:val="4070a0"/>
     </w:rPr>
   </w:style>
@@ -15075,6 +15738,7 @@
     <w:name w:val="SpecialCharTok"/>
     <w:basedOn w:val="VerbatimChar"/>
     <w:rPr>
+      <w:rFonts w:eastAsia="黑体"/>
       <w:color w:val="4070a0"/>
     </w:rPr>
   </w:style>
@@ -15082,6 +15746,7 @@
     <w:name w:val="StringTok"/>
     <w:basedOn w:val="VerbatimChar"/>
     <w:rPr>
+      <w:rFonts w:eastAsia="黑体"/>
       <w:color w:val="4070a0"/>
     </w:rPr>
   </w:style>
@@ -15089,6 +15754,7 @@
     <w:name w:val="VerbatimStringTok"/>
     <w:basedOn w:val="VerbatimChar"/>
     <w:rPr>
+      <w:rFonts w:eastAsia="黑体"/>
       <w:color w:val="4070a0"/>
     </w:rPr>
   </w:style>
@@ -15096,6 +15762,7 @@
     <w:name w:val="SpecialStringTok"/>
     <w:basedOn w:val="VerbatimChar"/>
     <w:rPr>
+      <w:rFonts w:eastAsia="黑体"/>
       <w:color w:val="bb6688"/>
     </w:rPr>
   </w:style>
@@ -15103,6 +15770,7 @@
     <w:name w:val="ImportTok"/>
     <w:basedOn w:val="VerbatimChar"/>
     <w:rPr>
+      <w:rFonts w:eastAsia="黑体"/>
       <w:b/>
       <w:color w:val="008000"/>
     </w:rPr>
@@ -15111,6 +15779,7 @@
     <w:name w:val="CommentTok"/>
     <w:basedOn w:val="VerbatimChar"/>
     <w:rPr>
+      <w:rFonts w:eastAsia="黑体"/>
       <w:i/>
       <w:color w:val="60a0b0"/>
     </w:rPr>
@@ -15119,6 +15788,7 @@
     <w:name w:val="DocumentationTok"/>
     <w:basedOn w:val="VerbatimChar"/>
     <w:rPr>
+      <w:rFonts w:eastAsia="黑体"/>
       <w:i/>
       <w:color w:val="ba2121"/>
     </w:rPr>
@@ -15127,6 +15797,7 @@
     <w:name w:val="AnnotationTok"/>
     <w:basedOn w:val="VerbatimChar"/>
     <w:rPr>
+      <w:rFonts w:eastAsia="黑体"/>
       <w:b/>
       <w:i/>
       <w:color w:val="60a0b0"/>
@@ -15136,6 +15807,7 @@
     <w:name w:val="CommentVarTok"/>
     <w:basedOn w:val="VerbatimChar"/>
     <w:rPr>
+      <w:rFonts w:eastAsia="黑体"/>
       <w:b/>
       <w:i/>
       <w:color w:val="60a0b0"/>
@@ -15145,6 +15817,7 @@
     <w:name w:val="OtherTok"/>
     <w:basedOn w:val="VerbatimChar"/>
     <w:rPr>
+      <w:rFonts w:eastAsia="黑体"/>
       <w:color w:val="007020"/>
     </w:rPr>
   </w:style>
@@ -15152,6 +15825,7 @@
     <w:name w:val="FunctionTok"/>
     <w:basedOn w:val="VerbatimChar"/>
     <w:rPr>
+      <w:rFonts w:eastAsia="黑体"/>
       <w:color w:val="06287e"/>
     </w:rPr>
   </w:style>
@@ -15159,6 +15833,7 @@
     <w:name w:val="VariableTok"/>
     <w:basedOn w:val="VerbatimChar"/>
     <w:rPr>
+      <w:rFonts w:eastAsia="黑体"/>
       <w:color w:val="19177c"/>
     </w:rPr>
   </w:style>
@@ -15166,6 +15841,7 @@
     <w:name w:val="ControlFlowTok"/>
     <w:basedOn w:val="VerbatimChar"/>
     <w:rPr>
+      <w:rFonts w:eastAsia="黑体"/>
       <w:b/>
       <w:color w:val="007020"/>
     </w:rPr>
@@ -15174,6 +15850,7 @@
     <w:name w:val="OperatorTok"/>
     <w:basedOn w:val="VerbatimChar"/>
     <w:rPr>
+      <w:rFonts w:eastAsia="黑体"/>
       <w:color w:val="666666"/>
     </w:rPr>
   </w:style>
@@ -15181,18 +15858,22 @@
     <w:name w:val="BuiltInTok"/>
     <w:basedOn w:val="VerbatimChar"/>
     <w:rPr>
+      <w:rFonts w:eastAsia="黑体"/>
       <w:color w:val="008000"/>
     </w:rPr>
   </w:style>
   <w:style w:type="character" w:customStyle="1" w:styleId="ExtensionTok">
     <w:name w:val="ExtensionTok"/>
     <w:basedOn w:val="VerbatimChar"/>
-    <w:rPr/>
+    <w:rPr>
+      <w:rFonts w:eastAsia="黑体"/>
+    </w:rPr>
   </w:style>
   <w:style w:type="character" w:customStyle="1" w:styleId="PreprocessorTok">
     <w:name w:val="PreprocessorTok"/>
     <w:basedOn w:val="VerbatimChar"/>
     <w:rPr>
+      <w:rFonts w:eastAsia="黑体"/>
       <w:color w:val="bc7a00"/>
     </w:rPr>
   </w:style>
@@ -15200,18 +15881,22 @@
     <w:name w:val="AttributeTok"/>
     <w:basedOn w:val="VerbatimChar"/>
     <w:rPr>
+      <w:rFonts w:eastAsia="黑体"/>
       <w:color w:val="7d9029"/>
     </w:rPr>
   </w:style>
   <w:style w:type="character" w:customStyle="1" w:styleId="RegionMarkerTok">
     <w:name w:val="RegionMarkerTok"/>
     <w:basedOn w:val="VerbatimChar"/>
-    <w:rPr/>
+    <w:rPr>
+      <w:rFonts w:eastAsia="黑体"/>
+    </w:rPr>
   </w:style>
   <w:style w:type="character" w:customStyle="1" w:styleId="InformationTok">
     <w:name w:val="InformationTok"/>
     <w:basedOn w:val="VerbatimChar"/>
     <w:rPr>
+      <w:rFonts w:eastAsia="黑体"/>
       <w:b/>
       <w:i/>
       <w:color w:val="60a0b0"/>
@@ -15221,6 +15906,7 @@
     <w:name w:val="WarningTok"/>
     <w:basedOn w:val="VerbatimChar"/>
     <w:rPr>
+      <w:rFonts w:eastAsia="黑体"/>
       <w:b/>
       <w:i/>
       <w:color w:val="60a0b0"/>
@@ -15230,6 +15916,7 @@
     <w:name w:val="AlertTok"/>
     <w:basedOn w:val="VerbatimChar"/>
     <w:rPr>
+      <w:rFonts w:eastAsia="黑体"/>
       <w:b/>
       <w:color w:val="ff0000"/>
     </w:rPr>
@@ -15238,6 +15925,7 @@
     <w:name w:val="ErrorTok"/>
     <w:basedOn w:val="VerbatimChar"/>
     <w:rPr>
+      <w:rFonts w:eastAsia="黑体"/>
       <w:b/>
       <w:color w:val="ff0000"/>
     </w:rPr>
@@ -15245,7 +15933,9 @@
   <w:style w:type="character" w:customStyle="1" w:styleId="NormalTok">
     <w:name w:val="NormalTok"/>
     <w:basedOn w:val="VerbatimChar"/>
-    <w:rPr/>
+    <w:rPr>
+      <w:rFonts w:eastAsia="黑体"/>
+    </w:rPr>
   </w:style>
 </w:styles>
 </file>
@@ -15294,12 +15984,12 @@
     <a:fontScheme name="Office">
       <a:majorFont>
         <a:latin typeface="Calibri"/>
-        <a:ea typeface=""/>
+        <a:ea typeface="黑体"/>
         <a:cs typeface=""/>
         <a:font script="Jpan" typeface="ＭＳ ゴシック"/>
         <a:font script="Hang" typeface="맑은 고딕"/>
-        <a:font script="Hans" typeface="宋体"/>
-        <a:font script="Hant" typeface="新細明體"/>
+        <a:font script="Hans" typeface="黑体"/>
+        <a:font script="Hant" typeface="黑体"/>
         <a:font script="Arab" typeface="Times New Roman"/>
         <a:font script="Hebr" typeface="Times New Roman"/>
         <a:font script="Thai" typeface="Angsana New"/>
@@ -15329,12 +16019,12 @@
       </a:majorFont>
       <a:minorFont>
         <a:latin typeface="Cambria"/>
-        <a:ea typeface=""/>
+        <a:ea typeface="黑体"/>
         <a:cs typeface=""/>
         <a:font script="Jpan" typeface="ＭＳ 明朝"/>
         <a:font script="Hang" typeface="맑은 고딕"/>
-        <a:font script="Hans" typeface="宋体"/>
-        <a:font script="Hant" typeface="新細明體"/>
+        <a:font script="Hans" typeface="黑体"/>
+        <a:font script="Hant" typeface="黑体"/>
         <a:font script="Arab" typeface="Arial"/>
         <a:font script="Hebr" typeface="Arial"/>
         <a:font script="Thai" typeface="Cordia New"/>

--- a/09-通信电路/05-其他通信电路/天线匹配电路/天线匹配电路.docx
+++ b/09-通信电路/05-其他通信电路/天线匹配电路/天线匹配电路.docx
@@ -2913,7 +2913,7 @@
           <w:color w:val="555555"/>
           <w:sz w:val="21"/>
         </w:rPr>
-        <w:t>材料收集者：杜文杰，WX手机：19519196569，QQ:3478827729</w:t>
+        <w:t>材料收集者：杜文杰，微信/手机：19519196569，QQ:3478827729</w:t>
       </w:r>
     </w:p>
     <w:sectPr>
